--- a/Huong_dan.docx
+++ b/Huong_dan.docx
@@ -14,7 +14,7 @@
           <w:color w:val="000000"/>
           <w:sz w:val="28"/>
         </w:rPr>
-        <w:t>LAB 03</w:t>
+        <w:t>LAB 04</w:t>
       </w:r>
     </w:p>
     <w:p>
@@ -29,7 +29,7 @@
           <w:color w:val="000000"/>
           <w:sz w:val="28"/>
         </w:rPr>
-        <w:t>HIỂN THỊ SỰ KIỆN, TÌM KIẾM VÀ XỬ LÝ FORM</w:t>
+        <w:t>QUẢN LÝ BẢN NHÁP BẰNG SESSION VÀ COOKIE</w:t>
       </w:r>
     </w:p>
     <w:p>
@@ -70,7 +70,7 @@
           <w:b w:val="0"/>
           <w:sz w:val="26"/>
         </w:rPr>
-        <w:t>Nội dung bài giảng: Chương 3, slide 9–15: mảng; 16–20: Form, chuyển hướng, GET/POST; 21–22: include/require. Số trang tính cả trang bìa. Git và kiểm thử được sử dụng để hỗ trợ thực hành.</w:t>
+        <w:t>Nội dung bài giảng: Chương 3, slide 23–31: Session, Cookie, khởi tạo, đọc, cập nhật và xóa. Số trang tính cả trang bìa. Git và kiểm thử được sử dụng để hỗ trợ thực hành.</w:t>
       </w:r>
     </w:p>
     <w:p>
@@ -99,7 +99,7 @@
           <w:color w:val="000000"/>
           <w:sz w:val="26"/>
         </w:rPr>
-        <w:t>- Duyệt mảng kết hợp và tách dữ liệu, hàm xử lý, giao diện.</w:t>
+        <w:t>- Phân biệt dữ liệu Session ở phía máy chủ và tùy chọn Cookie phía trình duyệt.</w:t>
       </w:r>
     </w:p>
     <w:p>
@@ -115,22 +115,7 @@
           <w:color w:val="000000"/>
           <w:sz w:val="26"/>
         </w:rPr>
-        <w:t>- Giải thích GET/POST, nhận dữ liệu và kiểm tra ở máy chủ.</w:t>
-      </w:r>
-    </w:p>
-    <w:p>
-      <w:pPr>
-        <w:widowControl/>
-        <w:ind w:firstLine="0" w:left="0"/>
-        <w:jc w:val="left"/>
-      </w:pPr>
-      <w:r>
-        <w:rPr>
-          <w:rFonts w:ascii="Times New Roman" w:hAnsi="Times New Roman"/>
-          <w:b w:val="0"/>
-          <w:sz w:val="26"/>
-        </w:rPr>
-        <w:t>- Xử lý ký tự đặc biệt khi hiển thị HTML; phân biệt kết quả xem trước với dữ liệu đã lưu.</w:t>
+        <w:t>- Xây luồng nhập, xác nhận, sửa, hủy và hoàn tất mô phỏng.</w:t>
       </w:r>
     </w:p>
     <w:p>
@@ -146,7 +131,22 @@
           <w:color w:val="000000"/>
           <w:sz w:val="26"/>
         </w:rPr>
-        <w:t>- Hoàn thiện bộ lọc kết hợp và giao diện nhận điều kiện; xử lý Form đúng với dữ liệu hợp lệ và không hợp lệ.</w:t>
+        <w:t>- Kiểm tra nháp vắng mặt, hết hạn và hai phiên độc lập.</w:t>
+      </w:r>
+    </w:p>
+    <w:p>
+      <w:pPr>
+        <w:widowControl/>
+        <w:ind w:firstLine="0" w:left="0"/>
+        <w:jc w:val="left"/>
+      </w:pPr>
+      <w:r>
+        <w:rPr>
+          <w:rFonts w:ascii="Times New Roman" w:hAnsi="Times New Roman"/>
+          <w:b w:val="0"/>
+          <w:sz w:val="26"/>
+        </w:rPr>
+        <w:t>- Hoàn thiện kiểm tra bản nháp, thời hạn và các thao tác sửa, hủy, xác nhận trong một phiên sử dụng.</w:t>
       </w:r>
     </w:p>
     <w:p>
@@ -242,7 +242,20 @@
           <w:b w:val="0"/>
           <w:sz w:val="26"/>
         </w:rPr>
-        <w:t>Bài thực hành xây trang danh sách sự kiện, tìm kiếm theo từ khóa và Form đăng ký. Dữ liệu sự kiện được nạp từ mảng PHP; kết quả đăng ký là bản xem trước và chưa lưu vào cơ sở dữ liệu.</w:t>
+        <w:t>Khi đăng ký sự kiện, người dùng cần xem lại thông tin trước khi xác nhận và có thể quay lại để chỉnh sửa. Dữ liệu trong biến PHP của yêu cầu trước không tự được giữ cho yêu cầu tiếp theo. Bài này sử dụng Session để lưu bản nháp trên máy chủ và Cookie để ghi nhớ tùy chọn hiển thị.</w:t>
+      </w:r>
+    </w:p>
+    <w:p>
+      <w:pPr>
+        <w:widowControl/>
+      </w:pPr>
+      <w:r>
+        <w:rPr>
+          <w:rFonts w:ascii="Times New Roman" w:hAnsi="Times New Roman"/>
+          <w:b w:val="0"/>
+          <w:sz w:val="26"/>
+        </w:rPr>
+        <w:t>Bước hoàn tất trong bài chỉ ghi nhận kết quả mô phỏng trong Session; chưa lưu đăng ký vào cơ sở dữ liệu hoặc phát hành vé. Phần lưu CSDL không thuộc phạm vi bài thực hành Session này.</w:t>
       </w:r>
     </w:p>
     <w:p>
@@ -258,8 +271,8 @@
         </w:rPr>
         <w:drawing>
           <wp:inline xmlns:a="http://schemas.openxmlformats.org/drawingml/2006/main" xmlns:pic="http://schemas.openxmlformats.org/drawingml/2006/picture">
-            <wp:extent cx="5760000" cy="5828716"/>
-            <wp:docPr id="1" name="Picture 1" descr="Danh sách sự kiện của mã mẫu"/>
+            <wp:extent cx="5760000" cy="3600000"/>
+            <wp:docPr id="1" name="Picture 1" descr="Màn hình xác nhận của mã mẫu"/>
             <wp:cNvGraphicFramePr>
               <a:graphicFrameLocks noChangeAspect="1"/>
             </wp:cNvGraphicFramePr>
@@ -267,7 +280,7 @@
               <a:graphicData uri="http://schemas.openxmlformats.org/drawingml/2006/picture">
                 <pic:pic>
                   <pic:nvPicPr>
-                    <pic:cNvPr id="0" name="buoi04_danh_sach.png"/>
+                    <pic:cNvPr id="0" name="buoi05_xac_nhan.png"/>
                     <pic:cNvPicPr/>
                   </pic:nvPicPr>
                   <pic:blipFill>
@@ -279,7 +292,7 @@
                   <pic:spPr>
                     <a:xfrm>
                       <a:off x="0" y="0"/>
-                      <a:ext cx="5760000" cy="5828716"/>
+                      <a:ext cx="5760000" cy="3600000"/>
                     </a:xfrm>
                     <a:prstGeom prst="rect"/>
                   </pic:spPr>
@@ -303,45 +316,13 @@
           <w:i/>
           <w:sz w:val="26"/>
         </w:rPr>
-        <w:t>Danh sách sự kiện của mã mẫu</w:t>
-      </w:r>
-    </w:p>
-    <w:p>
-      <w:pPr>
-        <w:widowControl/>
-      </w:pPr>
-      <w:r>
-        <w:rPr>
-          <w:rFonts w:ascii="Times New Roman" w:hAnsi="Times New Roman"/>
-          <w:b w:val="0"/>
-          <w:color w:val="000000"/>
-          <w:sz w:val="26"/>
-        </w:rPr>
-        <w:t xml:space="preserve">Sau khi nhập </w:t>
-      </w:r>
-      <w:r>
-        <w:rPr>
-          <w:rFonts w:ascii="Times New Roman" w:hAnsi="Times New Roman"/>
-          <w:b w:val="0"/>
-          <w:color w:val="000000"/>
-          <w:sz w:val="26"/>
-        </w:rPr>
-        <w:t>php</w:t>
-      </w:r>
-      <w:r>
-        <w:rPr>
-          <w:rFonts w:ascii="Times New Roman" w:hAnsi="Times New Roman"/>
-          <w:b w:val="0"/>
-          <w:color w:val="000000"/>
-          <w:sz w:val="26"/>
-        </w:rPr>
-        <w:t>, trang chỉ còn PHP Open Day. Khi gửi họ tên và email hợp lệ, trang hiển thị nội dung đã nhận. Đây là bản xem trước, không phải đăng ký đã được lưu.</w:t>
+        <w:t>Màn hình xác nhận của mã mẫu</w:t>
       </w:r>
     </w:p>
     <w:p>
       <w:pPr/>
       <w:r>
-        <w:t>Giao diện Material 3 bổ sung metadata chỉ đọc tại data/event-content.php, ảnh cục bộ và trang event.php. ui-demo.php và ticket-preview.php là khu thử riêng, không thay FormData hoặc TODO. Xem README để phân biệt ba lớp.</w:t>
+        <w:t>Giao diện Material 3 giữ nguyên Session, Cookie, CSRF và vòng đời bản nháp. Metadata, chi tiết và khu thử vé/ghế tách khỏi form nghiệp vụ. Khu thử không giữ ghế, tạo vé, lưu dữ liệu hay thanh toán.</w:t>
       </w:r>
     </w:p>
     <w:p>
@@ -372,8 +353,8 @@
         </w:rPr>
         <w:drawing>
           <wp:inline xmlns:a="http://schemas.openxmlformats.org/drawingml/2006/main" xmlns:pic="http://schemas.openxmlformats.org/drawingml/2006/picture">
-            <wp:extent cx="4614135" cy="5544000"/>
-            <wp:docPr id="2" name="Picture 2" descr="Quy trình thực hiện và kiểm tra Lab 03."/>
+            <wp:extent cx="4531487" cy="5544000"/>
+            <wp:docPr id="2" name="Picture 2" descr="Quy trình thực hiện và kiểm tra Lab 04."/>
             <wp:cNvGraphicFramePr>
               <a:graphicFrameLocks noChangeAspect="1"/>
             </wp:cNvGraphicFramePr>
@@ -381,7 +362,7 @@
               <a:graphicData uri="http://schemas.openxmlformats.org/drawingml/2006/picture">
                 <pic:pic>
                   <pic:nvPicPr>
-                    <pic:cNvPr id="0" name="lab03_huong_lam.png"/>
+                    <pic:cNvPr id="0" name="lab04_huong_lam.png"/>
                     <pic:cNvPicPr/>
                   </pic:nvPicPr>
                   <pic:blipFill>
@@ -393,7 +374,7 @@
                   <pic:spPr>
                     <a:xfrm>
                       <a:off x="0" y="0"/>
-                      <a:ext cx="4614135" cy="5544000"/>
+                      <a:ext cx="4531487" cy="5544000"/>
                     </a:xfrm>
                     <a:prstGeom prst="rect"/>
                   </pic:spPr>
@@ -417,7 +398,7 @@
           <w:i/>
           <w:sz w:val="26"/>
         </w:rPr>
-        <w:t>Sơ đồ hướng thực hiện Lab 03</w:t>
+        <w:t>Sơ đồ hướng thực hiện Lab 04</w:t>
       </w:r>
     </w:p>
     <w:p>
@@ -444,7 +425,7 @@
           <w:b w:val="0"/>
           <w:sz w:val="26"/>
         </w:rPr>
-        <w:t>Mở thư mục Lab03/Ma_nguon bằng trình soạn thảo và mở terminal Ubuntu tại thư mục này. Chạy pwd và ls để kiểm tra vị trí; danh sách tệp cần có lab.sh. Các đường dẫn trong bài được tính từ Ma_nguon. Trên Windows, thực hiện lệnh Bash trong Ubuntu/WSL.</w:t>
+        <w:t>Mở thư mục Lab04/Ma_nguon bằng trình soạn thảo và mở terminal Ubuntu tại thư mục này. Chạy pwd và ls để kiểm tra vị trí; danh sách tệp cần có lab.sh. Các đường dẫn trong bài được tính từ Ma_nguon. Trên Windows, thực hiện lệnh Bash trong Ubuntu/WSL.</w:t>
       </w:r>
     </w:p>
     <w:p>
@@ -510,7 +491,7 @@
           <w:color w:val="000000"/>
           <w:sz w:val="26"/>
         </w:rPr>
-        <w:t>http://127.0.0.1:8103</w:t>
+        <w:t>http://127.0.0.1:8104</w:t>
       </w:r>
       <w:r>
         <w:rPr>
@@ -611,13 +592,13 @@
           <w:b/>
           <w:sz w:val="26"/>
         </w:rPr>
-        <w:t>III. CẤU TRÚC MÃ NGUỒN VÀ LUỒNG XỬ LÝ</w:t>
+        <w:t>III. TỔ CHỨC DỮ LIỆU</w:t>
       </w:r>
     </w:p>
     <w:p>
       <w:pPr/>
       <w:r>
-        <w:t>Thư mục Lab03/Ma_nguon đã có mã mẫu cho phần hướng dẫn. Chạy mẫu trước để xem kết quả, sau đó đọc và thực hiện lại các bước ở phần IV trên chính các tệp đó. Khi bài yêu cầu thay toàn bộ nội dung, không chép nối thêm một hàm hoặc lớp trùng tên. Phần mở rộng để sinh viên tự hoàn thiện ở mục VI.</w:t>
+        <w:t>Thư mục Lab04/Ma_nguon đã có mã mẫu cho phần hướng dẫn. Chạy mẫu trước để xem kết quả, sau đó đọc và thực hiện lại các bước ở phần IV trên chính các tệp đó. Khi bài yêu cầu thay toàn bộ nội dung, không chép nối thêm một hàm hoặc lớp trùng tên. Phần mở rộng để sinh viên tự hoàn thiện ở mục VI.</w:t>
       </w:r>
     </w:p>
     <w:tbl>
@@ -761,9 +742,9 @@
                 <w:color w:val="000000"/>
                 <w:sz w:val="26"/>
               </w:rPr>
-              <w:t>src/EventFilter.php; public/index.php; public/register.php; data/events.php</w:t>
+              <w:t>src/Draft.php; src/Session.php; public/register.php; public/confirm.php; public/complete.php</w:t>
               <w:br/>
-              <w:t>Đọc và thực hiện lại chức năng tìm theo từ khóa và Form đăng ký. Giải thích luồng GET/POST và cách kiểm tra dữ liệu.</w:t>
+              <w:t>Đọc và thực hiện lại luồng nhập, lưu nháp, xác nhận, sửa và hủy. Phân biệt dữ liệu Session với Cookie tùy chọn.</w:t>
             </w:r>
           </w:p>
         </w:tc>
@@ -786,7 +767,7 @@
                 <w:color w:val="000000"/>
                 <w:sz w:val="26"/>
               </w:rPr>
-              <w:t>Từ khóa php: 1 sự kiện; xyz: 0. Form hợp lệ có PREVIEW_OK. bash lab.sh test: TESTS=7 FAILED=0.</w:t>
+              <w:t>Hoàn tất hợp lệ có SIMULATED_OK; hủy xóa nháp. bash lab.sh test: TESTS=6 FAILED=0. Chưa ghi CSDL.</w:t>
             </w:r>
           </w:p>
         </w:tc>
@@ -837,9 +818,9 @@
                 <w:color w:val="000000"/>
                 <w:sz w:val="26"/>
               </w:rPr>
-              <w:t>src/EventFilter.php; public/index.php</w:t>
+              <w:t>src/DraftGuard.php; public/confirm.php; public/complete.php</w:t>
               <w:br/>
-              <w:t>Bổ sung lọc kết hợp từ khóa, loại và còn chỗ bằng AND. Thêm hai điều kiện vào Form; giữ lại lựa chọn sau khi gửi.</w:t>
+              <w:t>Viết canComplete, rồi nối vào bước hoàn tất. Kiểm tra sự kiện, thời điểm tạo, thời hạn và dữ liệu bản nháp.</w:t>
             </w:r>
           </w:p>
         </w:tc>
@@ -862,7 +843,7 @@
                 <w:color w:val="000000"/>
                 <w:sz w:val="26"/>
               </w:rPr>
-              <w:t>bash lab.sh extend: TESTS=8 FAILED=0. Git + tech + còn chỗ trả ID 3. Kiểm tra thêm hai điều kiện trên trang Web.</w:t>
+              <w:t>bash lab.sh extend: TESTS=7 FAILED=0. Đúng mốc hết hạn phải từ chối; xác nhận hợp lệ vẫn chạy sau khi tích hợp.</w:t>
             </w:r>
           </w:p>
         </w:tc>
@@ -921,7 +902,7 @@
                 <w:color w:val="000000"/>
                 <w:sz w:val="26"/>
               </w:rPr>
-              <w:t>Tệp</w:t>
+              <w:t>Thành phần</w:t>
             </w:r>
           </w:p>
         </w:tc>
@@ -947,7 +928,7 @@
                 <w:color w:val="000000"/>
                 <w:sz w:val="26"/>
               </w:rPr>
-              <w:t>Bạn làm gì trong bài?</w:t>
+              <w:t>Vai trò</w:t>
             </w:r>
           </w:p>
         </w:tc>
@@ -978,7 +959,7 @@
                 <w:color w:val="000000"/>
                 <w:sz w:val="26"/>
               </w:rPr>
-              <w:t>data/events.php</w:t>
+              <w:t>src/Session.php</w:t>
             </w:r>
           </w:p>
         </w:tc>
@@ -1004,7 +985,7 @@
                 <w:color w:val="000000"/>
                 <w:sz w:val="26"/>
               </w:rPr>
-              <w:t>Đọc mảng được cấp; hiểu từng trường dữ liệu.</w:t>
+              <w:t>Đã cấp. Khởi tạo phiên, Cookie phiên và token bảo vệ form.</w:t>
             </w:r>
           </w:p>
         </w:tc>
@@ -1035,7 +1016,7 @@
                 <w:color w:val="000000"/>
                 <w:sz w:val="26"/>
               </w:rPr>
-              <w:t>src/EventFilter.php</w:t>
+              <w:t>src/Draft.php</w:t>
             </w:r>
           </w:p>
         </w:tc>
@@ -1061,121 +1042,7 @@
                 <w:color w:val="000000"/>
                 <w:sz w:val="26"/>
               </w:rPr>
-              <w:t>Tạo hàm tìm sự kiện theo từ khóa.</w:t>
-            </w:r>
-          </w:p>
-        </w:tc>
-      </w:tr>
-      <w:tr>
-        <w:trPr>
-          <w:cantSplit/>
-        </w:trPr>
-        <w:tc>
-          <w:tcPr>
-            <w:tcW w:type="dxa" w:w="3572"/>
-            <w:tcMar>
-              <w:left w:w="75" w:type="dxa"/>
-              <w:right w:w="75" w:type="dxa"/>
-            </w:tcMar>
-          </w:tcPr>
-          <w:p>
-            <w:pPr>
-              <w:widowControl/>
-              <w:spacing w:line="240" w:lineRule="auto" w:after="80" w:before="80"/>
-              <w:ind w:firstLine="0"/>
-              <w:jc w:val="left"/>
-            </w:pPr>
-            <w:r>
-              <w:rPr>
-                <w:rFonts w:ascii="Times New Roman" w:hAnsi="Times New Roman"/>
-                <w:b w:val="0"/>
-                <w:color w:val="000000"/>
-                <w:sz w:val="26"/>
-              </w:rPr>
-              <w:t>src/Input.php</w:t>
-            </w:r>
-          </w:p>
-        </w:tc>
-        <w:tc>
-          <w:tcPr>
-            <w:tcW w:type="dxa" w:w="5499"/>
-            <w:tcMar>
-              <w:left w:w="75" w:type="dxa"/>
-              <w:right w:w="75" w:type="dxa"/>
-            </w:tcMar>
-          </w:tcPr>
-          <w:p>
-            <w:pPr>
-              <w:widowControl/>
-              <w:spacing w:line="240" w:lineRule="auto" w:after="80" w:before="80"/>
-              <w:ind w:firstLine="0"/>
-              <w:jc w:val="left"/>
-            </w:pPr>
-            <w:r>
-              <w:rPr>
-                <w:rFonts w:ascii="Times New Roman" w:hAnsi="Times New Roman"/>
-                <w:b w:val="0"/>
-                <w:color w:val="000000"/>
-                <w:sz w:val="26"/>
-              </w:rPr>
-              <w:t>Đọc các hàm kiểm tra đầu vào và hiển thị an toàn đã cấp.</w:t>
-            </w:r>
-          </w:p>
-        </w:tc>
-      </w:tr>
-      <w:tr>
-        <w:trPr>
-          <w:cantSplit/>
-        </w:trPr>
-        <w:tc>
-          <w:tcPr>
-            <w:tcW w:type="dxa" w:w="3572"/>
-            <w:tcMar>
-              <w:left w:w="75" w:type="dxa"/>
-              <w:right w:w="75" w:type="dxa"/>
-            </w:tcMar>
-          </w:tcPr>
-          <w:p>
-            <w:pPr>
-              <w:widowControl/>
-              <w:spacing w:line="240" w:lineRule="auto" w:after="80" w:before="80"/>
-              <w:ind w:firstLine="0"/>
-              <w:jc w:val="left"/>
-            </w:pPr>
-            <w:r>
-              <w:rPr>
-                <w:rFonts w:ascii="Times New Roman" w:hAnsi="Times New Roman"/>
-                <w:b w:val="0"/>
-                <w:color w:val="000000"/>
-                <w:sz w:val="26"/>
-              </w:rPr>
-              <w:t>public/index.php</w:t>
-            </w:r>
-          </w:p>
-        </w:tc>
-        <w:tc>
-          <w:tcPr>
-            <w:tcW w:type="dxa" w:w="5499"/>
-            <w:tcMar>
-              <w:left w:w="75" w:type="dxa"/>
-              <w:right w:w="75" w:type="dxa"/>
-            </w:tcMar>
-          </w:tcPr>
-          <w:p>
-            <w:pPr>
-              <w:widowControl/>
-              <w:spacing w:line="240" w:lineRule="auto" w:after="80" w:before="80"/>
-              <w:ind w:firstLine="0"/>
-              <w:jc w:val="left"/>
-            </w:pPr>
-            <w:r>
-              <w:rPr>
-                <w:rFonts w:ascii="Times New Roman" w:hAnsi="Times New Roman"/>
-                <w:b w:val="0"/>
-                <w:color w:val="000000"/>
-                <w:sz w:val="26"/>
-              </w:rPr>
-              <w:t>Tạo trang danh sách có form tìm kiếm.</w:t>
+              <w:t>Bạn đọc và sửa. Hàm lưu, kiểm tra tuổi và xóa bản nháp.</w:t>
             </w:r>
           </w:p>
         </w:tc>
@@ -1232,7 +1099,7 @@
                 <w:color w:val="000000"/>
                 <w:sz w:val="26"/>
               </w:rPr>
-              <w:t>Tạo form POST và hiển thị kết quả kiểm tra.</w:t>
+              <w:t>Bạn đọc và sửa. Nhận form, lưu nháp, chuyển trang.</w:t>
             </w:r>
           </w:p>
         </w:tc>
@@ -1263,25 +1130,7 @@
                 <w:color w:val="000000"/>
                 <w:sz w:val="26"/>
               </w:rPr>
-              <w:t>templates/header.php</w:t>
-            </w:r>
-            <w:r>
-              <w:rPr>
-                <w:rFonts w:ascii="Times New Roman" w:hAnsi="Times New Roman"/>
-                <w:b w:val="0"/>
-                <w:color w:val="000000"/>
-                <w:sz w:val="26"/>
-              </w:rPr>
-              <w:t xml:space="preserve">, </w:t>
-            </w:r>
-            <w:r>
-              <w:rPr>
-                <w:rFonts w:ascii="Times New Roman" w:hAnsi="Times New Roman"/>
-                <w:b w:val="0"/>
-                <w:color w:val="000000"/>
-                <w:sz w:val="26"/>
-              </w:rPr>
-              <w:t>footer.php</w:t>
+              <w:t>public/confirm.php</w:t>
             </w:r>
           </w:p>
         </w:tc>
@@ -1307,7 +1156,178 @@
                 <w:color w:val="000000"/>
                 <w:sz w:val="26"/>
               </w:rPr>
-              <w:t>Thành phần giao diện có sẵn; nạp lại ở các trang.</w:t>
+              <w:t>Bạn đọc và sửa. Đọc nháp để xem lại, sửa hoặc hủy.</w:t>
+            </w:r>
+          </w:p>
+        </w:tc>
+      </w:tr>
+      <w:tr>
+        <w:trPr>
+          <w:cantSplit/>
+        </w:trPr>
+        <w:tc>
+          <w:tcPr>
+            <w:tcW w:type="dxa" w:w="3572"/>
+            <w:tcMar>
+              <w:left w:w="75" w:type="dxa"/>
+              <w:right w:w="75" w:type="dxa"/>
+            </w:tcMar>
+          </w:tcPr>
+          <w:p>
+            <w:pPr>
+              <w:widowControl/>
+              <w:spacing w:line="240" w:lineRule="auto" w:after="80" w:before="80"/>
+              <w:ind w:firstLine="0"/>
+              <w:jc w:val="left"/>
+            </w:pPr>
+            <w:r>
+              <w:rPr>
+                <w:rFonts w:ascii="Times New Roman" w:hAnsi="Times New Roman"/>
+                <w:b w:val="0"/>
+                <w:color w:val="000000"/>
+                <w:sz w:val="26"/>
+              </w:rPr>
+              <w:t>public/complete.php</w:t>
+            </w:r>
+          </w:p>
+        </w:tc>
+        <w:tc>
+          <w:tcPr>
+            <w:tcW w:type="dxa" w:w="5499"/>
+            <w:tcMar>
+              <w:left w:w="75" w:type="dxa"/>
+              <w:right w:w="75" w:type="dxa"/>
+            </w:tcMar>
+          </w:tcPr>
+          <w:p>
+            <w:pPr>
+              <w:widowControl/>
+              <w:spacing w:line="240" w:lineRule="auto" w:after="80" w:before="80"/>
+              <w:ind w:firstLine="0"/>
+              <w:jc w:val="left"/>
+            </w:pPr>
+            <w:r>
+              <w:rPr>
+                <w:rFonts w:ascii="Times New Roman" w:hAnsi="Times New Roman"/>
+                <w:b w:val="0"/>
+                <w:color w:val="000000"/>
+                <w:sz w:val="26"/>
+              </w:rPr>
+              <w:t>Bạn đọc và sửa. Kết thúc mô phỏng, xóa nháp rồi chuyển sang trang kết quả.</w:t>
+            </w:r>
+          </w:p>
+        </w:tc>
+      </w:tr>
+      <w:tr>
+        <w:trPr>
+          <w:cantSplit/>
+        </w:trPr>
+        <w:tc>
+          <w:tcPr>
+            <w:tcW w:type="dxa" w:w="3572"/>
+            <w:tcMar>
+              <w:left w:w="75" w:type="dxa"/>
+              <w:right w:w="75" w:type="dxa"/>
+            </w:tcMar>
+          </w:tcPr>
+          <w:p>
+            <w:pPr>
+              <w:widowControl/>
+              <w:spacing w:line="240" w:lineRule="auto" w:after="80" w:before="80"/>
+              <w:ind w:firstLine="0"/>
+              <w:jc w:val="left"/>
+            </w:pPr>
+            <w:r>
+              <w:rPr>
+                <w:rFonts w:ascii="Times New Roman" w:hAnsi="Times New Roman"/>
+                <w:b w:val="0"/>
+                <w:color w:val="000000"/>
+                <w:sz w:val="26"/>
+              </w:rPr>
+              <w:t>public/cancel.php</w:t>
+            </w:r>
+          </w:p>
+        </w:tc>
+        <w:tc>
+          <w:tcPr>
+            <w:tcW w:type="dxa" w:w="5499"/>
+            <w:tcMar>
+              <w:left w:w="75" w:type="dxa"/>
+              <w:right w:w="75" w:type="dxa"/>
+            </w:tcMar>
+          </w:tcPr>
+          <w:p>
+            <w:pPr>
+              <w:widowControl/>
+              <w:spacing w:line="240" w:lineRule="auto" w:after="80" w:before="80"/>
+              <w:ind w:firstLine="0"/>
+              <w:jc w:val="left"/>
+            </w:pPr>
+            <w:r>
+              <w:rPr>
+                <w:rFonts w:ascii="Times New Roman" w:hAnsi="Times New Roman"/>
+                <w:b w:val="0"/>
+                <w:color w:val="000000"/>
+                <w:sz w:val="26"/>
+              </w:rPr>
+              <w:t>Bạn đọc và sửa. Xử lý nút hủy bằng POST.</w:t>
+            </w:r>
+          </w:p>
+        </w:tc>
+      </w:tr>
+      <w:tr>
+        <w:trPr>
+          <w:cantSplit/>
+        </w:trPr>
+        <w:tc>
+          <w:tcPr>
+            <w:tcW w:type="dxa" w:w="3572"/>
+            <w:tcMar>
+              <w:left w:w="75" w:type="dxa"/>
+              <w:right w:w="75" w:type="dxa"/>
+            </w:tcMar>
+          </w:tcPr>
+          <w:p>
+            <w:pPr>
+              <w:widowControl/>
+              <w:spacing w:line="240" w:lineRule="auto" w:after="80" w:before="80"/>
+              <w:ind w:firstLine="0"/>
+              <w:jc w:val="left"/>
+            </w:pPr>
+            <w:r>
+              <w:rPr>
+                <w:rFonts w:ascii="Times New Roman" w:hAnsi="Times New Roman"/>
+                <w:b w:val="0"/>
+                <w:color w:val="000000"/>
+                <w:sz w:val="26"/>
+              </w:rPr>
+              <w:t>public/preferences.php</w:t>
+            </w:r>
+          </w:p>
+        </w:tc>
+        <w:tc>
+          <w:tcPr>
+            <w:tcW w:type="dxa" w:w="5499"/>
+            <w:tcMar>
+              <w:left w:w="75" w:type="dxa"/>
+              <w:right w:w="75" w:type="dxa"/>
+            </w:tcMar>
+          </w:tcPr>
+          <w:p>
+            <w:pPr>
+              <w:widowControl/>
+              <w:spacing w:line="240" w:lineRule="auto" w:after="80" w:before="80"/>
+              <w:ind w:firstLine="0"/>
+              <w:jc w:val="left"/>
+            </w:pPr>
+            <w:r>
+              <w:rPr>
+                <w:rFonts w:ascii="Times New Roman" w:hAnsi="Times New Roman"/>
+                <w:b w:val="0"/>
+                <w:color w:val="000000"/>
+                <w:sz w:val="26"/>
+              </w:rPr>
+              <w:t>Bạn đọc và sửa. Lưu tùy chọn xem vào Cookie.</w:t>
             </w:r>
           </w:p>
         </w:tc>
@@ -1330,7 +1350,7 @@
           <w:color w:val="000000"/>
           <w:sz w:val="26"/>
         </w:rPr>
-        <w:t xml:space="preserve">Luồng tìm kiếm: trình duyệt gửi </w:t>
+        <w:t xml:space="preserve">Session của mẫu lưu </w:t>
       </w:r>
       <w:r>
         <w:rPr>
@@ -1339,7 +1359,7 @@
           <w:color w:val="000000"/>
           <w:sz w:val="26"/>
         </w:rPr>
-        <w:t>q</w:t>
+        <w:t>draft</w:t>
       </w:r>
       <w:r>
         <w:rPr>
@@ -1348,7 +1368,7 @@
           <w:color w:val="000000"/>
           <w:sz w:val="26"/>
         </w:rPr>
-        <w:t xml:space="preserve"> qua GET → </w:t>
+        <w:t xml:space="preserve"> gồm </w:t>
       </w:r>
       <w:r>
         <w:rPr>
@@ -1357,7 +1377,7 @@
           <w:color w:val="000000"/>
           <w:sz w:val="26"/>
         </w:rPr>
-        <w:t>index.php</w:t>
+        <w:t>data</w:t>
       </w:r>
       <w:r>
         <w:rPr>
@@ -1366,7 +1386,7 @@
           <w:color w:val="000000"/>
           <w:sz w:val="26"/>
         </w:rPr>
-        <w:t xml:space="preserve"> đọc từ khóa → </w:t>
+        <w:t xml:space="preserve"> (thông tin đăng ký) và </w:t>
       </w:r>
       <w:r>
         <w:rPr>
@@ -1375,7 +1395,7 @@
           <w:color w:val="000000"/>
           <w:sz w:val="26"/>
         </w:rPr>
-        <w:t>filterEvents</w:t>
+        <w:t>created_at</w:t>
       </w:r>
       <w:r>
         <w:rPr>
@@ -1384,7 +1404,7 @@
           <w:color w:val="000000"/>
           <w:sz w:val="26"/>
         </w:rPr>
-        <w:t xml:space="preserve"> chọn sự kiện → vòng lặp dựng HTML. Luồng đăng ký: trình duyệt gửi các trường qua POST → </w:t>
+        <w:t xml:space="preserve"> (thời điểm tạo). Cookie </w:t>
       </w:r>
       <w:r>
         <w:rPr>
@@ -1393,7 +1413,7 @@
           <w:color w:val="000000"/>
           <w:sz w:val="26"/>
         </w:rPr>
-        <w:t>register.php</w:t>
+        <w:t>view</w:t>
       </w:r>
       <w:r>
         <w:rPr>
@@ -1402,7 +1422,7 @@
           <w:color w:val="000000"/>
           <w:sz w:val="26"/>
         </w:rPr>
-        <w:t xml:space="preserve"> gọi </w:t>
+        <w:t xml:space="preserve"> chỉ có giá trị </w:t>
       </w:r>
       <w:r>
         <w:rPr>
@@ -1411,7 +1431,7 @@
           <w:color w:val="000000"/>
           <w:sz w:val="26"/>
         </w:rPr>
-        <w:t>validateRegistration</w:t>
+        <w:t>compact</w:t>
       </w:r>
       <w:r>
         <w:rPr>
@@ -1420,7 +1440,25 @@
           <w:color w:val="000000"/>
           <w:sz w:val="26"/>
         </w:rPr>
-        <w:t xml:space="preserve"> → hiển thị lỗi hoặc bản xem trước.</w:t>
+        <w:t xml:space="preserve"> hoặc </w:t>
+      </w:r>
+      <w:r>
+        <w:rPr>
+          <w:rFonts w:ascii="Times New Roman" w:hAnsi="Times New Roman"/>
+          <w:b w:val="0"/>
+          <w:color w:val="000000"/>
+          <w:sz w:val="26"/>
+        </w:rPr>
+        <w:t>full</w:t>
+      </w:r>
+      <w:r>
+        <w:rPr>
+          <w:rFonts w:ascii="Times New Roman" w:hAnsi="Times New Roman"/>
+          <w:b w:val="0"/>
+          <w:color w:val="000000"/>
+          <w:sz w:val="26"/>
+        </w:rPr>
+        <w:t>. Không lưu họ tên, email, mật khẩu hoặc quyền quản trị trong Cookie tùy chọn.</w:t>
       </w:r>
     </w:p>
     <w:p>
@@ -1451,12 +1489,11 @@
           <w:color w:val="000000"/>
           <w:sz w:val="26"/>
         </w:rPr>
-        <w:t>Bước 1. Xem mảng dữ liệu sự kiện</w:t>
+        <w:t>Bước 1. Đọc tệp khởi tạo phiên đã cấp</w:t>
       </w:r>
     </w:p>
     <w:p>
       <w:pPr>
-        <w:keepNext/>
         <w:widowControl/>
       </w:pPr>
       <w:r>
@@ -1475,7 +1512,7 @@
           <w:color w:val="000000"/>
           <w:sz w:val="26"/>
         </w:rPr>
-        <w:t>data/events.php</w:t>
+        <w:t>src/Session.php</w:t>
       </w:r>
       <w:r>
         <w:rPr>
@@ -1484,7 +1521,143 @@
           <w:color w:val="000000"/>
           <w:sz w:val="26"/>
         </w:rPr>
-        <w:t>. Tệp đã có nội dung:</w:t>
+        <w:t xml:space="preserve">. Tệp gọi </w:t>
+      </w:r>
+      <w:r>
+        <w:rPr>
+          <w:rFonts w:ascii="Times New Roman" w:hAnsi="Times New Roman"/>
+          <w:b w:val="0"/>
+          <w:color w:val="000000"/>
+          <w:sz w:val="26"/>
+        </w:rPr>
+        <w:t>session_start()</w:t>
+      </w:r>
+      <w:r>
+        <w:rPr>
+          <w:rFonts w:ascii="Times New Roman" w:hAnsi="Times New Roman"/>
+          <w:b w:val="0"/>
+          <w:color w:val="000000"/>
+          <w:sz w:val="26"/>
+        </w:rPr>
+        <w:t xml:space="preserve"> trước khi gửi HTML. Sau đó PHP đọc hoặc ghi dữ liệu bằng </w:t>
+      </w:r>
+      <w:r>
+        <w:rPr>
+          <w:rFonts w:ascii="Times New Roman" w:hAnsi="Times New Roman"/>
+          <w:b w:val="0"/>
+          <w:color w:val="000000"/>
+          <w:sz w:val="26"/>
+        </w:rPr>
+        <w:t>$_SESSION</w:t>
+      </w:r>
+      <w:r>
+        <w:rPr>
+          <w:rFonts w:ascii="Times New Roman" w:hAnsi="Times New Roman"/>
+          <w:b w:val="0"/>
+          <w:color w:val="000000"/>
+          <w:sz w:val="26"/>
+        </w:rPr>
+        <w:t xml:space="preserve">. Trình duyệt nhận Cookie chứa định danh phiên; dữ liệu bản nháp nằm phía máy chủ </w:t>
+      </w:r>
+      <w:r>
+        <w:rPr>
+          <w:rFonts w:ascii="Times New Roman" w:hAnsi="Times New Roman"/>
+          <w:b w:val="0"/>
+          <w:color w:val="000000"/>
+          <w:sz w:val="26"/>
+        </w:rPr>
+        <w:t>[</w:t>
+      </w:r>
+      <w:r>
+        <w:rPr>
+          <w:rFonts w:ascii="Times New Roman" w:hAnsi="Times New Roman"/>
+          <w:b w:val="0"/>
+          <w:color w:val="000000"/>
+          <w:sz w:val="26"/>
+        </w:rPr>
+        <w:t>PHP-SESSION].</w:t>
+      </w:r>
+    </w:p>
+    <w:p>
+      <w:pPr>
+        <w:widowControl/>
+      </w:pPr>
+      <w:r>
+        <w:rPr>
+          <w:rFonts w:ascii="Times New Roman" w:hAnsi="Times New Roman"/>
+          <w:b w:val="0"/>
+          <w:sz w:val="26"/>
+        </w:rPr>
+        <w:t>Tệp đã có hàm checkCsrf và trường csrf ẩn trong Form. Giữ các thành phần này khi sửa bài: chúng đối chiếu token của yêu cầu với token trong phiên. Giảng viên giới thiệu cơ chế hoạt động; bài chưa yêu cầu xây dựng chức năng đăng nhập.</w:t>
+      </w:r>
+    </w:p>
+    <w:p>
+      <w:pPr>
+        <w:keepNext/>
+        <w:widowControl/>
+      </w:pPr>
+      <w:r>
+        <w:rPr>
+          <w:rFonts w:ascii="Times New Roman" w:hAnsi="Times New Roman"/>
+          <w:b w:val="0"/>
+          <w:sz w:val="26"/>
+        </w:rPr>
+        <w:t>Kiểm tra kết quả bước 1:</w:t>
+      </w:r>
+    </w:p>
+    <w:p>
+      <w:pPr>
+        <w:widowControl/>
+        <w:ind w:firstLine="0" w:left="0"/>
+        <w:jc w:val="left"/>
+      </w:pPr>
+      <w:r>
+        <w:rPr>
+          <w:rFonts w:ascii="Times New Roman" w:hAnsi="Times New Roman"/>
+          <w:b w:val="0"/>
+          <w:color w:val="000000"/>
+          <w:sz w:val="26"/>
+        </w:rPr>
+        <w:t>[</w:t>
+      </w:r>
+      <w:r>
+        <w:rPr>
+          <w:rFonts w:ascii="Times New Roman" w:hAnsi="Times New Roman"/>
+          <w:b w:val="0"/>
+          <w:color w:val="000000"/>
+          <w:sz w:val="26"/>
+        </w:rPr>
+        <w:t xml:space="preserve"> ] Session được mở trước HTML; phần token đã cấp được giữ nguyên.</w:t>
+      </w:r>
+    </w:p>
+    <w:p>
+      <w:pPr>
+        <w:pStyle w:val="Heading3"/>
+        <w:keepNext/>
+        <w:widowControl/>
+      </w:pPr>
+      <w:r>
+        <w:rPr>
+          <w:rFonts w:ascii="Times New Roman" w:hAnsi="Times New Roman"/>
+          <w:b/>
+          <w:color w:val="000000"/>
+          <w:sz w:val="26"/>
+        </w:rPr>
+        <w:t>Bước 2. Tạo các hàm quản lý bản nháp</w:t>
+      </w:r>
+    </w:p>
+    <w:p>
+      <w:pPr>
+        <w:keepNext/>
+        <w:widowControl/>
+      </w:pPr>
+      <w:r>
+        <w:rPr>
+          <w:rFonts w:ascii="Times New Roman" w:hAnsi="Times New Roman"/>
+          <w:b w:val="0"/>
+          <w:sz w:val="26"/>
+        </w:rPr>
+        <w:t>Mở src/Draft.php và đối chiếu với mã dưới đây. Nếu viết lại tệp, thay nội dung hiện tại; tránh khai báo trùng hàm hoặc lớp:</w:t>
       </w:r>
     </w:p>
     <w:p>
@@ -1520,7 +1693,7 @@
           <w:b w:val="0"/>
           <w:sz w:val="26"/>
         </w:rPr>
-        <w:t>return [</w:t>
+        <w:t>declare(strict_types=1);</w:t>
       </w:r>
     </w:p>
     <w:p>
@@ -1538,7 +1711,7 @@
           <w:b w:val="0"/>
           <w:sz w:val="26"/>
         </w:rPr>
-        <w:t xml:space="preserve"> ['id'=&gt;1, 'title'=&gt;'PHP Open Day', 'category'=&gt;'tech', 'capacity'=&gt;10, 'registered'=&gt;9],</w:t>
+        <w:t>function saveDraft(array &amp;$session, array $data, int $now): void {</w:t>
       </w:r>
     </w:p>
     <w:p>
@@ -1556,7 +1729,97 @@
           <w:b w:val="0"/>
           <w:sz w:val="26"/>
         </w:rPr>
-        <w:t xml:space="preserve"> ['id'=&gt;2, 'title'=&gt;'Design Workshop', 'category'=&gt;'design', 'capacity'=&gt;5, 'registered'=&gt;5],</w:t>
+        <w:t xml:space="preserve">    $session['draft'] = ['data'=&gt;$data, 'created_at'=&gt;$now];</w:t>
+      </w:r>
+    </w:p>
+    <w:p>
+      <w:pPr>
+        <w:keepNext/>
+        <w:keepLines/>
+        <w:widowControl/>
+        <w:spacing w:after="0" w:before="0" w:line="240" w:lineRule="auto"/>
+        <w:ind w:firstLine="0" w:left="142" w:right="85"/>
+        <w:jc w:val="left"/>
+      </w:pPr>
+      <w:r>
+        <w:rPr>
+          <w:rFonts w:ascii="Times New Roman" w:hAnsi="Times New Roman"/>
+          <w:b w:val="0"/>
+          <w:sz w:val="26"/>
+        </w:rPr>
+        <w:t xml:space="preserve">    unset($session['completed']);</w:t>
+      </w:r>
+    </w:p>
+    <w:p>
+      <w:pPr>
+        <w:keepNext/>
+        <w:keepLines/>
+        <w:widowControl/>
+        <w:spacing w:after="0" w:before="0" w:line="240" w:lineRule="auto"/>
+        <w:ind w:firstLine="0" w:left="142" w:right="85"/>
+        <w:jc w:val="left"/>
+      </w:pPr>
+      <w:r>
+        <w:rPr>
+          <w:rFonts w:ascii="Times New Roman" w:hAnsi="Times New Roman"/>
+          <w:b w:val="0"/>
+          <w:sz w:val="26"/>
+        </w:rPr>
+        <w:t>}</w:t>
+      </w:r>
+    </w:p>
+    <w:p>
+      <w:pPr>
+        <w:keepNext/>
+        <w:keepLines/>
+        <w:widowControl/>
+        <w:spacing w:after="0" w:before="0" w:line="240" w:lineRule="auto"/>
+        <w:ind w:firstLine="0" w:left="142" w:right="85"/>
+        <w:jc w:val="left"/>
+      </w:pPr>
+      <w:r>
+        <w:rPr>
+          <w:rFonts w:ascii="Times New Roman" w:hAnsi="Times New Roman"/>
+          <w:b w:val="0"/>
+          <w:sz w:val="26"/>
+        </w:rPr>
+        <w:t>function draftExpired(array $session, int $now, int $ttl): bool {</w:t>
+      </w:r>
+    </w:p>
+    <w:p>
+      <w:pPr>
+        <w:keepNext/>
+        <w:keepLines/>
+        <w:widowControl/>
+        <w:spacing w:after="0" w:before="0" w:line="240" w:lineRule="auto"/>
+        <w:ind w:firstLine="0" w:left="142" w:right="85"/>
+        <w:jc w:val="left"/>
+      </w:pPr>
+      <w:r>
+        <w:rPr>
+          <w:rFonts w:ascii="Times New Roman" w:hAnsi="Times New Roman"/>
+          <w:b w:val="0"/>
+          <w:sz w:val="26"/>
+        </w:rPr>
+        <w:t xml:space="preserve">    if (!isset($session['draft'])) { return true; }</w:t>
+      </w:r>
+    </w:p>
+    <w:p>
+      <w:pPr>
+        <w:keepNext/>
+        <w:keepLines/>
+        <w:widowControl/>
+        <w:spacing w:after="0" w:before="0" w:line="240" w:lineRule="auto"/>
+        <w:ind w:firstLine="0" w:left="142" w:right="85"/>
+        <w:jc w:val="left"/>
+      </w:pPr>
+      <w:r>
+        <w:rPr>
+          <w:rFonts w:ascii="Times New Roman" w:hAnsi="Times New Roman"/>
+          <w:b w:val="0"/>
+          <w:sz w:val="26"/>
+        </w:rPr>
+        <w:t xml:space="preserve">    return $now - $session['draft']['created_at'] &gt;= $ttl;</w:t>
       </w:r>
     </w:p>
     <w:p>
@@ -1574,7 +1837,7 @@
           <w:b w:val="0"/>
           <w:sz w:val="26"/>
         </w:rPr>
-        <w:t xml:space="preserve"> ['id'=&gt;3, 'title'=&gt;'Git Clinic', 'category'=&gt;'tech', 'capacity'=&gt;20, 'registered'=&gt;2],</w:t>
+        <w:t>}</w:t>
       </w:r>
     </w:p>
     <w:p>
@@ -1590,41 +1853,12 @@
           <w:b w:val="0"/>
           <w:sz w:val="26"/>
         </w:rPr>
-        <w:t>];</w:t>
+        <w:t>function cancelDraft(array &amp;$session): void { unset($session['draft']); }</w:t>
       </w:r>
     </w:p>
     <w:p>
       <w:pPr>
         <w:widowControl/>
-      </w:pPr>
-      <w:r>
-        <w:rPr>
-          <w:rFonts w:ascii="Times New Roman" w:hAnsi="Times New Roman"/>
-          <w:b w:val="0"/>
-          <w:sz w:val="26"/>
-        </w:rPr>
-        <w:t>Tệp chứa mảng gồm ba sự kiện. Mỗi sự kiện có các trường dữ liệu, trong đó capacity là sức chứa và registered là số người đăng ký giả lập. Lệnh return cho phép nơi gọi require nhận lại mảng này.</w:t>
-      </w:r>
-    </w:p>
-    <w:p>
-      <w:pPr>
-        <w:keepNext/>
-        <w:widowControl/>
-      </w:pPr>
-      <w:r>
-        <w:rPr>
-          <w:rFonts w:ascii="Times New Roman" w:hAnsi="Times New Roman"/>
-          <w:b w:val="0"/>
-          <w:sz w:val="26"/>
-        </w:rPr>
-        <w:t>Kiểm tra kết quả bước 1:</w:t>
-      </w:r>
-    </w:p>
-    <w:p>
-      <w:pPr>
-        <w:widowControl/>
-        <w:ind w:firstLine="0" w:left="0"/>
-        <w:jc w:val="left"/>
       </w:pPr>
       <w:r>
         <w:rPr>
@@ -1633,7 +1867,7 @@
           <w:color w:val="000000"/>
           <w:sz w:val="26"/>
         </w:rPr>
-        <w:t>[</w:t>
+        <w:t>&amp;$session</w:t>
       </w:r>
       <w:r>
         <w:rPr>
@@ -1642,7 +1876,173 @@
           <w:color w:val="000000"/>
           <w:sz w:val="26"/>
         </w:rPr>
-        <w:t xml:space="preserve"> ] Xác định danh sách có 3 sự kiện và các khóa id/title/category/capacity/registered.</w:t>
+        <w:t xml:space="preserve"> nhận tham chiếu để thay đổi mảng ở nơi gọi; khi truyền </w:t>
+      </w:r>
+      <w:r>
+        <w:rPr>
+          <w:rFonts w:ascii="Times New Roman" w:hAnsi="Times New Roman"/>
+          <w:b w:val="0"/>
+          <w:color w:val="000000"/>
+          <w:sz w:val="26"/>
+        </w:rPr>
+        <w:t>$_SESSION</w:t>
+      </w:r>
+      <w:r>
+        <w:rPr>
+          <w:rFonts w:ascii="Times New Roman" w:hAnsi="Times New Roman"/>
+          <w:b w:val="0"/>
+          <w:color w:val="000000"/>
+          <w:sz w:val="26"/>
+        </w:rPr>
+        <w:t xml:space="preserve">, thay đổi được giữ trong phiên. Hàm </w:t>
+      </w:r>
+      <w:r>
+        <w:rPr>
+          <w:rFonts w:ascii="Times New Roman" w:hAnsi="Times New Roman"/>
+          <w:b w:val="0"/>
+          <w:color w:val="000000"/>
+          <w:sz w:val="26"/>
+        </w:rPr>
+        <w:t>saveDraft</w:t>
+      </w:r>
+      <w:r>
+        <w:rPr>
+          <w:rFonts w:ascii="Times New Roman" w:hAnsi="Times New Roman"/>
+          <w:b w:val="0"/>
+          <w:color w:val="000000"/>
+          <w:sz w:val="26"/>
+        </w:rPr>
+        <w:t xml:space="preserve"> lưu dữ liệu và thời điểm tạo, đồng thời xóa kết quả hoàn tất cũ. </w:t>
+      </w:r>
+      <w:r>
+        <w:rPr>
+          <w:rFonts w:ascii="Times New Roman" w:hAnsi="Times New Roman"/>
+          <w:b w:val="0"/>
+          <w:color w:val="000000"/>
+          <w:sz w:val="26"/>
+        </w:rPr>
+        <w:t>unset</w:t>
+      </w:r>
+      <w:r>
+        <w:rPr>
+          <w:rFonts w:ascii="Times New Roman" w:hAnsi="Times New Roman"/>
+          <w:b w:val="0"/>
+          <w:color w:val="000000"/>
+          <w:sz w:val="26"/>
+        </w:rPr>
+        <w:t xml:space="preserve"> chỉ xóa khóa được chỉ định, không xóa mọi dữ liệu của phiên.</w:t>
+      </w:r>
+    </w:p>
+    <w:p>
+      <w:pPr>
+        <w:widowControl/>
+      </w:pPr>
+      <w:r>
+        <w:rPr>
+          <w:rFonts w:ascii="Times New Roman" w:hAnsi="Times New Roman"/>
+          <w:b w:val="0"/>
+          <w:color w:val="000000"/>
+          <w:sz w:val="26"/>
+        </w:rPr>
+        <w:t>$now - created_at</w:t>
+      </w:r>
+      <w:r>
+        <w:rPr>
+          <w:rFonts w:ascii="Times New Roman" w:hAnsi="Times New Roman"/>
+          <w:b w:val="0"/>
+          <w:color w:val="000000"/>
+          <w:sz w:val="26"/>
+        </w:rPr>
+        <w:t xml:space="preserve"> là tuổi bản nháp tính bằng giây. Bản nháp hết hạn khi tuổi lớn hơn hoặc bằng </w:t>
+      </w:r>
+      <w:r>
+        <w:rPr>
+          <w:rFonts w:ascii="Times New Roman" w:hAnsi="Times New Roman"/>
+          <w:b w:val="0"/>
+          <w:color w:val="000000"/>
+          <w:sz w:val="26"/>
+        </w:rPr>
+        <w:t>$ttl</w:t>
+      </w:r>
+      <w:r>
+        <w:rPr>
+          <w:rFonts w:ascii="Times New Roman" w:hAnsi="Times New Roman"/>
+          <w:b w:val="0"/>
+          <w:color w:val="000000"/>
+          <w:sz w:val="26"/>
+        </w:rPr>
+        <w:t xml:space="preserve">. Nhận </w:t>
+      </w:r>
+      <w:r>
+        <w:rPr>
+          <w:rFonts w:ascii="Times New Roman" w:hAnsi="Times New Roman"/>
+          <w:b w:val="0"/>
+          <w:color w:val="000000"/>
+          <w:sz w:val="26"/>
+        </w:rPr>
+        <w:t>$now</w:t>
+      </w:r>
+      <w:r>
+        <w:rPr>
+          <w:rFonts w:ascii="Times New Roman" w:hAnsi="Times New Roman"/>
+          <w:b w:val="0"/>
+          <w:color w:val="000000"/>
+          <w:sz w:val="26"/>
+        </w:rPr>
+        <w:t xml:space="preserve"> qua tham số giúp kiểm thử thời gian giả lập mà không phải chờ thật 30 phút.</w:t>
+      </w:r>
+    </w:p>
+    <w:p>
+      <w:pPr>
+        <w:widowControl/>
+      </w:pPr>
+      <w:r>
+        <w:rPr>
+          <w:rFonts w:ascii="Times New Roman" w:hAnsi="Times New Roman"/>
+          <w:b w:val="0"/>
+          <w:color w:val="000000"/>
+          <w:sz w:val="26"/>
+        </w:rPr>
+        <w:t>Mẫu dùng dữ liệu bản nháp do chính ứng dụng tạo nên hàm kiểm tra còn đơn giản. Phần tự làm sẽ xử lý dữ liệu thiếu, sai sự kiện và thời điểm không hợp lệ.</w:t>
+      </w:r>
+    </w:p>
+    <w:p>
+      <w:pPr>
+        <w:keepNext/>
+        <w:widowControl/>
+      </w:pPr>
+      <w:r>
+        <w:rPr>
+          <w:rFonts w:ascii="Times New Roman" w:hAnsi="Times New Roman"/>
+          <w:b w:val="0"/>
+          <w:sz w:val="26"/>
+        </w:rPr>
+        <w:t>Kiểm tra kết quả bước 2:</w:t>
+      </w:r>
+    </w:p>
+    <w:p>
+      <w:pPr>
+        <w:widowControl/>
+        <w:ind w:firstLine="0" w:left="0"/>
+        <w:jc w:val="left"/>
+      </w:pPr>
+      <w:r>
+        <w:rPr>
+          <w:rFonts w:ascii="Times New Roman" w:hAnsi="Times New Roman"/>
+          <w:b w:val="0"/>
+          <w:color w:val="000000"/>
+          <w:sz w:val="26"/>
+        </w:rPr>
+        <w:t>[</w:t>
+      </w:r>
+      <w:r>
+        <w:rPr>
+          <w:rFonts w:ascii="Times New Roman" w:hAnsi="Times New Roman"/>
+          <w:b w:val="0"/>
+          <w:color w:val="000000"/>
+          <w:sz w:val="26"/>
+        </w:rPr>
+        <w:t xml:space="preserve"> ] Nháp gồm data/created_at; lưu nháp mới xóa kết quả hoàn tất cũ.</w:t>
       </w:r>
     </w:p>
     <w:p>
@@ -1658,7 +2058,1146 @@
           <w:color w:val="000000"/>
           <w:sz w:val="26"/>
         </w:rPr>
-        <w:t>Bước 2. Tạo hàm lọc</w:t>
+        <w:t>Bước 3. Tạo trang nhập và lưu nháp</w:t>
+      </w:r>
+    </w:p>
+    <w:p>
+      <w:pPr>
+        <w:widowControl/>
+      </w:pPr>
+      <w:r>
+        <w:rPr>
+          <w:rFonts w:ascii="Times New Roman" w:hAnsi="Times New Roman"/>
+          <w:b w:val="0"/>
+          <w:color w:val="000000"/>
+          <w:sz w:val="26"/>
+        </w:rPr>
+        <w:t xml:space="preserve">Mở </w:t>
+      </w:r>
+      <w:r>
+        <w:rPr>
+          <w:rFonts w:ascii="Times New Roman" w:hAnsi="Times New Roman"/>
+          <w:b w:val="0"/>
+          <w:color w:val="000000"/>
+          <w:sz w:val="26"/>
+        </w:rPr>
+        <w:t>public/register.php</w:t>
+      </w:r>
+      <w:r>
+        <w:rPr>
+          <w:rFonts w:ascii="Times New Roman" w:hAnsi="Times New Roman"/>
+          <w:b w:val="0"/>
+          <w:color w:val="000000"/>
+          <w:sz w:val="26"/>
+        </w:rPr>
+        <w:t>:</w:t>
+      </w:r>
+    </w:p>
+    <w:p>
+      <w:pPr>
+        <w:keepNext w:val="0"/>
+        <w:keepLines w:val="0"/>
+        <w:widowControl/>
+        <w:spacing w:after="0" w:before="0" w:line="240" w:lineRule="auto"/>
+        <w:ind w:firstLine="0" w:left="142" w:right="85"/>
+        <w:jc w:val="left"/>
+      </w:pPr>
+      <w:r>
+        <w:rPr>
+          <w:rFonts w:ascii="Consolas" w:hAnsi="Consolas"/>
+          <w:sz w:val="17"/>
+        </w:rPr>
+        <w:t>&lt;?php</w:t>
+      </w:r>
+    </w:p>
+    <w:p>
+      <w:pPr>
+        <w:keepNext w:val="0"/>
+        <w:keepLines w:val="0"/>
+        <w:widowControl/>
+        <w:spacing w:after="0" w:before="0" w:line="240" w:lineRule="auto"/>
+        <w:ind w:firstLine="0" w:left="142" w:right="85"/>
+        <w:jc w:val="left"/>
+      </w:pPr>
+      <w:r>
+        <w:rPr>
+          <w:rFonts w:ascii="Consolas" w:hAnsi="Consolas"/>
+          <w:sz w:val="17"/>
+        </w:rPr>
+        <w:t>require __DIR__.'/../src/Session.php';</w:t>
+      </w:r>
+    </w:p>
+    <w:p>
+      <w:pPr>
+        <w:keepNext w:val="0"/>
+        <w:keepLines w:val="0"/>
+        <w:widowControl/>
+        <w:spacing w:after="0" w:before="0" w:line="240" w:lineRule="auto"/>
+        <w:ind w:firstLine="0" w:left="142" w:right="85"/>
+        <w:jc w:val="left"/>
+      </w:pPr>
+      <w:r>
+        <w:rPr>
+          <w:rFonts w:ascii="Consolas" w:hAnsi="Consolas"/>
+          <w:sz w:val="17"/>
+        </w:rPr>
+        <w:t>require __DIR__.'/../src/Input.php';</w:t>
+      </w:r>
+    </w:p>
+    <w:p>
+      <w:pPr>
+        <w:keepNext w:val="0"/>
+        <w:keepLines w:val="0"/>
+        <w:widowControl/>
+        <w:spacing w:after="0" w:before="0" w:line="240" w:lineRule="auto"/>
+        <w:ind w:firstLine="0" w:left="142" w:right="85"/>
+        <w:jc w:val="left"/>
+      </w:pPr>
+      <w:r>
+        <w:rPr>
+          <w:rFonts w:ascii="Consolas" w:hAnsi="Consolas"/>
+          <w:sz w:val="17"/>
+        </w:rPr>
+        <w:t>require __DIR__.'/../src/Draft.php';</w:t>
+      </w:r>
+    </w:p>
+    <w:p>
+      <w:pPr>
+        <w:keepNext w:val="0"/>
+        <w:keepLines w:val="0"/>
+        <w:widowControl/>
+        <w:spacing w:after="0" w:before="0" w:line="240" w:lineRule="auto"/>
+        <w:ind w:firstLine="0" w:left="142" w:right="85"/>
+        <w:jc w:val="left"/>
+      </w:pPr>
+      <w:r>
+        <w:rPr>
+          <w:rFonts w:ascii="Consolas" w:hAnsi="Consolas"/>
+          <w:sz w:val="17"/>
+        </w:rPr>
+        <w:t>$events = require __DIR__.'/../data/events.php';</w:t>
+      </w:r>
+    </w:p>
+    <w:p>
+      <w:pPr>
+        <w:keepNext w:val="0"/>
+        <w:keepLines w:val="0"/>
+        <w:widowControl/>
+        <w:spacing w:after="0" w:before="0" w:line="240" w:lineRule="auto"/>
+        <w:ind w:firstLine="0" w:left="142" w:right="85"/>
+        <w:jc w:val="left"/>
+      </w:pPr>
+      <w:r>
+        <w:rPr>
+          <w:rFonts w:ascii="Consolas" w:hAnsi="Consolas"/>
+          <w:sz w:val="17"/>
+        </w:rPr>
+        <w:t>$errors = [];</w:t>
+      </w:r>
+    </w:p>
+    <w:p>
+      <w:pPr>
+        <w:keepNext w:val="0"/>
+        <w:keepLines w:val="0"/>
+        <w:widowControl/>
+        <w:spacing w:after="0" w:before="0" w:line="240" w:lineRule="auto"/>
+        <w:ind w:firstLine="0" w:left="142" w:right="85"/>
+        <w:jc w:val="left"/>
+      </w:pPr>
+      <w:r>
+        <w:rPr>
+          <w:rFonts w:ascii="Consolas" w:hAnsi="Consolas"/>
+          <w:sz w:val="17"/>
+        </w:rPr>
+        <w:t>$data = $_SESSION['draft']['data'] ?? ['event_id'=&gt;1,'name'=&gt;'','email'=&gt;''];</w:t>
+      </w:r>
+    </w:p>
+    <w:p>
+      <w:pPr>
+        <w:keepNext w:val="0"/>
+        <w:keepLines w:val="0"/>
+        <w:widowControl/>
+        <w:spacing w:after="0" w:before="0" w:line="240" w:lineRule="auto"/>
+        <w:ind w:firstLine="0" w:left="142" w:right="85"/>
+        <w:jc w:val="left"/>
+      </w:pPr>
+      <w:r>
+        <w:rPr>
+          <w:rFonts w:ascii="Consolas" w:hAnsi="Consolas"/>
+          <w:sz w:val="17"/>
+        </w:rPr>
+        <w:t>if ($_SERVER['REQUEST_METHOD'] === 'POST') {</w:t>
+      </w:r>
+    </w:p>
+    <w:p>
+      <w:pPr>
+        <w:keepNext w:val="0"/>
+        <w:keepLines w:val="0"/>
+        <w:widowControl/>
+        <w:spacing w:after="0" w:before="0" w:line="240" w:lineRule="auto"/>
+        <w:ind w:firstLine="0" w:left="142" w:right="85"/>
+        <w:jc w:val="left"/>
+      </w:pPr>
+      <w:r>
+        <w:rPr>
+          <w:rFonts w:ascii="Consolas" w:hAnsi="Consolas"/>
+          <w:sz w:val="17"/>
+        </w:rPr>
+        <w:t xml:space="preserve">    checkCsrf($_POST);</w:t>
+      </w:r>
+    </w:p>
+    <w:p>
+      <w:pPr>
+        <w:keepNext w:val="0"/>
+        <w:keepLines w:val="0"/>
+        <w:widowControl/>
+        <w:spacing w:after="0" w:before="0" w:line="240" w:lineRule="auto"/>
+        <w:ind w:firstLine="0" w:left="142" w:right="85"/>
+        <w:jc w:val="left"/>
+      </w:pPr>
+      <w:r>
+        <w:rPr>
+          <w:rFonts w:ascii="Consolas" w:hAnsi="Consolas"/>
+          <w:sz w:val="17"/>
+        </w:rPr>
+        <w:t xml:space="preserve">    $result = validateRegistration($_POST, $events);</w:t>
+      </w:r>
+    </w:p>
+    <w:p>
+      <w:pPr>
+        <w:keepNext w:val="0"/>
+        <w:keepLines w:val="0"/>
+        <w:widowControl/>
+        <w:spacing w:after="0" w:before="0" w:line="240" w:lineRule="auto"/>
+        <w:ind w:firstLine="0" w:left="142" w:right="85"/>
+        <w:jc w:val="left"/>
+      </w:pPr>
+      <w:r>
+        <w:rPr>
+          <w:rFonts w:ascii="Consolas" w:hAnsi="Consolas"/>
+          <w:sz w:val="17"/>
+        </w:rPr>
+        <w:t xml:space="preserve">    $errors = $result['errors']; $data = $result['data'];</w:t>
+      </w:r>
+    </w:p>
+    <w:p>
+      <w:pPr>
+        <w:keepNext w:val="0"/>
+        <w:keepLines w:val="0"/>
+        <w:widowControl/>
+        <w:spacing w:after="0" w:before="0" w:line="240" w:lineRule="auto"/>
+        <w:ind w:firstLine="0" w:left="142" w:right="85"/>
+        <w:jc w:val="left"/>
+      </w:pPr>
+      <w:r>
+        <w:rPr>
+          <w:rFonts w:ascii="Consolas" w:hAnsi="Consolas"/>
+          <w:sz w:val="17"/>
+        </w:rPr>
+        <w:t xml:space="preserve">    if (!$errors) {</w:t>
+      </w:r>
+    </w:p>
+    <w:p>
+      <w:pPr>
+        <w:keepNext w:val="0"/>
+        <w:keepLines w:val="0"/>
+        <w:widowControl/>
+        <w:spacing w:after="0" w:before="0" w:line="240" w:lineRule="auto"/>
+        <w:ind w:firstLine="0" w:left="142" w:right="85"/>
+        <w:jc w:val="left"/>
+      </w:pPr>
+      <w:r>
+        <w:rPr>
+          <w:rFonts w:ascii="Consolas" w:hAnsi="Consolas"/>
+          <w:sz w:val="17"/>
+        </w:rPr>
+        <w:t xml:space="preserve">        saveDraft($_SESSION, $data, time());</w:t>
+      </w:r>
+    </w:p>
+    <w:p>
+      <w:pPr>
+        <w:keepNext w:val="0"/>
+        <w:keepLines w:val="0"/>
+        <w:widowControl/>
+        <w:spacing w:after="0" w:before="0" w:line="240" w:lineRule="auto"/>
+        <w:ind w:firstLine="0" w:left="142" w:right="85"/>
+        <w:jc w:val="left"/>
+      </w:pPr>
+      <w:r>
+        <w:rPr>
+          <w:rFonts w:ascii="Consolas" w:hAnsi="Consolas"/>
+          <w:sz w:val="17"/>
+        </w:rPr>
+        <w:t xml:space="preserve">        header('Location: /confirm.php', true, 303); exit;</w:t>
+      </w:r>
+    </w:p>
+    <w:p>
+      <w:pPr>
+        <w:keepNext w:val="0"/>
+        <w:keepLines w:val="0"/>
+        <w:widowControl/>
+        <w:spacing w:after="0" w:before="0" w:line="240" w:lineRule="auto"/>
+        <w:ind w:firstLine="0" w:left="142" w:right="85"/>
+        <w:jc w:val="left"/>
+      </w:pPr>
+      <w:r>
+        <w:rPr>
+          <w:rFonts w:ascii="Consolas" w:hAnsi="Consolas"/>
+          <w:sz w:val="17"/>
+        </w:rPr>
+        <w:t xml:space="preserve">    }</w:t>
+      </w:r>
+    </w:p>
+    <w:p>
+      <w:pPr>
+        <w:keepNext w:val="0"/>
+        <w:keepLines w:val="0"/>
+        <w:widowControl/>
+        <w:spacing w:after="0" w:before="0" w:line="240" w:lineRule="auto"/>
+        <w:ind w:firstLine="0" w:left="142" w:right="85"/>
+        <w:jc w:val="left"/>
+      </w:pPr>
+      <w:r>
+        <w:rPr>
+          <w:rFonts w:ascii="Consolas" w:hAnsi="Consolas"/>
+          <w:sz w:val="17"/>
+        </w:rPr>
+        <w:t>}</w:t>
+      </w:r>
+    </w:p>
+    <w:p>
+      <w:pPr>
+        <w:keepNext w:val="0"/>
+        <w:keepLines w:val="0"/>
+        <w:widowControl/>
+        <w:spacing w:after="0" w:before="0" w:line="240" w:lineRule="auto"/>
+        <w:ind w:firstLine="0" w:left="142" w:right="85"/>
+        <w:jc w:val="left"/>
+      </w:pPr>
+      <w:r>
+        <w:rPr>
+          <w:rFonts w:ascii="Consolas" w:hAnsi="Consolas"/>
+          <w:sz w:val="17"/>
+        </w:rPr>
+        <w:t>require __DIR__.'/../templates/header.php';</w:t>
+      </w:r>
+    </w:p>
+    <w:p>
+      <w:pPr>
+        <w:keepNext w:val="0"/>
+        <w:keepLines w:val="0"/>
+        <w:widowControl/>
+        <w:spacing w:after="0" w:before="0" w:line="240" w:lineRule="auto"/>
+        <w:ind w:firstLine="0" w:left="142" w:right="85"/>
+        <w:jc w:val="left"/>
+      </w:pPr>
+      <w:r>
+        <w:rPr>
+          <w:rFonts w:ascii="Consolas" w:hAnsi="Consolas"/>
+          <w:sz w:val="17"/>
+        </w:rPr>
+        <w:t>?&gt;</w:t>
+      </w:r>
+    </w:p>
+    <w:p>
+      <w:pPr>
+        <w:keepNext w:val="0"/>
+        <w:keepLines w:val="0"/>
+        <w:widowControl/>
+        <w:spacing w:after="0" w:before="0" w:line="240" w:lineRule="auto"/>
+        <w:ind w:firstLine="0" w:left="142" w:right="85"/>
+        <w:jc w:val="left"/>
+      </w:pPr>
+      <w:r>
+        <w:rPr>
+          <w:rFonts w:ascii="Consolas" w:hAnsi="Consolas"/>
+          <w:sz w:val="17"/>
+        </w:rPr>
+        <w:t>&lt;div class="page-heading"&gt;</w:t>
+      </w:r>
+    </w:p>
+    <w:p>
+      <w:pPr>
+        <w:keepNext w:val="0"/>
+        <w:keepLines w:val="0"/>
+        <w:widowControl/>
+        <w:spacing w:after="0" w:before="0" w:line="240" w:lineRule="auto"/>
+        <w:ind w:firstLine="0" w:left="142" w:right="85"/>
+        <w:jc w:val="left"/>
+      </w:pPr>
+      <w:r>
+        <w:rPr>
+          <w:rFonts w:ascii="Consolas" w:hAnsi="Consolas"/>
+          <w:sz w:val="17"/>
+        </w:rPr>
+        <w:t>&lt;h1&gt;Bước 1. Nhập thông tin&lt;/h1&gt;</w:t>
+      </w:r>
+    </w:p>
+    <w:p>
+      <w:pPr>
+        <w:keepNext w:val="0"/>
+        <w:keepLines w:val="0"/>
+        <w:widowControl/>
+        <w:spacing w:after="0" w:before="0" w:line="240" w:lineRule="auto"/>
+        <w:ind w:firstLine="0" w:left="142" w:right="85"/>
+        <w:jc w:val="left"/>
+      </w:pPr>
+      <w:r>
+        <w:rPr>
+          <w:rFonts w:ascii="Consolas" w:hAnsi="Consolas"/>
+          <w:sz w:val="17"/>
+        </w:rPr>
+        <w:t>&lt;p&gt;Điền thông tin để chuyển đến bước xem lại bản nháp.&lt;/p&gt;</w:t>
+      </w:r>
+    </w:p>
+    <w:p>
+      <w:pPr>
+        <w:keepNext w:val="0"/>
+        <w:keepLines w:val="0"/>
+        <w:widowControl/>
+        <w:spacing w:after="0" w:before="0" w:line="240" w:lineRule="auto"/>
+        <w:ind w:firstLine="0" w:left="142" w:right="85"/>
+        <w:jc w:val="left"/>
+      </w:pPr>
+      <w:r>
+        <w:rPr>
+          <w:rFonts w:ascii="Consolas" w:hAnsi="Consolas"/>
+          <w:sz w:val="17"/>
+        </w:rPr>
+        <w:t>&lt;/div&gt;</w:t>
+      </w:r>
+    </w:p>
+    <w:p>
+      <w:pPr>
+        <w:keepNext w:val="0"/>
+        <w:keepLines w:val="0"/>
+        <w:widowControl/>
+        <w:spacing w:after="0" w:before="0" w:line="240" w:lineRule="auto"/>
+        <w:ind w:firstLine="0" w:left="142" w:right="85"/>
+        <w:jc w:val="left"/>
+      </w:pPr>
+      <w:r>
+        <w:rPr>
+          <w:rFonts w:ascii="Consolas" w:hAnsi="Consolas"/>
+          <w:sz w:val="17"/>
+        </w:rPr>
+        <w:t>&lt;div class="error-summary" role="alert"&gt;</w:t>
+      </w:r>
+    </w:p>
+    <w:p>
+      <w:pPr>
+        <w:keepNext w:val="0"/>
+        <w:keepLines w:val="0"/>
+        <w:widowControl/>
+        <w:spacing w:after="0" w:before="0" w:line="240" w:lineRule="auto"/>
+        <w:ind w:firstLine="0" w:left="142" w:right="85"/>
+        <w:jc w:val="left"/>
+      </w:pPr>
+      <w:r>
+        <w:rPr>
+          <w:rFonts w:ascii="Consolas" w:hAnsi="Consolas"/>
+          <w:sz w:val="17"/>
+        </w:rPr>
+        <w:t>&lt;p class="error-messages"&gt;&lt;?= e(implode(', ', $errors)) ?&gt;&lt;/p&gt;</w:t>
+      </w:r>
+    </w:p>
+    <w:p>
+      <w:pPr>
+        <w:keepNext w:val="0"/>
+        <w:keepLines w:val="0"/>
+        <w:widowControl/>
+        <w:spacing w:after="0" w:before="0" w:line="240" w:lineRule="auto"/>
+        <w:ind w:firstLine="0" w:left="142" w:right="85"/>
+        <w:jc w:val="left"/>
+      </w:pPr>
+      <w:r>
+        <w:rPr>
+          <w:rFonts w:ascii="Consolas" w:hAnsi="Consolas"/>
+          <w:sz w:val="17"/>
+        </w:rPr>
+        <w:t>&lt;p&gt;Thông tin chưa hợp lệ. Kiểm tra lại các thông tin đã nhập rồi gửi lại.&lt;/p&gt;</w:t>
+      </w:r>
+    </w:p>
+    <w:p>
+      <w:pPr>
+        <w:keepNext w:val="0"/>
+        <w:keepLines w:val="0"/>
+        <w:widowControl/>
+        <w:spacing w:after="0" w:before="0" w:line="240" w:lineRule="auto"/>
+        <w:ind w:firstLine="0" w:left="142" w:right="85"/>
+        <w:jc w:val="left"/>
+      </w:pPr>
+      <w:r>
+        <w:rPr>
+          <w:rFonts w:ascii="Consolas" w:hAnsi="Consolas"/>
+          <w:sz w:val="17"/>
+        </w:rPr>
+        <w:t>&lt;/div&gt;</w:t>
+      </w:r>
+    </w:p>
+    <w:p>
+      <w:pPr>
+        <w:keepNext w:val="0"/>
+        <w:keepLines w:val="0"/>
+        <w:widowControl/>
+        <w:spacing w:after="0" w:before="0" w:line="240" w:lineRule="auto"/>
+        <w:ind w:firstLine="0" w:left="142" w:right="85"/>
+        <w:jc w:val="left"/>
+      </w:pPr>
+      <w:r>
+        <w:rPr>
+          <w:rFonts w:ascii="Consolas" w:hAnsi="Consolas"/>
+          <w:sz w:val="17"/>
+        </w:rPr>
+        <w:t>&lt;form class="registration-form" method="post"&gt;</w:t>
+      </w:r>
+    </w:p>
+    <w:p>
+      <w:pPr>
+        <w:keepNext w:val="0"/>
+        <w:keepLines w:val="0"/>
+        <w:widowControl/>
+        <w:spacing w:after="0" w:before="0" w:line="240" w:lineRule="auto"/>
+        <w:ind w:firstLine="0" w:left="142" w:right="85"/>
+        <w:jc w:val="left"/>
+      </w:pPr>
+      <w:r>
+        <w:rPr>
+          <w:rFonts w:ascii="Consolas" w:hAnsi="Consolas"/>
+          <w:sz w:val="17"/>
+        </w:rPr>
+        <w:t>&lt;input type="hidden" name="csrf" value="&lt;?= e($_SESSION['csrf']) ?&gt;"&gt;</w:t>
+      </w:r>
+    </w:p>
+    <w:p>
+      <w:pPr>
+        <w:keepNext w:val="0"/>
+        <w:keepLines w:val="0"/>
+        <w:widowControl/>
+        <w:spacing w:after="0" w:before="0" w:line="240" w:lineRule="auto"/>
+        <w:ind w:firstLine="0" w:left="142" w:right="85"/>
+        <w:jc w:val="left"/>
+      </w:pPr>
+      <w:r>
+        <w:rPr>
+          <w:rFonts w:ascii="Consolas" w:hAnsi="Consolas"/>
+          <w:sz w:val="17"/>
+        </w:rPr>
+        <w:t>&lt;label class="form-field" for="event_id"&gt;Sự kiện</w:t>
+      </w:r>
+    </w:p>
+    <w:p>
+      <w:pPr>
+        <w:keepNext w:val="0"/>
+        <w:keepLines w:val="0"/>
+        <w:widowControl/>
+        <w:spacing w:after="0" w:before="0" w:line="240" w:lineRule="auto"/>
+        <w:ind w:firstLine="0" w:left="142" w:right="85"/>
+        <w:jc w:val="left"/>
+      </w:pPr>
+      <w:r>
+        <w:rPr>
+          <w:rFonts w:ascii="Consolas" w:hAnsi="Consolas"/>
+          <w:sz w:val="17"/>
+        </w:rPr>
+        <w:t>&lt;select id="event_id" name="event_id"&gt;</w:t>
+      </w:r>
+    </w:p>
+    <w:p>
+      <w:pPr>
+        <w:keepNext w:val="0"/>
+        <w:keepLines w:val="0"/>
+        <w:widowControl/>
+        <w:spacing w:after="0" w:before="0" w:line="240" w:lineRule="auto"/>
+        <w:ind w:firstLine="0" w:left="142" w:right="85"/>
+        <w:jc w:val="left"/>
+      </w:pPr>
+      <w:r>
+        <w:rPr>
+          <w:rFonts w:ascii="Consolas" w:hAnsi="Consolas"/>
+          <w:sz w:val="17"/>
+        </w:rPr>
+        <w:t>&lt;?php foreach($events as $event): ?&gt;</w:t>
+      </w:r>
+    </w:p>
+    <w:p>
+      <w:pPr>
+        <w:keepNext w:val="0"/>
+        <w:keepLines w:val="0"/>
+        <w:widowControl/>
+        <w:spacing w:after="0" w:before="0" w:line="240" w:lineRule="auto"/>
+        <w:ind w:firstLine="0" w:left="142" w:right="85"/>
+        <w:jc w:val="left"/>
+      </w:pPr>
+      <w:r>
+        <w:rPr>
+          <w:rFonts w:ascii="Consolas" w:hAnsi="Consolas"/>
+          <w:sz w:val="17"/>
+        </w:rPr>
+        <w:t>&lt;option value="&lt;?= $event['id'] ?&gt;" &lt;?= (int)$data['event_id']===$event['id']?'selected':'' ?&gt;&gt;</w:t>
+      </w:r>
+    </w:p>
+    <w:p>
+      <w:pPr>
+        <w:keepNext w:val="0"/>
+        <w:keepLines w:val="0"/>
+        <w:widowControl/>
+        <w:spacing w:after="0" w:before="0" w:line="240" w:lineRule="auto"/>
+        <w:ind w:firstLine="0" w:left="142" w:right="85"/>
+        <w:jc w:val="left"/>
+      </w:pPr>
+      <w:r>
+        <w:rPr>
+          <w:rFonts w:ascii="Consolas" w:hAnsi="Consolas"/>
+          <w:sz w:val="17"/>
+        </w:rPr>
+        <w:t>&lt;?= e($event['title']) ?&gt;</w:t>
+      </w:r>
+    </w:p>
+    <w:p>
+      <w:pPr>
+        <w:keepNext w:val="0"/>
+        <w:keepLines w:val="0"/>
+        <w:widowControl/>
+        <w:spacing w:after="0" w:before="0" w:line="240" w:lineRule="auto"/>
+        <w:ind w:firstLine="0" w:left="142" w:right="85"/>
+        <w:jc w:val="left"/>
+      </w:pPr>
+      <w:r>
+        <w:rPr>
+          <w:rFonts w:ascii="Consolas" w:hAnsi="Consolas"/>
+          <w:sz w:val="17"/>
+        </w:rPr>
+        <w:t>&lt;/option&gt;</w:t>
+      </w:r>
+    </w:p>
+    <w:p>
+      <w:pPr>
+        <w:keepNext w:val="0"/>
+        <w:keepLines w:val="0"/>
+        <w:widowControl/>
+        <w:spacing w:after="0" w:before="0" w:line="240" w:lineRule="auto"/>
+        <w:ind w:firstLine="0" w:left="142" w:right="85"/>
+        <w:jc w:val="left"/>
+      </w:pPr>
+      <w:r>
+        <w:rPr>
+          <w:rFonts w:ascii="Consolas" w:hAnsi="Consolas"/>
+          <w:sz w:val="17"/>
+        </w:rPr>
+        <w:t>&lt;?php endforeach; ?&gt;</w:t>
+      </w:r>
+    </w:p>
+    <w:p>
+      <w:pPr>
+        <w:keepNext w:val="0"/>
+        <w:keepLines w:val="0"/>
+        <w:widowControl/>
+        <w:spacing w:after="0" w:before="0" w:line="240" w:lineRule="auto"/>
+        <w:ind w:firstLine="0" w:left="142" w:right="85"/>
+        <w:jc w:val="left"/>
+      </w:pPr>
+      <w:r>
+        <w:rPr>
+          <w:rFonts w:ascii="Consolas" w:hAnsi="Consolas"/>
+          <w:sz w:val="17"/>
+        </w:rPr>
+        <w:t>&lt;/select&gt;</w:t>
+      </w:r>
+    </w:p>
+    <w:p>
+      <w:pPr>
+        <w:keepNext w:val="0"/>
+        <w:keepLines w:val="0"/>
+        <w:widowControl/>
+        <w:spacing w:after="0" w:before="0" w:line="240" w:lineRule="auto"/>
+        <w:ind w:firstLine="0" w:left="142" w:right="85"/>
+        <w:jc w:val="left"/>
+      </w:pPr>
+      <w:r>
+        <w:rPr>
+          <w:rFonts w:ascii="Consolas" w:hAnsi="Consolas"/>
+          <w:sz w:val="17"/>
+        </w:rPr>
+        <w:t>&lt;/label&gt;</w:t>
+      </w:r>
+    </w:p>
+    <w:p>
+      <w:pPr>
+        <w:keepNext w:val="0"/>
+        <w:keepLines w:val="0"/>
+        <w:widowControl/>
+        <w:spacing w:after="0" w:before="0" w:line="240" w:lineRule="auto"/>
+        <w:ind w:firstLine="0" w:left="142" w:right="85"/>
+        <w:jc w:val="left"/>
+      </w:pPr>
+      <w:r>
+        <w:rPr>
+          <w:rFonts w:ascii="Consolas" w:hAnsi="Consolas"/>
+          <w:sz w:val="17"/>
+        </w:rPr>
+        <w:t>&lt;label class="form-field" for="name"&gt;Họ tên</w:t>
+      </w:r>
+    </w:p>
+    <w:p>
+      <w:pPr>
+        <w:keepNext w:val="0"/>
+        <w:keepLines w:val="0"/>
+        <w:widowControl/>
+        <w:spacing w:after="0" w:before="0" w:line="240" w:lineRule="auto"/>
+        <w:ind w:firstLine="0" w:left="142" w:right="85"/>
+        <w:jc w:val="left"/>
+      </w:pPr>
+      <w:r>
+        <w:rPr>
+          <w:rFonts w:ascii="Consolas" w:hAnsi="Consolas"/>
+          <w:sz w:val="17"/>
+        </w:rPr>
+        <w:t>&lt;input id="name" name="name" value="&lt;?= e($data['name']) ?&gt;"&gt;</w:t>
+      </w:r>
+    </w:p>
+    <w:p>
+      <w:pPr>
+        <w:keepNext w:val="0"/>
+        <w:keepLines w:val="0"/>
+        <w:widowControl/>
+        <w:spacing w:after="0" w:before="0" w:line="240" w:lineRule="auto"/>
+        <w:ind w:firstLine="0" w:left="142" w:right="85"/>
+        <w:jc w:val="left"/>
+      </w:pPr>
+      <w:r>
+        <w:rPr>
+          <w:rFonts w:ascii="Consolas" w:hAnsi="Consolas"/>
+          <w:sz w:val="17"/>
+        </w:rPr>
+        <w:t>&lt;/label&gt;</w:t>
+      </w:r>
+    </w:p>
+    <w:p>
+      <w:pPr>
+        <w:keepNext w:val="0"/>
+        <w:keepLines w:val="0"/>
+        <w:widowControl/>
+        <w:spacing w:after="0" w:before="0" w:line="240" w:lineRule="auto"/>
+        <w:ind w:firstLine="0" w:left="142" w:right="85"/>
+        <w:jc w:val="left"/>
+      </w:pPr>
+      <w:r>
+        <w:rPr>
+          <w:rFonts w:ascii="Consolas" w:hAnsi="Consolas"/>
+          <w:sz w:val="17"/>
+        </w:rPr>
+        <w:t>&lt;label class="form-field" for="email"&gt;Email</w:t>
+      </w:r>
+    </w:p>
+    <w:p>
+      <w:pPr>
+        <w:keepNext w:val="0"/>
+        <w:keepLines w:val="0"/>
+        <w:widowControl/>
+        <w:spacing w:after="0" w:before="0" w:line="240" w:lineRule="auto"/>
+        <w:ind w:firstLine="0" w:left="142" w:right="85"/>
+        <w:jc w:val="left"/>
+      </w:pPr>
+      <w:r>
+        <w:rPr>
+          <w:rFonts w:ascii="Consolas" w:hAnsi="Consolas"/>
+          <w:sz w:val="17"/>
+        </w:rPr>
+        <w:t>&lt;input id="email" name="email" value="&lt;?= e($data['email']) ?&gt;"&gt;</w:t>
+      </w:r>
+    </w:p>
+    <w:p>
+      <w:pPr>
+        <w:keepNext w:val="0"/>
+        <w:keepLines w:val="0"/>
+        <w:widowControl/>
+        <w:spacing w:after="0" w:before="0" w:line="240" w:lineRule="auto"/>
+        <w:ind w:firstLine="0" w:left="142" w:right="85"/>
+        <w:jc w:val="left"/>
+      </w:pPr>
+      <w:r>
+        <w:rPr>
+          <w:rFonts w:ascii="Consolas" w:hAnsi="Consolas"/>
+          <w:sz w:val="17"/>
+        </w:rPr>
+        <w:t>&lt;/label&gt;</w:t>
+      </w:r>
+    </w:p>
+    <w:p>
+      <w:pPr>
+        <w:keepNext w:val="0"/>
+        <w:keepLines w:val="0"/>
+        <w:widowControl/>
+        <w:spacing w:after="0" w:before="0" w:line="240" w:lineRule="auto"/>
+        <w:ind w:firstLine="0" w:left="142" w:right="85"/>
+        <w:jc w:val="left"/>
+      </w:pPr>
+      <w:r>
+        <w:rPr>
+          <w:rFonts w:ascii="Consolas" w:hAnsi="Consolas"/>
+          <w:sz w:val="17"/>
+        </w:rPr>
+        <w:t>&lt;button&gt;Tiếp tục&lt;/button&gt;</w:t>
+      </w:r>
+    </w:p>
+    <w:p>
+      <w:pPr>
+        <w:keepNext w:val="0"/>
+        <w:keepLines w:val="0"/>
+        <w:widowControl/>
+        <w:spacing w:after="0" w:before="0" w:line="240" w:lineRule="auto"/>
+        <w:ind w:firstLine="0" w:left="142" w:right="85"/>
+        <w:jc w:val="left"/>
+      </w:pPr>
+      <w:r>
+        <w:rPr>
+          <w:rFonts w:ascii="Consolas" w:hAnsi="Consolas"/>
+          <w:sz w:val="17"/>
+        </w:rPr>
+        <w:t>&lt;/form&gt;</w:t>
+      </w:r>
+    </w:p>
+    <w:p>
+      <w:pPr>
+        <w:keepNext w:val="0"/>
+        <w:keepLines w:val="0"/>
+        <w:widowControl/>
+        <w:spacing w:after="0" w:before="0" w:line="240" w:lineRule="auto"/>
+        <w:ind w:firstLine="0" w:left="142" w:right="85"/>
+        <w:jc w:val="left"/>
+      </w:pPr>
+      <w:r>
+        <w:rPr>
+          <w:rFonts w:ascii="Consolas" w:hAnsi="Consolas"/>
+          <w:sz w:val="17"/>
+        </w:rPr>
+        <w:t>&lt;form class="preferences-form" method="post" action="/preferences.php"&gt;</w:t>
+      </w:r>
+    </w:p>
+    <w:p>
+      <w:pPr>
+        <w:keepNext w:val="0"/>
+        <w:keepLines w:val="0"/>
+        <w:widowControl/>
+        <w:spacing w:after="0" w:before="0" w:line="240" w:lineRule="auto"/>
+        <w:ind w:firstLine="0" w:left="142" w:right="85"/>
+        <w:jc w:val="left"/>
+      </w:pPr>
+      <w:r>
+        <w:rPr>
+          <w:rFonts w:ascii="Consolas" w:hAnsi="Consolas"/>
+          <w:sz w:val="17"/>
+        </w:rPr>
+        <w:t>&lt;h2&gt;Tùy chọn hiển thị&lt;/h2&gt;</w:t>
+      </w:r>
+    </w:p>
+    <w:p>
+      <w:pPr>
+        <w:keepNext w:val="0"/>
+        <w:keepLines w:val="0"/>
+        <w:widowControl/>
+        <w:spacing w:after="0" w:before="0" w:line="240" w:lineRule="auto"/>
+        <w:ind w:firstLine="0" w:left="142" w:right="85"/>
+        <w:jc w:val="left"/>
+      </w:pPr>
+      <w:r>
+        <w:rPr>
+          <w:rFonts w:ascii="Consolas" w:hAnsi="Consolas"/>
+          <w:sz w:val="17"/>
+        </w:rPr>
+        <w:t>&lt;p&gt;Form này chỉ lưu tùy chọn Cookie, không gửi đăng ký.&lt;/p&gt;</w:t>
+      </w:r>
+    </w:p>
+    <w:p>
+      <w:pPr>
+        <w:keepNext w:val="0"/>
+        <w:keepLines w:val="0"/>
+        <w:widowControl/>
+        <w:spacing w:after="0" w:before="0" w:line="240" w:lineRule="auto"/>
+        <w:ind w:firstLine="0" w:left="142" w:right="85"/>
+        <w:jc w:val="left"/>
+      </w:pPr>
+      <w:r>
+        <w:rPr>
+          <w:rFonts w:ascii="Consolas" w:hAnsi="Consolas"/>
+          <w:sz w:val="17"/>
+        </w:rPr>
+        <w:t>&lt;input type="hidden" name="csrf" value="&lt;?= e($_SESSION['csrf']) ?&gt;"&gt;</w:t>
+      </w:r>
+    </w:p>
+    <w:p>
+      <w:pPr>
+        <w:keepNext w:val="0"/>
+        <w:keepLines w:val="0"/>
+        <w:widowControl/>
+        <w:spacing w:after="0" w:before="0" w:line="240" w:lineRule="auto"/>
+        <w:ind w:firstLine="0" w:left="142" w:right="85"/>
+        <w:jc w:val="left"/>
+      </w:pPr>
+      <w:r>
+        <w:rPr>
+          <w:rFonts w:ascii="Consolas" w:hAnsi="Consolas"/>
+          <w:sz w:val="17"/>
+        </w:rPr>
+        <w:t>&lt;label class="form-field" for="view"&gt;Cách hiển thị</w:t>
+      </w:r>
+    </w:p>
+    <w:p>
+      <w:pPr>
+        <w:keepNext w:val="0"/>
+        <w:keepLines w:val="0"/>
+        <w:widowControl/>
+        <w:spacing w:after="0" w:before="0" w:line="240" w:lineRule="auto"/>
+        <w:ind w:firstLine="0" w:left="142" w:right="85"/>
+        <w:jc w:val="left"/>
+      </w:pPr>
+      <w:r>
+        <w:rPr>
+          <w:rFonts w:ascii="Consolas" w:hAnsi="Consolas"/>
+          <w:sz w:val="17"/>
+        </w:rPr>
+        <w:t>&lt;select id="view" name="view"&gt;</w:t>
+      </w:r>
+    </w:p>
+    <w:p>
+      <w:pPr>
+        <w:keepNext w:val="0"/>
+        <w:keepLines w:val="0"/>
+        <w:widowControl/>
+        <w:spacing w:after="0" w:before="0" w:line="240" w:lineRule="auto"/>
+        <w:ind w:firstLine="0" w:left="142" w:right="85"/>
+        <w:jc w:val="left"/>
+      </w:pPr>
+      <w:r>
+        <w:rPr>
+          <w:rFonts w:ascii="Consolas" w:hAnsi="Consolas"/>
+          <w:sz w:val="17"/>
+        </w:rPr>
+        <w:t>&lt;option value="compact"&gt;Gọn&lt;/option&gt;</w:t>
+      </w:r>
+    </w:p>
+    <w:p>
+      <w:pPr>
+        <w:keepNext w:val="0"/>
+        <w:keepLines w:val="0"/>
+        <w:widowControl/>
+        <w:spacing w:after="0" w:before="0" w:line="240" w:lineRule="auto"/>
+        <w:ind w:firstLine="0" w:left="142" w:right="85"/>
+        <w:jc w:val="left"/>
+      </w:pPr>
+      <w:r>
+        <w:rPr>
+          <w:rFonts w:ascii="Consolas" w:hAnsi="Consolas"/>
+          <w:sz w:val="17"/>
+        </w:rPr>
+        <w:t>&lt;option value="full"&gt;Đầy đủ&lt;/option&gt;</w:t>
+      </w:r>
+    </w:p>
+    <w:p>
+      <w:pPr>
+        <w:keepNext w:val="0"/>
+        <w:keepLines w:val="0"/>
+        <w:widowControl/>
+        <w:spacing w:after="0" w:before="0" w:line="240" w:lineRule="auto"/>
+        <w:ind w:firstLine="0" w:left="142" w:right="85"/>
+        <w:jc w:val="left"/>
+      </w:pPr>
+      <w:r>
+        <w:rPr>
+          <w:rFonts w:ascii="Consolas" w:hAnsi="Consolas"/>
+          <w:sz w:val="17"/>
+        </w:rPr>
+        <w:t>&lt;/select&gt;</w:t>
+      </w:r>
+    </w:p>
+    <w:p>
+      <w:pPr>
+        <w:keepNext w:val="0"/>
+        <w:keepLines w:val="0"/>
+        <w:widowControl/>
+        <w:spacing w:after="0" w:before="0" w:line="240" w:lineRule="auto"/>
+        <w:ind w:firstLine="0" w:left="142" w:right="85"/>
+        <w:jc w:val="left"/>
+      </w:pPr>
+      <w:r>
+        <w:rPr>
+          <w:rFonts w:ascii="Consolas" w:hAnsi="Consolas"/>
+          <w:sz w:val="17"/>
+        </w:rPr>
+        <w:t>&lt;/label&gt;</w:t>
+      </w:r>
+    </w:p>
+    <w:p>
+      <w:pPr>
+        <w:keepNext w:val="0"/>
+        <w:keepLines w:val="0"/>
+        <w:widowControl/>
+        <w:spacing w:after="0" w:before="0" w:line="240" w:lineRule="auto"/>
+        <w:ind w:firstLine="0" w:left="142" w:right="85"/>
+        <w:jc w:val="left"/>
+      </w:pPr>
+      <w:r>
+        <w:rPr>
+          <w:rFonts w:ascii="Consolas" w:hAnsi="Consolas"/>
+          <w:sz w:val="17"/>
+        </w:rPr>
+        <w:t>&lt;button class="button-secondary"&gt;Lưu tùy chọn&lt;/button&gt;</w:t>
+      </w:r>
+    </w:p>
+    <w:p>
+      <w:pPr>
+        <w:keepNext w:val="0"/>
+        <w:keepLines w:val="0"/>
+        <w:widowControl/>
+        <w:spacing w:after="0" w:before="0" w:line="240" w:lineRule="auto"/>
+        <w:ind w:firstLine="0" w:left="142" w:right="85"/>
+        <w:jc w:val="left"/>
+      </w:pPr>
+      <w:r>
+        <w:rPr>
+          <w:rFonts w:ascii="Consolas" w:hAnsi="Consolas"/>
+          <w:sz w:val="17"/>
+        </w:rPr>
+        <w:t>&lt;/form&gt;</w:t>
+      </w:r>
+    </w:p>
+    <w:p>
+      <w:pPr>
+        <w:keepNext w:val="0"/>
+        <w:keepLines w:val="0"/>
+        <w:widowControl/>
+        <w:spacing w:after="0" w:before="0" w:line="240" w:lineRule="auto"/>
+        <w:ind w:firstLine="0" w:left="142" w:right="85"/>
+        <w:jc w:val="left"/>
+      </w:pPr>
+      <w:r>
+        <w:rPr>
+          <w:rFonts w:ascii="Consolas" w:hAnsi="Consolas"/>
+          <w:sz w:val="17"/>
+        </w:rPr>
+        <w:t>&lt;p class="cookie-status"&gt;Tùy chọn Cookie: &lt;?= e(field($_COOKIE, 'view')) ?&gt;</w:t>
+      </w:r>
+    </w:p>
+    <w:p>
+      <w:pPr>
+        <w:keepNext w:val="0"/>
+        <w:keepLines w:val="0"/>
+        <w:widowControl/>
+        <w:spacing w:after="0" w:before="0" w:line="240" w:lineRule="auto"/>
+        <w:ind w:firstLine="0" w:left="142" w:right="85"/>
+        <w:jc w:val="left"/>
+      </w:pPr>
+      <w:r>
+        <w:rPr>
+          <w:rFonts w:ascii="Consolas" w:hAnsi="Consolas"/>
+          <w:sz w:val="17"/>
+        </w:rPr>
+        <w:t>&lt;/p&gt;</w:t>
+      </w:r>
+    </w:p>
+    <w:p>
+      <w:pPr>
+        <w:keepNext w:val="0"/>
+        <w:keepLines w:val="0"/>
+        <w:widowControl/>
+        <w:spacing w:after="0" w:before="0" w:line="240" w:lineRule="auto"/>
+        <w:ind w:firstLine="0" w:left="142" w:right="85"/>
+        <w:jc w:val="left"/>
+      </w:pPr>
+      <w:r>
+        <w:rPr>
+          <w:rFonts w:ascii="Consolas" w:hAnsi="Consolas"/>
+          <w:sz w:val="17"/>
+        </w:rPr>
+        <w:t>&lt;?php require __DIR__.'/../templates/footer.php'; ?&gt;</w:t>
+      </w:r>
+    </w:p>
+    <w:p>
+      <w:pPr>
+        <w:widowControl/>
+      </w:pPr>
+      <w:r>
+        <w:rPr>
+          <w:rFonts w:ascii="Times New Roman" w:hAnsi="Times New Roman"/>
+          <w:b w:val="0"/>
+          <w:color w:val="000000"/>
+          <w:sz w:val="26"/>
+        </w:rPr>
+        <w:t>Đọc phần PHP đầu tệp: nếu đã có nháp thì lấy dữ liệu điền lại form; nếu chưa có thì dùng giá trị rỗng. Khi POST, kiểm tra token trước, sau đó dùng hàm kiểm tra dữ liệu trong src/Input.php được cấp. Chỉ khi không có lỗi mới gọi saveDraft.</w:t>
+      </w:r>
+    </w:p>
+    <w:p>
+      <w:pPr>
+        <w:widowControl/>
+      </w:pPr>
+      <w:r>
+        <w:rPr>
+          <w:rFonts w:ascii="Times New Roman" w:hAnsi="Times New Roman"/>
+          <w:b w:val="0"/>
+          <w:color w:val="000000"/>
+          <w:sz w:val="26"/>
+        </w:rPr>
+        <w:t>header('Location: /confirm.php', true, 303)</w:t>
+      </w:r>
+      <w:r>
+        <w:rPr>
+          <w:rFonts w:ascii="Times New Roman" w:hAnsi="Times New Roman"/>
+          <w:b w:val="0"/>
+          <w:color w:val="000000"/>
+          <w:sz w:val="26"/>
+        </w:rPr>
+        <w:t xml:space="preserve"> yêu cầu trình duyệt chuyển sang GET trang xác nhận. </w:t>
+      </w:r>
+      <w:r>
+        <w:rPr>
+          <w:rFonts w:ascii="Times New Roman" w:hAnsi="Times New Roman"/>
+          <w:b w:val="0"/>
+          <w:color w:val="000000"/>
+          <w:sz w:val="26"/>
+        </w:rPr>
+        <w:t>exit</w:t>
+      </w:r>
+      <w:r>
+        <w:rPr>
+          <w:rFonts w:ascii="Times New Roman" w:hAnsi="Times New Roman"/>
+          <w:b w:val="0"/>
+          <w:color w:val="000000"/>
+          <w:sz w:val="26"/>
+        </w:rPr>
+        <w:t xml:space="preserve"> ngăn chương trình tiếp tục xuất HTML sau khi đã chuyển hướng. Không đặt dòng </w:t>
+      </w:r>
+      <w:r>
+        <w:rPr>
+          <w:rFonts w:ascii="Times New Roman" w:hAnsi="Times New Roman"/>
+          <w:b w:val="0"/>
+          <w:color w:val="000000"/>
+          <w:sz w:val="26"/>
+        </w:rPr>
+        <w:t>echo</w:t>
+      </w:r>
+      <w:r>
+        <w:rPr>
+          <w:rFonts w:ascii="Times New Roman" w:hAnsi="Times New Roman"/>
+          <w:b w:val="0"/>
+          <w:color w:val="000000"/>
+          <w:sz w:val="26"/>
+        </w:rPr>
+        <w:t xml:space="preserve"> hoặc HTML trước phần xử lý này.</w:t>
+      </w:r>
+    </w:p>
+    <w:p>
+      <w:pPr>
+        <w:widowControl/>
+      </w:pPr>
+      <w:r>
+        <w:rPr>
+          <w:rFonts w:ascii="Times New Roman" w:hAnsi="Times New Roman"/>
+          <w:b w:val="0"/>
+          <w:color w:val="000000"/>
+          <w:sz w:val="26"/>
+        </w:rPr>
+        <w:t>Form sử dụng trường ẩn csrf; giá trị lấy từ Session. Form nhỏ thứ hai chỉ lưu tùy chọn hiển thị, không gửi đăng ký. Trang nhận dữ liệu của form này được xây dựng ở bước 7.</w:t>
       </w:r>
     </w:p>
     <w:p>
@@ -1672,7 +3211,1505 @@
           <w:b w:val="0"/>
           <w:sz w:val="26"/>
         </w:rPr>
-        <w:t>Mở src/EventFilter.php và đối chiếu với mã dưới đây. Nếu viết lại tệp, thay nội dung hiện tại; tránh khai báo trùng hàm hoặc lớp:</w:t>
+        <w:t>Kiểm tra kết quả bước 3:</w:t>
+      </w:r>
+    </w:p>
+    <w:p>
+      <w:pPr>
+        <w:widowControl/>
+        <w:ind w:firstLine="0" w:left="0"/>
+        <w:jc w:val="left"/>
+      </w:pPr>
+      <w:r>
+        <w:rPr>
+          <w:rFonts w:ascii="Times New Roman" w:hAnsi="Times New Roman"/>
+          <w:b w:val="0"/>
+          <w:color w:val="000000"/>
+          <w:sz w:val="26"/>
+        </w:rPr>
+        <w:t>[</w:t>
+      </w:r>
+      <w:r>
+        <w:rPr>
+          <w:rFonts w:ascii="Times New Roman" w:hAnsi="Times New Roman"/>
+          <w:b w:val="0"/>
+          <w:color w:val="000000"/>
+          <w:sz w:val="26"/>
+        </w:rPr>
+        <w:t xml:space="preserve"> ] Nhập hợp lệ chuyển đến xác nhận; quay lại sửa thấy đúng dữ liệu nháp.</w:t>
+      </w:r>
+    </w:p>
+    <w:p>
+      <w:pPr>
+        <w:pStyle w:val="Heading3"/>
+        <w:keepNext/>
+        <w:widowControl/>
+      </w:pPr>
+      <w:r>
+        <w:rPr>
+          <w:rFonts w:ascii="Times New Roman" w:hAnsi="Times New Roman"/>
+          <w:b/>
+          <w:color w:val="000000"/>
+          <w:sz w:val="26"/>
+        </w:rPr>
+        <w:t>Bước 4. Tạo trang xác nhận</w:t>
+      </w:r>
+    </w:p>
+    <w:p>
+      <w:pPr>
+        <w:keepNext/>
+        <w:widowControl/>
+      </w:pPr>
+      <w:r>
+        <w:rPr>
+          <w:rFonts w:ascii="Times New Roman" w:hAnsi="Times New Roman"/>
+          <w:b w:val="0"/>
+          <w:color w:val="000000"/>
+          <w:sz w:val="26"/>
+        </w:rPr>
+        <w:t xml:space="preserve">Mở </w:t>
+      </w:r>
+      <w:r>
+        <w:rPr>
+          <w:rFonts w:ascii="Times New Roman" w:hAnsi="Times New Roman"/>
+          <w:b w:val="0"/>
+          <w:color w:val="000000"/>
+          <w:sz w:val="26"/>
+        </w:rPr>
+        <w:t>public/confirm.php</w:t>
+      </w:r>
+      <w:r>
+        <w:rPr>
+          <w:rFonts w:ascii="Times New Roman" w:hAnsi="Times New Roman"/>
+          <w:b w:val="0"/>
+          <w:color w:val="000000"/>
+          <w:sz w:val="26"/>
+        </w:rPr>
+        <w:t>:</w:t>
+      </w:r>
+    </w:p>
+    <w:p>
+      <w:pPr>
+        <w:keepNext w:val="0"/>
+        <w:keepLines w:val="0"/>
+        <w:widowControl/>
+        <w:spacing w:after="0" w:before="0" w:line="240" w:lineRule="auto"/>
+        <w:ind w:firstLine="0" w:left="142" w:right="85"/>
+        <w:jc w:val="left"/>
+      </w:pPr>
+      <w:r>
+        <w:rPr>
+          <w:rFonts w:ascii="Consolas" w:hAnsi="Consolas"/>
+          <w:sz w:val="17"/>
+        </w:rPr>
+        <w:t>&lt;?php</w:t>
+      </w:r>
+    </w:p>
+    <w:p>
+      <w:pPr>
+        <w:keepNext w:val="0"/>
+        <w:keepLines w:val="0"/>
+        <w:widowControl/>
+        <w:spacing w:after="0" w:before="0" w:line="240" w:lineRule="auto"/>
+        <w:ind w:firstLine="0" w:left="142" w:right="85"/>
+        <w:jc w:val="left"/>
+      </w:pPr>
+      <w:r>
+        <w:rPr>
+          <w:rFonts w:ascii="Consolas" w:hAnsi="Consolas"/>
+          <w:sz w:val="17"/>
+        </w:rPr>
+        <w:t>require __DIR__.'/../src/Session.php';</w:t>
+      </w:r>
+    </w:p>
+    <w:p>
+      <w:pPr>
+        <w:keepNext w:val="0"/>
+        <w:keepLines w:val="0"/>
+        <w:widowControl/>
+        <w:spacing w:after="0" w:before="0" w:line="240" w:lineRule="auto"/>
+        <w:ind w:firstLine="0" w:left="142" w:right="85"/>
+        <w:jc w:val="left"/>
+      </w:pPr>
+      <w:r>
+        <w:rPr>
+          <w:rFonts w:ascii="Consolas" w:hAnsi="Consolas"/>
+          <w:sz w:val="17"/>
+        </w:rPr>
+        <w:t>require __DIR__.'/../src/Input.php';</w:t>
+      </w:r>
+    </w:p>
+    <w:p>
+      <w:pPr>
+        <w:keepNext w:val="0"/>
+        <w:keepLines w:val="0"/>
+        <w:widowControl/>
+        <w:spacing w:after="0" w:before="0" w:line="240" w:lineRule="auto"/>
+        <w:ind w:firstLine="0" w:left="142" w:right="85"/>
+        <w:jc w:val="left"/>
+      </w:pPr>
+      <w:r>
+        <w:rPr>
+          <w:rFonts w:ascii="Consolas" w:hAnsi="Consolas"/>
+          <w:sz w:val="17"/>
+        </w:rPr>
+        <w:t>require __DIR__.'/../src/Draft.php';</w:t>
+      </w:r>
+    </w:p>
+    <w:p>
+      <w:pPr>
+        <w:keepNext w:val="0"/>
+        <w:keepLines w:val="0"/>
+        <w:widowControl/>
+        <w:spacing w:after="0" w:before="0" w:line="240" w:lineRule="auto"/>
+        <w:ind w:firstLine="0" w:left="142" w:right="85"/>
+        <w:jc w:val="left"/>
+      </w:pPr>
+      <w:r>
+        <w:rPr>
+          <w:rFonts w:ascii="Consolas" w:hAnsi="Consolas"/>
+          <w:sz w:val="17"/>
+        </w:rPr>
+        <w:t>if (draftExpired($_SESSION, time(), 1800)) {</w:t>
+      </w:r>
+    </w:p>
+    <w:p>
+      <w:pPr>
+        <w:keepNext w:val="0"/>
+        <w:keepLines w:val="0"/>
+        <w:widowControl/>
+        <w:spacing w:after="0" w:before="0" w:line="240" w:lineRule="auto"/>
+        <w:ind w:firstLine="0" w:left="142" w:right="85"/>
+        <w:jc w:val="left"/>
+      </w:pPr>
+      <w:r>
+        <w:rPr>
+          <w:rFonts w:ascii="Consolas" w:hAnsi="Consolas"/>
+          <w:sz w:val="17"/>
+        </w:rPr>
+        <w:t xml:space="preserve">    cancelDraft($_SESSION);</w:t>
+      </w:r>
+    </w:p>
+    <w:p>
+      <w:pPr>
+        <w:keepNext w:val="0"/>
+        <w:keepLines w:val="0"/>
+        <w:widowControl/>
+        <w:spacing w:after="0" w:before="0" w:line="240" w:lineRule="auto"/>
+        <w:ind w:firstLine="0" w:left="142" w:right="85"/>
+        <w:jc w:val="left"/>
+      </w:pPr>
+      <w:r>
+        <w:rPr>
+          <w:rFonts w:ascii="Consolas" w:hAnsi="Consolas"/>
+          <w:sz w:val="17"/>
+        </w:rPr>
+        <w:t xml:space="preserve">    header('Location: /register.php', true, 303); exit;</w:t>
+      </w:r>
+    </w:p>
+    <w:p>
+      <w:pPr>
+        <w:keepNext w:val="0"/>
+        <w:keepLines w:val="0"/>
+        <w:widowControl/>
+        <w:spacing w:after="0" w:before="0" w:line="240" w:lineRule="auto"/>
+        <w:ind w:firstLine="0" w:left="142" w:right="85"/>
+        <w:jc w:val="left"/>
+      </w:pPr>
+      <w:r>
+        <w:rPr>
+          <w:rFonts w:ascii="Consolas" w:hAnsi="Consolas"/>
+          <w:sz w:val="17"/>
+        </w:rPr>
+        <w:t>}</w:t>
+      </w:r>
+    </w:p>
+    <w:p>
+      <w:pPr>
+        <w:keepNext w:val="0"/>
+        <w:keepLines w:val="0"/>
+        <w:widowControl/>
+        <w:spacing w:after="0" w:before="0" w:line="240" w:lineRule="auto"/>
+        <w:ind w:firstLine="0" w:left="142" w:right="85"/>
+        <w:jc w:val="left"/>
+      </w:pPr>
+      <w:r>
+        <w:rPr>
+          <w:rFonts w:ascii="Consolas" w:hAnsi="Consolas"/>
+          <w:sz w:val="17"/>
+        </w:rPr>
+        <w:t>$data = $_SESSION['draft']['data'];</w:t>
+      </w:r>
+    </w:p>
+    <w:p>
+      <w:pPr>
+        <w:keepNext w:val="0"/>
+        <w:keepLines w:val="0"/>
+        <w:widowControl/>
+        <w:spacing w:after="0" w:before="0" w:line="240" w:lineRule="auto"/>
+        <w:ind w:firstLine="0" w:left="142" w:right="85"/>
+        <w:jc w:val="left"/>
+      </w:pPr>
+      <w:r>
+        <w:rPr>
+          <w:rFonts w:ascii="Consolas" w:hAnsi="Consolas"/>
+          <w:sz w:val="17"/>
+        </w:rPr>
+        <w:t>require __DIR__.'/../templates/header.php';</w:t>
+      </w:r>
+    </w:p>
+    <w:p>
+      <w:pPr>
+        <w:keepNext w:val="0"/>
+        <w:keepLines w:val="0"/>
+        <w:widowControl/>
+        <w:spacing w:after="0" w:before="0" w:line="240" w:lineRule="auto"/>
+        <w:ind w:firstLine="0" w:left="142" w:right="85"/>
+        <w:jc w:val="left"/>
+      </w:pPr>
+      <w:r>
+        <w:rPr>
+          <w:rFonts w:ascii="Consolas" w:hAnsi="Consolas"/>
+          <w:sz w:val="17"/>
+        </w:rPr>
+        <w:t>?&gt;</w:t>
+      </w:r>
+    </w:p>
+    <w:p>
+      <w:pPr>
+        <w:keepNext w:val="0"/>
+        <w:keepLines w:val="0"/>
+        <w:widowControl/>
+        <w:spacing w:after="0" w:before="0" w:line="240" w:lineRule="auto"/>
+        <w:ind w:firstLine="0" w:left="142" w:right="85"/>
+        <w:jc w:val="left"/>
+      </w:pPr>
+      <w:r>
+        <w:rPr>
+          <w:rFonts w:ascii="Consolas" w:hAnsi="Consolas"/>
+          <w:sz w:val="17"/>
+        </w:rPr>
+        <w:t>&lt;div class="page-heading"&gt;</w:t>
+      </w:r>
+    </w:p>
+    <w:p>
+      <w:pPr>
+        <w:keepNext w:val="0"/>
+        <w:keepLines w:val="0"/>
+        <w:widowControl/>
+        <w:spacing w:after="0" w:before="0" w:line="240" w:lineRule="auto"/>
+        <w:ind w:firstLine="0" w:left="142" w:right="85"/>
+        <w:jc w:val="left"/>
+      </w:pPr>
+      <w:r>
+        <w:rPr>
+          <w:rFonts w:ascii="Consolas" w:hAnsi="Consolas"/>
+          <w:sz w:val="17"/>
+        </w:rPr>
+        <w:t>&lt;h1&gt;Bước 2. Xác nhận&lt;/h1&gt;</w:t>
+      </w:r>
+    </w:p>
+    <w:p>
+      <w:pPr>
+        <w:keepNext w:val="0"/>
+        <w:keepLines w:val="0"/>
+        <w:widowControl/>
+        <w:spacing w:after="0" w:before="0" w:line="240" w:lineRule="auto"/>
+        <w:ind w:firstLine="0" w:left="142" w:right="85"/>
+        <w:jc w:val="left"/>
+      </w:pPr>
+      <w:r>
+        <w:rPr>
+          <w:rFonts w:ascii="Consolas" w:hAnsi="Consolas"/>
+          <w:sz w:val="17"/>
+        </w:rPr>
+        <w:t>&lt;p&gt;Đối chiếu thông tin trước khi xác nhận.&lt;/p&gt;</w:t>
+      </w:r>
+    </w:p>
+    <w:p>
+      <w:pPr>
+        <w:keepNext w:val="0"/>
+        <w:keepLines w:val="0"/>
+        <w:widowControl/>
+        <w:spacing w:after="0" w:before="0" w:line="240" w:lineRule="auto"/>
+        <w:ind w:firstLine="0" w:left="142" w:right="85"/>
+        <w:jc w:val="left"/>
+      </w:pPr>
+      <w:r>
+        <w:rPr>
+          <w:rFonts w:ascii="Consolas" w:hAnsi="Consolas"/>
+          <w:sz w:val="17"/>
+        </w:rPr>
+        <w:t>&lt;/div&gt;</w:t>
+      </w:r>
+    </w:p>
+    <w:p>
+      <w:pPr>
+        <w:keepNext w:val="0"/>
+        <w:keepLines w:val="0"/>
+        <w:widowControl/>
+        <w:spacing w:after="0" w:before="0" w:line="240" w:lineRule="auto"/>
+        <w:ind w:firstLine="0" w:left="142" w:right="85"/>
+        <w:jc w:val="left"/>
+      </w:pPr>
+      <w:r>
+        <w:rPr>
+          <w:rFonts w:ascii="Consolas" w:hAnsi="Consolas"/>
+          <w:sz w:val="17"/>
+        </w:rPr>
+        <w:t>&lt;section class="confirmation" aria-label="Thông tin đăng ký"&gt;</w:t>
+      </w:r>
+    </w:p>
+    <w:p>
+      <w:pPr>
+        <w:keepNext w:val="0"/>
+        <w:keepLines w:val="0"/>
+        <w:widowControl/>
+        <w:spacing w:after="0" w:before="0" w:line="240" w:lineRule="auto"/>
+        <w:ind w:firstLine="0" w:left="142" w:right="85"/>
+        <w:jc w:val="left"/>
+      </w:pPr>
+      <w:r>
+        <w:rPr>
+          <w:rFonts w:ascii="Consolas" w:hAnsi="Consolas"/>
+          <w:sz w:val="17"/>
+        </w:rPr>
+        <w:t>&lt;dl class="summary-list"&gt;</w:t>
+      </w:r>
+    </w:p>
+    <w:p>
+      <w:pPr>
+        <w:keepNext w:val="0"/>
+        <w:keepLines w:val="0"/>
+        <w:widowControl/>
+        <w:spacing w:after="0" w:before="0" w:line="240" w:lineRule="auto"/>
+        <w:ind w:firstLine="0" w:left="142" w:right="85"/>
+        <w:jc w:val="left"/>
+      </w:pPr>
+      <w:r>
+        <w:rPr>
+          <w:rFonts w:ascii="Consolas" w:hAnsi="Consolas"/>
+          <w:sz w:val="17"/>
+        </w:rPr>
+        <w:t>&lt;div&gt;</w:t>
+      </w:r>
+    </w:p>
+    <w:p>
+      <w:pPr>
+        <w:keepNext w:val="0"/>
+        <w:keepLines w:val="0"/>
+        <w:widowControl/>
+        <w:spacing w:after="0" w:before="0" w:line="240" w:lineRule="auto"/>
+        <w:ind w:firstLine="0" w:left="142" w:right="85"/>
+        <w:jc w:val="left"/>
+      </w:pPr>
+      <w:r>
+        <w:rPr>
+          <w:rFonts w:ascii="Consolas" w:hAnsi="Consolas"/>
+          <w:sz w:val="17"/>
+        </w:rPr>
+        <w:t>&lt;dt&gt;Họ tên&lt;/dt&gt;</w:t>
+      </w:r>
+    </w:p>
+    <w:p>
+      <w:pPr>
+        <w:keepNext w:val="0"/>
+        <w:keepLines w:val="0"/>
+        <w:widowControl/>
+        <w:spacing w:after="0" w:before="0" w:line="240" w:lineRule="auto"/>
+        <w:ind w:firstLine="0" w:left="142" w:right="85"/>
+        <w:jc w:val="left"/>
+      </w:pPr>
+      <w:r>
+        <w:rPr>
+          <w:rFonts w:ascii="Consolas" w:hAnsi="Consolas"/>
+          <w:sz w:val="17"/>
+        </w:rPr>
+        <w:t>&lt;dd&gt;&lt;?= e($data['name']) ?&gt;&lt;/dd&gt;</w:t>
+      </w:r>
+    </w:p>
+    <w:p>
+      <w:pPr>
+        <w:keepNext w:val="0"/>
+        <w:keepLines w:val="0"/>
+        <w:widowControl/>
+        <w:spacing w:after="0" w:before="0" w:line="240" w:lineRule="auto"/>
+        <w:ind w:firstLine="0" w:left="142" w:right="85"/>
+        <w:jc w:val="left"/>
+      </w:pPr>
+      <w:r>
+        <w:rPr>
+          <w:rFonts w:ascii="Consolas" w:hAnsi="Consolas"/>
+          <w:sz w:val="17"/>
+        </w:rPr>
+        <w:t>&lt;/div&gt;</w:t>
+      </w:r>
+    </w:p>
+    <w:p>
+      <w:pPr>
+        <w:keepNext w:val="0"/>
+        <w:keepLines w:val="0"/>
+        <w:widowControl/>
+        <w:spacing w:after="0" w:before="0" w:line="240" w:lineRule="auto"/>
+        <w:ind w:firstLine="0" w:left="142" w:right="85"/>
+        <w:jc w:val="left"/>
+      </w:pPr>
+      <w:r>
+        <w:rPr>
+          <w:rFonts w:ascii="Consolas" w:hAnsi="Consolas"/>
+          <w:sz w:val="17"/>
+        </w:rPr>
+        <w:t>&lt;div&gt;</w:t>
+      </w:r>
+    </w:p>
+    <w:p>
+      <w:pPr>
+        <w:keepNext w:val="0"/>
+        <w:keepLines w:val="0"/>
+        <w:widowControl/>
+        <w:spacing w:after="0" w:before="0" w:line="240" w:lineRule="auto"/>
+        <w:ind w:firstLine="0" w:left="142" w:right="85"/>
+        <w:jc w:val="left"/>
+      </w:pPr>
+      <w:r>
+        <w:rPr>
+          <w:rFonts w:ascii="Consolas" w:hAnsi="Consolas"/>
+          <w:sz w:val="17"/>
+        </w:rPr>
+        <w:t>&lt;dt&gt;Email&lt;/dt&gt;</w:t>
+      </w:r>
+    </w:p>
+    <w:p>
+      <w:pPr>
+        <w:keepNext w:val="0"/>
+        <w:keepLines w:val="0"/>
+        <w:widowControl/>
+        <w:spacing w:after="0" w:before="0" w:line="240" w:lineRule="auto"/>
+        <w:ind w:firstLine="0" w:left="142" w:right="85"/>
+        <w:jc w:val="left"/>
+      </w:pPr>
+      <w:r>
+        <w:rPr>
+          <w:rFonts w:ascii="Consolas" w:hAnsi="Consolas"/>
+          <w:sz w:val="17"/>
+        </w:rPr>
+        <w:t>&lt;dd&gt;&lt;?= e($data['email']) ?&gt;&lt;/dd&gt;</w:t>
+      </w:r>
+    </w:p>
+    <w:p>
+      <w:pPr>
+        <w:keepNext w:val="0"/>
+        <w:keepLines w:val="0"/>
+        <w:widowControl/>
+        <w:spacing w:after="0" w:before="0" w:line="240" w:lineRule="auto"/>
+        <w:ind w:firstLine="0" w:left="142" w:right="85"/>
+        <w:jc w:val="left"/>
+      </w:pPr>
+      <w:r>
+        <w:rPr>
+          <w:rFonts w:ascii="Consolas" w:hAnsi="Consolas"/>
+          <w:sz w:val="17"/>
+        </w:rPr>
+        <w:t>&lt;/div&gt;</w:t>
+      </w:r>
+    </w:p>
+    <w:p>
+      <w:pPr>
+        <w:keepNext w:val="0"/>
+        <w:keepLines w:val="0"/>
+        <w:widowControl/>
+        <w:spacing w:after="0" w:before="0" w:line="240" w:lineRule="auto"/>
+        <w:ind w:firstLine="0" w:left="142" w:right="85"/>
+        <w:jc w:val="left"/>
+      </w:pPr>
+      <w:r>
+        <w:rPr>
+          <w:rFonts w:ascii="Consolas" w:hAnsi="Consolas"/>
+          <w:sz w:val="17"/>
+        </w:rPr>
+        <w:t>&lt;/dl&gt;</w:t>
+      </w:r>
+    </w:p>
+    <w:p>
+      <w:pPr>
+        <w:keepNext w:val="0"/>
+        <w:keepLines w:val="0"/>
+        <w:widowControl/>
+        <w:spacing w:after="0" w:before="0" w:line="240" w:lineRule="auto"/>
+        <w:ind w:firstLine="0" w:left="142" w:right="85"/>
+        <w:jc w:val="left"/>
+      </w:pPr>
+      <w:r>
+        <w:rPr>
+          <w:rFonts w:ascii="Consolas" w:hAnsi="Consolas"/>
+          <w:sz w:val="17"/>
+        </w:rPr>
+        <w:t>&lt;div class="confirmation-actions"&gt;</w:t>
+      </w:r>
+    </w:p>
+    <w:p>
+      <w:pPr>
+        <w:keepNext w:val="0"/>
+        <w:keepLines w:val="0"/>
+        <w:widowControl/>
+        <w:spacing w:after="0" w:before="0" w:line="240" w:lineRule="auto"/>
+        <w:ind w:firstLine="0" w:left="142" w:right="85"/>
+        <w:jc w:val="left"/>
+      </w:pPr>
+      <w:r>
+        <w:rPr>
+          <w:rFonts w:ascii="Consolas" w:hAnsi="Consolas"/>
+          <w:sz w:val="17"/>
+        </w:rPr>
+        <w:t>&lt;a href="/register.php"&gt;Sửa lại&lt;/a&gt;</w:t>
+      </w:r>
+    </w:p>
+    <w:p>
+      <w:pPr>
+        <w:keepNext w:val="0"/>
+        <w:keepLines w:val="0"/>
+        <w:widowControl/>
+        <w:spacing w:after="0" w:before="0" w:line="240" w:lineRule="auto"/>
+        <w:ind w:firstLine="0" w:left="142" w:right="85"/>
+        <w:jc w:val="left"/>
+      </w:pPr>
+      <w:r>
+        <w:rPr>
+          <w:rFonts w:ascii="Consolas" w:hAnsi="Consolas"/>
+          <w:sz w:val="17"/>
+        </w:rPr>
+        <w:t>&lt;form method="post" action="/complete.php"&gt;</w:t>
+      </w:r>
+    </w:p>
+    <w:p>
+      <w:pPr>
+        <w:keepNext w:val="0"/>
+        <w:keepLines w:val="0"/>
+        <w:widowControl/>
+        <w:spacing w:after="0" w:before="0" w:line="240" w:lineRule="auto"/>
+        <w:ind w:firstLine="0" w:left="142" w:right="85"/>
+        <w:jc w:val="left"/>
+      </w:pPr>
+      <w:r>
+        <w:rPr>
+          <w:rFonts w:ascii="Consolas" w:hAnsi="Consolas"/>
+          <w:sz w:val="17"/>
+        </w:rPr>
+        <w:t>&lt;input type="hidden" name="csrf" value="&lt;?= e($_SESSION['csrf']) ?&gt;"&gt;</w:t>
+      </w:r>
+    </w:p>
+    <w:p>
+      <w:pPr>
+        <w:keepNext w:val="0"/>
+        <w:keepLines w:val="0"/>
+        <w:widowControl/>
+        <w:spacing w:after="0" w:before="0" w:line="240" w:lineRule="auto"/>
+        <w:ind w:firstLine="0" w:left="142" w:right="85"/>
+        <w:jc w:val="left"/>
+      </w:pPr>
+      <w:r>
+        <w:rPr>
+          <w:rFonts w:ascii="Consolas" w:hAnsi="Consolas"/>
+          <w:sz w:val="17"/>
+        </w:rPr>
+        <w:t>&lt;button&gt;Xác nhận&lt;/button&gt;</w:t>
+      </w:r>
+    </w:p>
+    <w:p>
+      <w:pPr>
+        <w:keepNext w:val="0"/>
+        <w:keepLines w:val="0"/>
+        <w:widowControl/>
+        <w:spacing w:after="0" w:before="0" w:line="240" w:lineRule="auto"/>
+        <w:ind w:firstLine="0" w:left="142" w:right="85"/>
+        <w:jc w:val="left"/>
+      </w:pPr>
+      <w:r>
+        <w:rPr>
+          <w:rFonts w:ascii="Consolas" w:hAnsi="Consolas"/>
+          <w:sz w:val="17"/>
+        </w:rPr>
+        <w:t>&lt;/form&gt;</w:t>
+      </w:r>
+    </w:p>
+    <w:p>
+      <w:pPr>
+        <w:keepNext w:val="0"/>
+        <w:keepLines w:val="0"/>
+        <w:widowControl/>
+        <w:spacing w:after="0" w:before="0" w:line="240" w:lineRule="auto"/>
+        <w:ind w:firstLine="0" w:left="142" w:right="85"/>
+        <w:jc w:val="left"/>
+      </w:pPr>
+      <w:r>
+        <w:rPr>
+          <w:rFonts w:ascii="Consolas" w:hAnsi="Consolas"/>
+          <w:sz w:val="17"/>
+        </w:rPr>
+        <w:t>&lt;form method="post" action="/cancel.php"&gt;</w:t>
+      </w:r>
+    </w:p>
+    <w:p>
+      <w:pPr>
+        <w:keepNext w:val="0"/>
+        <w:keepLines w:val="0"/>
+        <w:widowControl/>
+        <w:spacing w:after="0" w:before="0" w:line="240" w:lineRule="auto"/>
+        <w:ind w:firstLine="0" w:left="142" w:right="85"/>
+        <w:jc w:val="left"/>
+      </w:pPr>
+      <w:r>
+        <w:rPr>
+          <w:rFonts w:ascii="Consolas" w:hAnsi="Consolas"/>
+          <w:sz w:val="17"/>
+        </w:rPr>
+        <w:t>&lt;input type="hidden" name="csrf" value="&lt;?= e($_SESSION['csrf']) ?&gt;"&gt;</w:t>
+      </w:r>
+    </w:p>
+    <w:p>
+      <w:pPr>
+        <w:keepNext w:val="0"/>
+        <w:keepLines w:val="0"/>
+        <w:widowControl/>
+        <w:spacing w:after="0" w:before="0" w:line="240" w:lineRule="auto"/>
+        <w:ind w:firstLine="0" w:left="142" w:right="85"/>
+        <w:jc w:val="left"/>
+      </w:pPr>
+      <w:r>
+        <w:rPr>
+          <w:rFonts w:ascii="Consolas" w:hAnsi="Consolas"/>
+          <w:sz w:val="17"/>
+        </w:rPr>
+        <w:t>&lt;button class="button-secondary button-cancel"&gt;Hủy bản nháp&lt;/button&gt;</w:t>
+      </w:r>
+    </w:p>
+    <w:p>
+      <w:pPr>
+        <w:keepNext w:val="0"/>
+        <w:keepLines w:val="0"/>
+        <w:widowControl/>
+        <w:spacing w:after="0" w:before="0" w:line="240" w:lineRule="auto"/>
+        <w:ind w:firstLine="0" w:left="142" w:right="85"/>
+        <w:jc w:val="left"/>
+      </w:pPr>
+      <w:r>
+        <w:rPr>
+          <w:rFonts w:ascii="Consolas" w:hAnsi="Consolas"/>
+          <w:sz w:val="17"/>
+        </w:rPr>
+        <w:t>&lt;/form&gt;</w:t>
+      </w:r>
+    </w:p>
+    <w:p>
+      <w:pPr>
+        <w:keepNext w:val="0"/>
+        <w:keepLines w:val="0"/>
+        <w:widowControl/>
+        <w:spacing w:after="0" w:before="0" w:line="240" w:lineRule="auto"/>
+        <w:ind w:firstLine="0" w:left="142" w:right="85"/>
+        <w:jc w:val="left"/>
+      </w:pPr>
+      <w:r>
+        <w:rPr>
+          <w:rFonts w:ascii="Consolas" w:hAnsi="Consolas"/>
+          <w:sz w:val="17"/>
+        </w:rPr>
+        <w:t>&lt;/div&gt;</w:t>
+      </w:r>
+    </w:p>
+    <w:p>
+      <w:pPr>
+        <w:keepNext w:val="0"/>
+        <w:keepLines w:val="0"/>
+        <w:widowControl/>
+        <w:spacing w:after="0" w:before="0" w:line="240" w:lineRule="auto"/>
+        <w:ind w:firstLine="0" w:left="142" w:right="85"/>
+        <w:jc w:val="left"/>
+      </w:pPr>
+      <w:r>
+        <w:rPr>
+          <w:rFonts w:ascii="Consolas" w:hAnsi="Consolas"/>
+          <w:sz w:val="17"/>
+        </w:rPr>
+        <w:t>&lt;/section&gt;</w:t>
+      </w:r>
+    </w:p>
+    <w:p>
+      <w:pPr>
+        <w:keepNext w:val="0"/>
+        <w:keepLines w:val="0"/>
+        <w:widowControl/>
+        <w:spacing w:after="0" w:before="0" w:line="240" w:lineRule="auto"/>
+        <w:ind w:firstLine="0" w:left="142" w:right="85"/>
+        <w:jc w:val="left"/>
+      </w:pPr>
+      <w:r>
+        <w:rPr>
+          <w:rFonts w:ascii="Consolas" w:hAnsi="Consolas"/>
+          <w:sz w:val="17"/>
+        </w:rPr>
+        <w:t>&lt;?php require __DIR__.'/../templates/footer.php'; ?&gt;</w:t>
+      </w:r>
+    </w:p>
+    <w:p>
+      <w:pPr>
+        <w:widowControl/>
+      </w:pPr>
+      <w:r>
+        <w:rPr>
+          <w:rFonts w:ascii="Times New Roman" w:hAnsi="Times New Roman"/>
+          <w:b w:val="0"/>
+          <w:color w:val="000000"/>
+          <w:sz w:val="26"/>
+        </w:rPr>
+        <w:t>Nếu chưa có nháp hoặc nháp đã hết 1.800 giây, trang đưa người dùng về form. Nhờ đó không thể gõ thẳng URL xác nhận khi chưa nhập thông tin. Với nháp còn hiệu lực, trang chỉ đọc và hiển thị.</w:t>
+      </w:r>
+    </w:p>
+    <w:p>
+      <w:pPr>
+        <w:widowControl/>
+      </w:pPr>
+      <w:r>
+        <w:rPr>
+          <w:rFonts w:ascii="Times New Roman" w:hAnsi="Times New Roman"/>
+          <w:b w:val="0"/>
+          <w:color w:val="000000"/>
+          <w:sz w:val="26"/>
+        </w:rPr>
+        <w:t xml:space="preserve">Nút Sửa lại là liên kết GET vì chỉ mở form. Hai nút Xác nhận và Hủy là form POST vì làm thay đổi trạng thái. Không bỏ </w:t>
+      </w:r>
+      <w:r>
+        <w:rPr>
+          <w:rFonts w:ascii="Times New Roman" w:hAnsi="Times New Roman"/>
+          <w:b w:val="0"/>
+          <w:color w:val="000000"/>
+          <w:sz w:val="26"/>
+        </w:rPr>
+        <w:t>e</w:t>
+      </w:r>
+      <w:r>
+        <w:rPr>
+          <w:rFonts w:ascii="Times New Roman" w:hAnsi="Times New Roman"/>
+          <w:b w:val="0"/>
+          <w:color w:val="000000"/>
+          <w:sz w:val="26"/>
+        </w:rPr>
+        <w:t xml:space="preserve"> khi hiển thị họ tên hoặc email đã lưu.</w:t>
+      </w:r>
+    </w:p>
+    <w:p>
+      <w:pPr>
+        <w:keepNext/>
+        <w:widowControl/>
+      </w:pPr>
+      <w:r>
+        <w:rPr>
+          <w:rFonts w:ascii="Times New Roman" w:hAnsi="Times New Roman"/>
+          <w:b w:val="0"/>
+          <w:sz w:val="26"/>
+        </w:rPr>
+        <w:t>Kiểm tra kết quả bước 4:</w:t>
+      </w:r>
+    </w:p>
+    <w:p>
+      <w:pPr>
+        <w:widowControl/>
+        <w:ind w:firstLine="0" w:left="0"/>
+        <w:jc w:val="left"/>
+      </w:pPr>
+      <w:r>
+        <w:rPr>
+          <w:rFonts w:ascii="Times New Roman" w:hAnsi="Times New Roman"/>
+          <w:b w:val="0"/>
+          <w:color w:val="000000"/>
+          <w:sz w:val="26"/>
+        </w:rPr>
+        <w:t>[</w:t>
+      </w:r>
+      <w:r>
+        <w:rPr>
+          <w:rFonts w:ascii="Times New Roman" w:hAnsi="Times New Roman"/>
+          <w:b w:val="0"/>
+          <w:color w:val="000000"/>
+          <w:sz w:val="26"/>
+        </w:rPr>
+        <w:t xml:space="preserve"> ] Không có nháp hoặc nháp hết hạn thì quay về nhập, không xác nhận được.</w:t>
+      </w:r>
+    </w:p>
+    <w:p>
+      <w:pPr>
+        <w:pStyle w:val="Heading3"/>
+        <w:keepNext/>
+        <w:widowControl/>
+      </w:pPr>
+      <w:r>
+        <w:rPr>
+          <w:rFonts w:ascii="Times New Roman" w:hAnsi="Times New Roman"/>
+          <w:b/>
+          <w:color w:val="000000"/>
+          <w:sz w:val="26"/>
+        </w:rPr>
+        <w:t>Bước 5. Tạo bước hoàn tất mô phỏng</w:t>
+      </w:r>
+    </w:p>
+    <w:p>
+      <w:pPr>
+        <w:keepNext/>
+        <w:widowControl/>
+      </w:pPr>
+      <w:r>
+        <w:rPr>
+          <w:rFonts w:ascii="Times New Roman" w:hAnsi="Times New Roman"/>
+          <w:b w:val="0"/>
+          <w:color w:val="000000"/>
+          <w:sz w:val="26"/>
+        </w:rPr>
+        <w:t xml:space="preserve">Mở </w:t>
+      </w:r>
+      <w:r>
+        <w:rPr>
+          <w:rFonts w:ascii="Times New Roman" w:hAnsi="Times New Roman"/>
+          <w:b w:val="0"/>
+          <w:color w:val="000000"/>
+          <w:sz w:val="26"/>
+        </w:rPr>
+        <w:t>public/complete.php</w:t>
+      </w:r>
+      <w:r>
+        <w:rPr>
+          <w:rFonts w:ascii="Times New Roman" w:hAnsi="Times New Roman"/>
+          <w:b w:val="0"/>
+          <w:color w:val="000000"/>
+          <w:sz w:val="26"/>
+        </w:rPr>
+        <w:t>:</w:t>
+      </w:r>
+    </w:p>
+    <w:p>
+      <w:pPr>
+        <w:keepNext w:val="0"/>
+        <w:keepLines w:val="0"/>
+        <w:widowControl/>
+        <w:spacing w:after="0" w:before="0" w:line="240" w:lineRule="auto"/>
+        <w:ind w:firstLine="0" w:left="142" w:right="85"/>
+        <w:jc w:val="left"/>
+      </w:pPr>
+      <w:r>
+        <w:rPr>
+          <w:rFonts w:ascii="Consolas" w:hAnsi="Consolas"/>
+          <w:sz w:val="17"/>
+        </w:rPr>
+        <w:t>&lt;?php</w:t>
+      </w:r>
+    </w:p>
+    <w:p>
+      <w:pPr>
+        <w:keepNext w:val="0"/>
+        <w:keepLines w:val="0"/>
+        <w:widowControl/>
+        <w:spacing w:after="0" w:before="0" w:line="240" w:lineRule="auto"/>
+        <w:ind w:firstLine="0" w:left="142" w:right="85"/>
+        <w:jc w:val="left"/>
+      </w:pPr>
+      <w:r>
+        <w:rPr>
+          <w:rFonts w:ascii="Consolas" w:hAnsi="Consolas"/>
+          <w:sz w:val="17"/>
+        </w:rPr>
+        <w:t>require __DIR__.'/../src/Session.php';</w:t>
+      </w:r>
+    </w:p>
+    <w:p>
+      <w:pPr>
+        <w:keepNext w:val="0"/>
+        <w:keepLines w:val="0"/>
+        <w:widowControl/>
+        <w:spacing w:after="0" w:before="0" w:line="240" w:lineRule="auto"/>
+        <w:ind w:firstLine="0" w:left="142" w:right="85"/>
+        <w:jc w:val="left"/>
+      </w:pPr>
+      <w:r>
+        <w:rPr>
+          <w:rFonts w:ascii="Consolas" w:hAnsi="Consolas"/>
+          <w:sz w:val="17"/>
+        </w:rPr>
+        <w:t>require __DIR__.'/../src/Input.php';</w:t>
+      </w:r>
+    </w:p>
+    <w:p>
+      <w:pPr>
+        <w:keepNext w:val="0"/>
+        <w:keepLines w:val="0"/>
+        <w:widowControl/>
+        <w:spacing w:after="0" w:before="0" w:line="240" w:lineRule="auto"/>
+        <w:ind w:firstLine="0" w:left="142" w:right="85"/>
+        <w:jc w:val="left"/>
+      </w:pPr>
+      <w:r>
+        <w:rPr>
+          <w:rFonts w:ascii="Consolas" w:hAnsi="Consolas"/>
+          <w:sz w:val="17"/>
+        </w:rPr>
+        <w:t>require __DIR__.'/../src/Draft.php';</w:t>
+      </w:r>
+    </w:p>
+    <w:p>
+      <w:pPr>
+        <w:keepNext w:val="0"/>
+        <w:keepLines w:val="0"/>
+        <w:widowControl/>
+        <w:spacing w:after="0" w:before="0" w:line="240" w:lineRule="auto"/>
+        <w:ind w:firstLine="0" w:left="142" w:right="85"/>
+        <w:jc w:val="left"/>
+      </w:pPr>
+      <w:r>
+        <w:rPr>
+          <w:rFonts w:ascii="Consolas" w:hAnsi="Consolas"/>
+          <w:sz w:val="17"/>
+        </w:rPr>
+        <w:t>if ($_SERVER['REQUEST_METHOD'] === 'POST') {</w:t>
+      </w:r>
+    </w:p>
+    <w:p>
+      <w:pPr>
+        <w:keepNext w:val="0"/>
+        <w:keepLines w:val="0"/>
+        <w:widowControl/>
+        <w:spacing w:after="0" w:before="0" w:line="240" w:lineRule="auto"/>
+        <w:ind w:firstLine="0" w:left="142" w:right="85"/>
+        <w:jc w:val="left"/>
+      </w:pPr>
+      <w:r>
+        <w:rPr>
+          <w:rFonts w:ascii="Consolas" w:hAnsi="Consolas"/>
+          <w:sz w:val="17"/>
+        </w:rPr>
+        <w:t xml:space="preserve">    checkCsrf($_POST);</w:t>
+      </w:r>
+    </w:p>
+    <w:p>
+      <w:pPr>
+        <w:keepNext w:val="0"/>
+        <w:keepLines w:val="0"/>
+        <w:widowControl/>
+        <w:spacing w:after="0" w:before="0" w:line="240" w:lineRule="auto"/>
+        <w:ind w:firstLine="0" w:left="142" w:right="85"/>
+        <w:jc w:val="left"/>
+      </w:pPr>
+      <w:r>
+        <w:rPr>
+          <w:rFonts w:ascii="Consolas" w:hAnsi="Consolas"/>
+          <w:sz w:val="17"/>
+        </w:rPr>
+        <w:t xml:space="preserve">    if (draftExpired($_SESSION, time(), 1800)) {</w:t>
+      </w:r>
+    </w:p>
+    <w:p>
+      <w:pPr>
+        <w:keepNext w:val="0"/>
+        <w:keepLines w:val="0"/>
+        <w:widowControl/>
+        <w:spacing w:after="0" w:before="0" w:line="240" w:lineRule="auto"/>
+        <w:ind w:firstLine="0" w:left="142" w:right="85"/>
+        <w:jc w:val="left"/>
+      </w:pPr>
+      <w:r>
+        <w:rPr>
+          <w:rFonts w:ascii="Consolas" w:hAnsi="Consolas"/>
+          <w:sz w:val="17"/>
+        </w:rPr>
+        <w:t xml:space="preserve">        cancelDraft($_SESSION);</w:t>
+      </w:r>
+    </w:p>
+    <w:p>
+      <w:pPr>
+        <w:keepNext w:val="0"/>
+        <w:keepLines w:val="0"/>
+        <w:widowControl/>
+        <w:spacing w:after="0" w:before="0" w:line="240" w:lineRule="auto"/>
+        <w:ind w:firstLine="0" w:left="142" w:right="85"/>
+        <w:jc w:val="left"/>
+      </w:pPr>
+      <w:r>
+        <w:rPr>
+          <w:rFonts w:ascii="Consolas" w:hAnsi="Consolas"/>
+          <w:sz w:val="17"/>
+        </w:rPr>
+        <w:t xml:space="preserve">        header('Location: /register.php', true, 303); exit;</w:t>
+      </w:r>
+    </w:p>
+    <w:p>
+      <w:pPr>
+        <w:keepNext w:val="0"/>
+        <w:keepLines w:val="0"/>
+        <w:widowControl/>
+        <w:spacing w:after="0" w:before="0" w:line="240" w:lineRule="auto"/>
+        <w:ind w:firstLine="0" w:left="142" w:right="85"/>
+        <w:jc w:val="left"/>
+      </w:pPr>
+      <w:r>
+        <w:rPr>
+          <w:rFonts w:ascii="Consolas" w:hAnsi="Consolas"/>
+          <w:sz w:val="17"/>
+        </w:rPr>
+        <w:t xml:space="preserve">    }</w:t>
+      </w:r>
+    </w:p>
+    <w:p>
+      <w:pPr>
+        <w:keepNext w:val="0"/>
+        <w:keepLines w:val="0"/>
+        <w:widowControl/>
+        <w:spacing w:after="0" w:before="0" w:line="240" w:lineRule="auto"/>
+        <w:ind w:firstLine="0" w:left="142" w:right="85"/>
+        <w:jc w:val="left"/>
+      </w:pPr>
+      <w:r>
+        <w:rPr>
+          <w:rFonts w:ascii="Consolas" w:hAnsi="Consolas"/>
+          <w:sz w:val="17"/>
+        </w:rPr>
+        <w:t xml:space="preserve">    $_SESSION['completed'] = 'SIMULATED_OK';</w:t>
+      </w:r>
+    </w:p>
+    <w:p>
+      <w:pPr>
+        <w:keepNext w:val="0"/>
+        <w:keepLines w:val="0"/>
+        <w:widowControl/>
+        <w:spacing w:after="0" w:before="0" w:line="240" w:lineRule="auto"/>
+        <w:ind w:firstLine="0" w:left="142" w:right="85"/>
+        <w:jc w:val="left"/>
+      </w:pPr>
+      <w:r>
+        <w:rPr>
+          <w:rFonts w:ascii="Consolas" w:hAnsi="Consolas"/>
+          <w:sz w:val="17"/>
+        </w:rPr>
+        <w:t xml:space="preserve">    cancelDraft($_SESSION);</w:t>
+      </w:r>
+    </w:p>
+    <w:p>
+      <w:pPr>
+        <w:keepNext w:val="0"/>
+        <w:keepLines w:val="0"/>
+        <w:widowControl/>
+        <w:spacing w:after="0" w:before="0" w:line="240" w:lineRule="auto"/>
+        <w:ind w:firstLine="0" w:left="142" w:right="85"/>
+        <w:jc w:val="left"/>
+      </w:pPr>
+      <w:r>
+        <w:rPr>
+          <w:rFonts w:ascii="Consolas" w:hAnsi="Consolas"/>
+          <w:sz w:val="17"/>
+        </w:rPr>
+        <w:t xml:space="preserve">    header('Location: /complete.php', true, 303); exit;</w:t>
+      </w:r>
+    </w:p>
+    <w:p>
+      <w:pPr>
+        <w:keepNext w:val="0"/>
+        <w:keepLines w:val="0"/>
+        <w:widowControl/>
+        <w:spacing w:after="0" w:before="0" w:line="240" w:lineRule="auto"/>
+        <w:ind w:firstLine="0" w:left="142" w:right="85"/>
+        <w:jc w:val="left"/>
+      </w:pPr>
+      <w:r>
+        <w:rPr>
+          <w:rFonts w:ascii="Consolas" w:hAnsi="Consolas"/>
+          <w:sz w:val="17"/>
+        </w:rPr>
+        <w:t>}</w:t>
+      </w:r>
+    </w:p>
+    <w:p>
+      <w:pPr>
+        <w:keepNext w:val="0"/>
+        <w:keepLines w:val="0"/>
+        <w:widowControl/>
+        <w:spacing w:after="0" w:before="0" w:line="240" w:lineRule="auto"/>
+        <w:ind w:firstLine="0" w:left="142" w:right="85"/>
+        <w:jc w:val="left"/>
+      </w:pPr>
+      <w:r>
+        <w:rPr>
+          <w:rFonts w:ascii="Consolas" w:hAnsi="Consolas"/>
+          <w:sz w:val="17"/>
+        </w:rPr>
+        <w:t>if (!isset($_SESSION['completed'])) {</w:t>
+      </w:r>
+    </w:p>
+    <w:p>
+      <w:pPr>
+        <w:keepNext w:val="0"/>
+        <w:keepLines w:val="0"/>
+        <w:widowControl/>
+        <w:spacing w:after="0" w:before="0" w:line="240" w:lineRule="auto"/>
+        <w:ind w:firstLine="0" w:left="142" w:right="85"/>
+        <w:jc w:val="left"/>
+      </w:pPr>
+      <w:r>
+        <w:rPr>
+          <w:rFonts w:ascii="Consolas" w:hAnsi="Consolas"/>
+          <w:sz w:val="17"/>
+        </w:rPr>
+        <w:t xml:space="preserve">    header('Location: /register.php', true, 303); exit;</w:t>
+      </w:r>
+    </w:p>
+    <w:p>
+      <w:pPr>
+        <w:keepNext w:val="0"/>
+        <w:keepLines w:val="0"/>
+        <w:widowControl/>
+        <w:spacing w:after="0" w:before="0" w:line="240" w:lineRule="auto"/>
+        <w:ind w:firstLine="0" w:left="142" w:right="85"/>
+        <w:jc w:val="left"/>
+      </w:pPr>
+      <w:r>
+        <w:rPr>
+          <w:rFonts w:ascii="Consolas" w:hAnsi="Consolas"/>
+          <w:sz w:val="17"/>
+        </w:rPr>
+        <w:t>}</w:t>
+      </w:r>
+    </w:p>
+    <w:p>
+      <w:pPr>
+        <w:keepNext w:val="0"/>
+        <w:keepLines w:val="0"/>
+        <w:widowControl/>
+        <w:spacing w:after="0" w:before="0" w:line="240" w:lineRule="auto"/>
+        <w:ind w:firstLine="0" w:left="142" w:right="85"/>
+        <w:jc w:val="left"/>
+      </w:pPr>
+      <w:r>
+        <w:rPr>
+          <w:rFonts w:ascii="Consolas" w:hAnsi="Consolas"/>
+          <w:sz w:val="17"/>
+        </w:rPr>
+        <w:t>require __DIR__.'/../templates/header.php';</w:t>
+      </w:r>
+    </w:p>
+    <w:p>
+      <w:pPr>
+        <w:keepNext w:val="0"/>
+        <w:keepLines w:val="0"/>
+        <w:widowControl/>
+        <w:spacing w:after="0" w:before="0" w:line="240" w:lineRule="auto"/>
+        <w:ind w:firstLine="0" w:left="142" w:right="85"/>
+        <w:jc w:val="left"/>
+      </w:pPr>
+      <w:r>
+        <w:rPr>
+          <w:rFonts w:ascii="Consolas" w:hAnsi="Consolas"/>
+          <w:sz w:val="17"/>
+        </w:rPr>
+        <w:t>?&gt;</w:t>
+      </w:r>
+    </w:p>
+    <w:p>
+      <w:pPr>
+        <w:keepNext w:val="0"/>
+        <w:keepLines w:val="0"/>
+        <w:widowControl/>
+        <w:spacing w:after="0" w:before="0" w:line="240" w:lineRule="auto"/>
+        <w:ind w:firstLine="0" w:left="142" w:right="85"/>
+        <w:jc w:val="left"/>
+      </w:pPr>
+      <w:r>
+        <w:rPr>
+          <w:rFonts w:ascii="Consolas" w:hAnsi="Consolas"/>
+          <w:sz w:val="17"/>
+        </w:rPr>
+        <w:t>&lt;div class="page-heading"&gt;</w:t>
+      </w:r>
+    </w:p>
+    <w:p>
+      <w:pPr>
+        <w:keepNext w:val="0"/>
+        <w:keepLines w:val="0"/>
+        <w:widowControl/>
+        <w:spacing w:after="0" w:before="0" w:line="240" w:lineRule="auto"/>
+        <w:ind w:firstLine="0" w:left="142" w:right="85"/>
+        <w:jc w:val="left"/>
+      </w:pPr>
+      <w:r>
+        <w:rPr>
+          <w:rFonts w:ascii="Consolas" w:hAnsi="Consolas"/>
+          <w:sz w:val="17"/>
+        </w:rPr>
+        <w:t>&lt;h1&gt;Bước 3. Hoàn tất mô phỏng&lt;/h1&gt;</w:t>
+      </w:r>
+    </w:p>
+    <w:p>
+      <w:pPr>
+        <w:keepNext w:val="0"/>
+        <w:keepLines w:val="0"/>
+        <w:widowControl/>
+        <w:spacing w:after="0" w:before="0" w:line="240" w:lineRule="auto"/>
+        <w:ind w:firstLine="0" w:left="142" w:right="85"/>
+        <w:jc w:val="left"/>
+      </w:pPr>
+      <w:r>
+        <w:rPr>
+          <w:rFonts w:ascii="Consolas" w:hAnsi="Consolas"/>
+          <w:sz w:val="17"/>
+        </w:rPr>
+        <w:t>&lt;/div&gt;</w:t>
+      </w:r>
+    </w:p>
+    <w:p>
+      <w:pPr>
+        <w:keepNext w:val="0"/>
+        <w:keepLines w:val="0"/>
+        <w:widowControl/>
+        <w:spacing w:after="0" w:before="0" w:line="240" w:lineRule="auto"/>
+        <w:ind w:firstLine="0" w:left="142" w:right="85"/>
+        <w:jc w:val="left"/>
+      </w:pPr>
+      <w:r>
+        <w:rPr>
+          <w:rFonts w:ascii="Consolas" w:hAnsi="Consolas"/>
+          <w:sz w:val="17"/>
+        </w:rPr>
+        <w:t>&lt;section class="completion" role="status"&gt;</w:t>
+      </w:r>
+    </w:p>
+    <w:p>
+      <w:pPr>
+        <w:keepNext w:val="0"/>
+        <w:keepLines w:val="0"/>
+        <w:widowControl/>
+        <w:spacing w:after="0" w:before="0" w:line="240" w:lineRule="auto"/>
+        <w:ind w:firstLine="0" w:left="142" w:right="85"/>
+        <w:jc w:val="left"/>
+      </w:pPr>
+      <w:r>
+        <w:rPr>
+          <w:rFonts w:ascii="Consolas" w:hAnsi="Consolas"/>
+          <w:sz w:val="17"/>
+        </w:rPr>
+        <w:t>&lt;p class="status-message"&gt;</w:t>
+      </w:r>
+    </w:p>
+    <w:p>
+      <w:pPr>
+        <w:keepNext w:val="0"/>
+        <w:keepLines w:val="0"/>
+        <w:widowControl/>
+        <w:spacing w:after="0" w:before="0" w:line="240" w:lineRule="auto"/>
+        <w:ind w:firstLine="0" w:left="142" w:right="85"/>
+        <w:jc w:val="left"/>
+      </w:pPr>
+      <w:r>
+        <w:rPr>
+          <w:rFonts w:ascii="Consolas" w:hAnsi="Consolas"/>
+          <w:sz w:val="17"/>
+        </w:rPr>
+        <w:t>&lt;?= e($_SESSION['completed']) ?&gt;</w:t>
+      </w:r>
+    </w:p>
+    <w:p>
+      <w:pPr>
+        <w:keepNext w:val="0"/>
+        <w:keepLines w:val="0"/>
+        <w:widowControl/>
+        <w:spacing w:after="0" w:before="0" w:line="240" w:lineRule="auto"/>
+        <w:ind w:firstLine="0" w:left="142" w:right="85"/>
+        <w:jc w:val="left"/>
+      </w:pPr>
+      <w:r>
+        <w:rPr>
+          <w:rFonts w:ascii="Consolas" w:hAnsi="Consolas"/>
+          <w:sz w:val="17"/>
+        </w:rPr>
+        <w:t>&lt;/p&gt;</w:t>
+      </w:r>
+    </w:p>
+    <w:p>
+      <w:pPr>
+        <w:keepNext w:val="0"/>
+        <w:keepLines w:val="0"/>
+        <w:widowControl/>
+        <w:spacing w:after="0" w:before="0" w:line="240" w:lineRule="auto"/>
+        <w:ind w:firstLine="0" w:left="142" w:right="85"/>
+        <w:jc w:val="left"/>
+      </w:pPr>
+      <w:r>
+        <w:rPr>
+          <w:rFonts w:ascii="Consolas" w:hAnsi="Consolas"/>
+          <w:sz w:val="17"/>
+        </w:rPr>
+        <w:t>&lt;p&gt;Chưa ghi vào CSDL; đây không phải vé hoặc bằng chứng đăng ký thật.&lt;/p&gt;</w:t>
+      </w:r>
+    </w:p>
+    <w:p>
+      <w:pPr>
+        <w:keepNext w:val="0"/>
+        <w:keepLines w:val="0"/>
+        <w:widowControl/>
+        <w:spacing w:after="0" w:before="0" w:line="240" w:lineRule="auto"/>
+        <w:ind w:firstLine="0" w:left="142" w:right="85"/>
+        <w:jc w:val="left"/>
+      </w:pPr>
+      <w:r>
+        <w:rPr>
+          <w:rFonts w:ascii="Consolas" w:hAnsi="Consolas"/>
+          <w:sz w:val="17"/>
+        </w:rPr>
+        <w:t>&lt;/section&gt;</w:t>
+      </w:r>
+    </w:p>
+    <w:p>
+      <w:pPr>
+        <w:keepNext w:val="0"/>
+        <w:keepLines w:val="0"/>
+        <w:widowControl/>
+        <w:spacing w:after="0" w:before="0" w:line="240" w:lineRule="auto"/>
+        <w:ind w:firstLine="0" w:left="142" w:right="85"/>
+        <w:jc w:val="left"/>
+      </w:pPr>
+      <w:r>
+        <w:rPr>
+          <w:rFonts w:ascii="Consolas" w:hAnsi="Consolas"/>
+          <w:sz w:val="17"/>
+        </w:rPr>
+        <w:t>&lt;?php require __DIR__.'/../templates/footer.php'; ?&gt;</w:t>
+      </w:r>
+    </w:p>
+    <w:p>
+      <w:pPr>
+        <w:widowControl/>
+      </w:pPr>
+      <w:r>
+        <w:rPr>
+          <w:rFonts w:ascii="Times New Roman" w:hAnsi="Times New Roman"/>
+          <w:b w:val="0"/>
+          <w:color w:val="000000"/>
+          <w:sz w:val="26"/>
+        </w:rPr>
+        <w:t xml:space="preserve">POST hợp lệ tạo dấu </w:t>
+      </w:r>
+      <w:r>
+        <w:rPr>
+          <w:rFonts w:ascii="Times New Roman" w:hAnsi="Times New Roman"/>
+          <w:b w:val="0"/>
+          <w:color w:val="000000"/>
+          <w:sz w:val="26"/>
+        </w:rPr>
+        <w:t>SIMULATED_OK</w:t>
+      </w:r>
+      <w:r>
+        <w:rPr>
+          <w:rFonts w:ascii="Times New Roman" w:hAnsi="Times New Roman"/>
+          <w:b w:val="0"/>
+          <w:color w:val="000000"/>
+          <w:sz w:val="26"/>
+        </w:rPr>
+        <w:t xml:space="preserve"> trong Session, xóa bản nháp, rồi chuyển sang GET cùng trang. Làm mới trang kết quả sẽ không gửi lại POST. Nếu gõ trực tiếp URL mà chưa hoàn tất, mẫu đưa về form.</w:t>
+      </w:r>
+    </w:p>
+    <w:p>
+      <w:pPr>
+        <w:widowControl/>
+      </w:pPr>
+      <w:r>
+        <w:rPr>
+          <w:rFonts w:ascii="Times New Roman" w:hAnsi="Times New Roman"/>
+          <w:b w:val="0"/>
+          <w:color w:val="000000"/>
+          <w:sz w:val="26"/>
+        </w:rPr>
+        <w:t>Đây là luồng POST → chuyển hướng → GET. Nó giúp tránh một số hành vi gửi lại form do tải lại trang; không được coi là cơ chế bảo đảm mọi thao tác ghi dữ liệu không bao giờ lặp. Khi có thao tác ghi CSDL, cần kiểm tra thêm ràng buộc dữ liệu.</w:t>
+      </w:r>
+    </w:p>
+    <w:p>
+      <w:pPr>
+        <w:keepNext/>
+        <w:widowControl/>
+      </w:pPr>
+      <w:r>
+        <w:rPr>
+          <w:rFonts w:ascii="Times New Roman" w:hAnsi="Times New Roman"/>
+          <w:b w:val="0"/>
+          <w:sz w:val="26"/>
+        </w:rPr>
+        <w:t>Kiểm tra kết quả bước 5:</w:t>
+      </w:r>
+    </w:p>
+    <w:p>
+      <w:pPr>
+        <w:widowControl/>
+        <w:ind w:firstLine="0" w:left="0"/>
+        <w:jc w:val="left"/>
+      </w:pPr>
+      <w:r>
+        <w:rPr>
+          <w:rFonts w:ascii="Times New Roman" w:hAnsi="Times New Roman"/>
+          <w:b w:val="0"/>
+          <w:color w:val="000000"/>
+          <w:sz w:val="26"/>
+        </w:rPr>
+        <w:t>[</w:t>
+      </w:r>
+      <w:r>
+        <w:rPr>
+          <w:rFonts w:ascii="Times New Roman" w:hAnsi="Times New Roman"/>
+          <w:b w:val="0"/>
+          <w:color w:val="000000"/>
+          <w:sz w:val="26"/>
+        </w:rPr>
+        <w:t xml:space="preserve"> ] Hoàn tất mô phỏng cho kết quả trong phiên; hiểu rằng chưa tạo hàng CSDL.</w:t>
+      </w:r>
+    </w:p>
+    <w:p>
+      <w:pPr>
+        <w:pStyle w:val="Heading3"/>
+        <w:keepNext/>
+        <w:widowControl/>
+      </w:pPr>
+      <w:r>
+        <w:rPr>
+          <w:rFonts w:ascii="Times New Roman" w:hAnsi="Times New Roman"/>
+          <w:b/>
+          <w:color w:val="000000"/>
+          <w:sz w:val="26"/>
+        </w:rPr>
+        <w:t>Bước 6. Tạo xử lý hủy</w:t>
+      </w:r>
+    </w:p>
+    <w:p>
+      <w:pPr>
+        <w:keepNext/>
+        <w:widowControl/>
+      </w:pPr>
+      <w:r>
+        <w:rPr>
+          <w:rFonts w:ascii="Times New Roman" w:hAnsi="Times New Roman"/>
+          <w:b w:val="0"/>
+          <w:color w:val="000000"/>
+          <w:sz w:val="26"/>
+        </w:rPr>
+        <w:t xml:space="preserve">Mở </w:t>
+      </w:r>
+      <w:r>
+        <w:rPr>
+          <w:rFonts w:ascii="Times New Roman" w:hAnsi="Times New Roman"/>
+          <w:b w:val="0"/>
+          <w:color w:val="000000"/>
+          <w:sz w:val="26"/>
+        </w:rPr>
+        <w:t>public/cancel.php</w:t>
+      </w:r>
+      <w:r>
+        <w:rPr>
+          <w:rFonts w:ascii="Times New Roman" w:hAnsi="Times New Roman"/>
+          <w:b w:val="0"/>
+          <w:color w:val="000000"/>
+          <w:sz w:val="26"/>
+        </w:rPr>
+        <w:t>:</w:t>
       </w:r>
     </w:p>
     <w:p>
@@ -1695,6 +4732,78 @@
     </w:p>
     <w:p>
       <w:pPr>
+        <w:keepNext/>
+        <w:keepLines/>
+        <w:widowControl/>
+        <w:spacing w:after="0" w:before="0" w:line="240" w:lineRule="auto"/>
+        <w:ind w:firstLine="0" w:left="142" w:right="85"/>
+        <w:jc w:val="left"/>
+      </w:pPr>
+      <w:r>
+        <w:rPr>
+          <w:rFonts w:ascii="Times New Roman" w:hAnsi="Times New Roman"/>
+          <w:b w:val="0"/>
+          <w:sz w:val="26"/>
+        </w:rPr>
+        <w:t>require __DIR__.'/../src/Session.php';</w:t>
+      </w:r>
+    </w:p>
+    <w:p>
+      <w:pPr>
+        <w:keepNext/>
+        <w:keepLines/>
+        <w:widowControl/>
+        <w:spacing w:after="0" w:before="0" w:line="240" w:lineRule="auto"/>
+        <w:ind w:firstLine="0" w:left="142" w:right="85"/>
+        <w:jc w:val="left"/>
+      </w:pPr>
+      <w:r>
+        <w:rPr>
+          <w:rFonts w:ascii="Times New Roman" w:hAnsi="Times New Roman"/>
+          <w:b w:val="0"/>
+          <w:sz w:val="26"/>
+        </w:rPr>
+        <w:t>require __DIR__.'/../src/Draft.php';</w:t>
+      </w:r>
+    </w:p>
+    <w:p>
+      <w:pPr>
+        <w:keepNext/>
+        <w:keepLines/>
+        <w:widowControl/>
+        <w:spacing w:after="0" w:before="0" w:line="240" w:lineRule="auto"/>
+        <w:ind w:firstLine="0" w:left="142" w:right="85"/>
+        <w:jc w:val="left"/>
+      </w:pPr>
+      <w:r>
+        <w:rPr>
+          <w:rFonts w:ascii="Times New Roman" w:hAnsi="Times New Roman"/>
+          <w:b w:val="0"/>
+          <w:sz w:val="26"/>
+        </w:rPr>
+        <w:t>if ($_SERVER['REQUEST_METHOD'] !== 'POST') { http_response_code(405); exit('POST_REQUIRED'); }</w:t>
+      </w:r>
+    </w:p>
+    <w:p>
+      <w:pPr>
+        <w:keepNext/>
+        <w:keepLines/>
+        <w:widowControl/>
+        <w:spacing w:after="0" w:before="0" w:line="240" w:lineRule="auto"/>
+        <w:ind w:firstLine="0" w:left="142" w:right="85"/>
+        <w:jc w:val="left"/>
+      </w:pPr>
+      <w:r>
+        <w:rPr>
+          <w:rFonts w:ascii="Times New Roman" w:hAnsi="Times New Roman"/>
+          <w:b w:val="0"/>
+          <w:sz w:val="26"/>
+        </w:rPr>
+        <w:t>checkCsrf($_POST);</w:t>
+      </w:r>
+    </w:p>
+    <w:p>
+      <w:pPr>
         <w:keepNext w:val="0"/>
         <w:keepLines/>
         <w:widowControl/>
@@ -1708,13 +4817,13 @@
           <w:b w:val="0"/>
           <w:sz w:val="26"/>
         </w:rPr>
-        <w:t>declare(strict_types=1);</w:t>
+        <w:t>cancelDraft($_SESSION);</w:t>
       </w:r>
     </w:p>
     <w:p>
       <w:pPr>
         <w:widowControl/>
-        <w:spacing w:after="0" w:before="0" w:line="240" w:lineRule="auto"/>
+        <w:spacing w:after="120" w:before="0" w:line="240" w:lineRule="auto"/>
         <w:ind w:firstLine="0" w:left="142" w:right="85"/>
         <w:jc w:val="left"/>
       </w:pPr>
@@ -1724,7 +4833,127 @@
           <w:b w:val="0"/>
           <w:sz w:val="26"/>
         </w:rPr>
-        <w:t xml:space="preserve"> </w:t>
+        <w:t>header('Location: /register.php', true, 303); exit;</w:t>
+      </w:r>
+    </w:p>
+    <w:p>
+      <w:pPr>
+        <w:widowControl/>
+      </w:pPr>
+      <w:r>
+        <w:rPr>
+          <w:rFonts w:ascii="Times New Roman" w:hAnsi="Times New Roman"/>
+          <w:b w:val="0"/>
+          <w:color w:val="000000"/>
+          <w:sz w:val="26"/>
+        </w:rPr>
+        <w:t xml:space="preserve">Mã chỉ nhận POST, kiểm tra token rồi xóa khóa bản nháp. Không gọi </w:t>
+      </w:r>
+      <w:r>
+        <w:rPr>
+          <w:rFonts w:ascii="Times New Roman" w:hAnsi="Times New Roman"/>
+          <w:b w:val="0"/>
+          <w:color w:val="000000"/>
+          <w:sz w:val="26"/>
+        </w:rPr>
+        <w:t>session_destroy()</w:t>
+      </w:r>
+      <w:r>
+        <w:rPr>
+          <w:rFonts w:ascii="Times New Roman" w:hAnsi="Times New Roman"/>
+          <w:b w:val="0"/>
+          <w:color w:val="000000"/>
+          <w:sz w:val="26"/>
+        </w:rPr>
+        <w:t xml:space="preserve"> vì ta không muốn xóa token và mọi trạng thái khác của phiên chỉ để hủy một form.</w:t>
+      </w:r>
+    </w:p>
+    <w:p>
+      <w:pPr>
+        <w:keepNext/>
+        <w:widowControl/>
+      </w:pPr>
+      <w:r>
+        <w:rPr>
+          <w:rFonts w:ascii="Times New Roman" w:hAnsi="Times New Roman"/>
+          <w:b w:val="0"/>
+          <w:sz w:val="26"/>
+        </w:rPr>
+        <w:t>Kiểm tra kết quả bước 6:</w:t>
+      </w:r>
+    </w:p>
+    <w:p>
+      <w:pPr>
+        <w:widowControl/>
+        <w:ind w:firstLine="0" w:left="0"/>
+        <w:jc w:val="left"/>
+      </w:pPr>
+      <w:r>
+        <w:rPr>
+          <w:rFonts w:ascii="Times New Roman" w:hAnsi="Times New Roman"/>
+          <w:b w:val="0"/>
+          <w:color w:val="000000"/>
+          <w:sz w:val="26"/>
+        </w:rPr>
+        <w:t>[</w:t>
+      </w:r>
+      <w:r>
+        <w:rPr>
+          <w:rFonts w:ascii="Times New Roman" w:hAnsi="Times New Roman"/>
+          <w:b w:val="0"/>
+          <w:color w:val="000000"/>
+          <w:sz w:val="26"/>
+        </w:rPr>
+        <w:t xml:space="preserve"> ] Hủy xóa nháp và quay lại nhập; không xóa toàn bộ dữ liệu phiên.</w:t>
+      </w:r>
+    </w:p>
+    <w:p>
+      <w:pPr>
+        <w:pStyle w:val="Heading3"/>
+        <w:keepNext/>
+        <w:widowControl/>
+      </w:pPr>
+      <w:r>
+        <w:rPr>
+          <w:rFonts w:ascii="Times New Roman" w:hAnsi="Times New Roman"/>
+          <w:b/>
+          <w:color w:val="000000"/>
+          <w:sz w:val="26"/>
+        </w:rPr>
+        <w:t>Bước 7. Ghi và đọc Cookie tùy chọn</w:t>
+      </w:r>
+    </w:p>
+    <w:p>
+      <w:pPr>
+        <w:keepNext/>
+        <w:widowControl/>
+      </w:pPr>
+      <w:r>
+        <w:rPr>
+          <w:rFonts w:ascii="Times New Roman" w:hAnsi="Times New Roman"/>
+          <w:b w:val="0"/>
+          <w:color w:val="000000"/>
+          <w:sz w:val="26"/>
+        </w:rPr>
+        <w:t xml:space="preserve">Mở </w:t>
+      </w:r>
+      <w:r>
+        <w:rPr>
+          <w:rFonts w:ascii="Times New Roman" w:hAnsi="Times New Roman"/>
+          <w:b w:val="0"/>
+          <w:color w:val="000000"/>
+          <w:sz w:val="26"/>
+        </w:rPr>
+        <w:t>public/preferences.php</w:t>
+      </w:r>
+      <w:r>
+        <w:rPr>
+          <w:rFonts w:ascii="Times New Roman" w:hAnsi="Times New Roman"/>
+          <w:b w:val="0"/>
+          <w:color w:val="000000"/>
+          <w:sz w:val="26"/>
+        </w:rPr>
+        <w:t>:</w:t>
       </w:r>
     </w:p>
     <w:p>
@@ -1742,7 +4971,7 @@
           <w:b w:val="0"/>
           <w:sz w:val="26"/>
         </w:rPr>
-        <w:t>function filterEvents(array $events, string $query): array</w:t>
+        <w:t>&lt;?php</w:t>
       </w:r>
     </w:p>
     <w:p>
@@ -1760,7 +4989,7 @@
           <w:b w:val="0"/>
           <w:sz w:val="26"/>
         </w:rPr>
-        <w:t>{</w:t>
+        <w:t>require __DIR__.'/../src/Session.php';</w:t>
       </w:r>
     </w:p>
     <w:p>
@@ -1778,7 +5007,7 @@
           <w:b w:val="0"/>
           <w:sz w:val="26"/>
         </w:rPr>
-        <w:t xml:space="preserve">    $result = [];</w:t>
+        <w:t>if ($_SERVER['REQUEST_METHOD'] !== 'POST') { http_response_code(405); exit('POST_REQUIRED'); }</w:t>
       </w:r>
     </w:p>
     <w:p>
@@ -1796,7 +5025,7 @@
           <w:b w:val="0"/>
           <w:sz w:val="26"/>
         </w:rPr>
-        <w:t xml:space="preserve">    foreach ($events as $event) {</w:t>
+        <w:t>checkCsrf($_POST);</w:t>
       </w:r>
     </w:p>
     <w:p>
@@ -1814,7 +5043,7 @@
           <w:b w:val="0"/>
           <w:sz w:val="26"/>
         </w:rPr>
-        <w:t xml:space="preserve">        $matches = $query === ''</w:t>
+        <w:t>$view = $_POST['view'] ?? '';</w:t>
       </w:r>
     </w:p>
     <w:p>
@@ -1832,7 +5061,7 @@
           <w:b w:val="0"/>
           <w:sz w:val="26"/>
         </w:rPr>
-        <w:t xml:space="preserve">            || stripos($event['title'], $query) !== false;</w:t>
+        <w:t>if (!is_string($view) || !in_array($view, ['compact', 'full'], true)) {</w:t>
       </w:r>
     </w:p>
     <w:p>
@@ -1850,7 +5079,7 @@
           <w:b w:val="0"/>
           <w:sz w:val="26"/>
         </w:rPr>
-        <w:t xml:space="preserve">        if ($matches) {</w:t>
+        <w:t xml:space="preserve">    http_response_code(422); exit('VIEW_INVALID');</w:t>
       </w:r>
     </w:p>
     <w:p>
@@ -1868,7 +5097,7 @@
           <w:b w:val="0"/>
           <w:sz w:val="26"/>
         </w:rPr>
-        <w:t xml:space="preserve">            $result[] = $event;</w:t>
+        <w:t>}</w:t>
       </w:r>
     </w:p>
     <w:p>
@@ -1886,25 +5115,7 @@
           <w:b w:val="0"/>
           <w:sz w:val="26"/>
         </w:rPr>
-        <w:t xml:space="preserve">        }</w:t>
-      </w:r>
-    </w:p>
-    <w:p>
-      <w:pPr>
-        <w:keepNext/>
-        <w:keepLines/>
-        <w:widowControl/>
-        <w:spacing w:after="0" w:before="0" w:line="240" w:lineRule="auto"/>
-        <w:ind w:firstLine="0" w:left="142" w:right="85"/>
-        <w:jc w:val="left"/>
-      </w:pPr>
-      <w:r>
-        <w:rPr>
-          <w:rFonts w:ascii="Times New Roman" w:hAnsi="Times New Roman"/>
-          <w:b w:val="0"/>
-          <w:sz w:val="26"/>
-        </w:rPr>
-        <w:t xml:space="preserve">    }</w:t>
+        <w:t>setcookie('view', $view, ['expires'=&gt;time()+3600, 'path'=&gt;'/', 'httponly'=&gt;true,</w:t>
       </w:r>
     </w:p>
     <w:p>
@@ -1922,7 +5133,7 @@
           <w:b w:val="0"/>
           <w:sz w:val="26"/>
         </w:rPr>
-        <w:t xml:space="preserve">    return $result;</w:t>
+        <w:t xml:space="preserve">    'samesite'=&gt;'Lax', 'secure'=&gt;isset($_SERVER['HTTPS']) &amp;&amp; $_SERVER['HTTPS'] !== 'off']);</w:t>
       </w:r>
     </w:p>
     <w:p>
@@ -1938,7 +5149,7 @@
           <w:b w:val="0"/>
           <w:sz w:val="26"/>
         </w:rPr>
-        <w:t>}</w:t>
+        <w:t>header('Location: /register.php', true, 303); exit;</w:t>
       </w:r>
     </w:p>
     <w:p>
@@ -1952,7 +5163,7 @@
           <w:color w:val="000000"/>
           <w:sz w:val="26"/>
         </w:rPr>
-        <w:t xml:space="preserve">Hàm bắt đầu với mảng kết quả rỗng, duyệt từng sự kiện và chỉ thêm sự kiện phù hợp. </w:t>
+        <w:t xml:space="preserve">Cookie tồn tại một giờ và áp dụng cho đường dẫn </w:t>
       </w:r>
       <w:r>
         <w:rPr>
@@ -1961,7 +5172,7 @@
           <w:color w:val="000000"/>
           <w:sz w:val="26"/>
         </w:rPr>
-        <w:t>stripos</w:t>
+        <w:t>/</w:t>
       </w:r>
       <w:r>
         <w:rPr>
@@ -1970,7 +5181,7 @@
           <w:color w:val="000000"/>
           <w:sz w:val="26"/>
         </w:rPr>
-        <w:t xml:space="preserve"> tìm vị trí từ khóa không phân biệt hoa/thường trong phạm vi chuỗi của bài; trả </w:t>
+        <w:t xml:space="preserve">. Giá trị chỉ được chọn trong hai lựa chọn đã công bố. Sau </w:t>
       </w:r>
       <w:r>
         <w:rPr>
@@ -1979,7 +5190,7 @@
           <w:color w:val="000000"/>
           <w:sz w:val="26"/>
         </w:rPr>
-        <w:t>false</w:t>
+        <w:t>setcookie</w:t>
       </w:r>
       <w:r>
         <w:rPr>
@@ -1988,7 +5199,7 @@
           <w:color w:val="000000"/>
           <w:sz w:val="26"/>
         </w:rPr>
-        <w:t xml:space="preserve"> nếu không tìm thấy. Vì vị trí đầu tiên có thể là số </w:t>
+        <w:t xml:space="preserve">, trình duyệt nhận Cookie rồi gửi lại trong request tiếp theo; việc chuyển hướng giúp trang form đọc được giá trị mới qua </w:t>
       </w:r>
       <w:r>
         <w:rPr>
@@ -1997,7 +5208,7 @@
           <w:color w:val="000000"/>
           <w:sz w:val="26"/>
         </w:rPr>
-        <w:t>0</w:t>
+        <w:t>$_COOKIE</w:t>
       </w:r>
       <w:r>
         <w:rPr>
@@ -2006,8 +5217,13 @@
           <w:color w:val="000000"/>
           <w:sz w:val="26"/>
         </w:rPr>
-        <w:t xml:space="preserve">, phải dùng </w:t>
-      </w:r>
+        <w:t>.</w:t>
+      </w:r>
+    </w:p>
+    <w:p>
+      <w:pPr>
+        <w:widowControl/>
+      </w:pPr>
       <w:r>
         <w:rPr>
           <w:rFonts w:ascii="Times New Roman" w:hAnsi="Times New Roman"/>
@@ -2015,7 +5231,7 @@
           <w:color w:val="000000"/>
           <w:sz w:val="26"/>
         </w:rPr>
-        <w:t>!== false</w:t>
+        <w:t xml:space="preserve">Trong giao diện mẫu, lựa chọn được hiển thị bằng dòng “Tùy chọn Cookie”; chưa thay toàn bộ cách bố trí giao diện. Các thuộc tính </w:t>
       </w:r>
       <w:r>
         <w:rPr>
@@ -2024,7 +5240,7 @@
           <w:color w:val="000000"/>
           <w:sz w:val="26"/>
         </w:rPr>
-        <w:t xml:space="preserve">, không viết </w:t>
+        <w:t>httponly</w:t>
       </w:r>
       <w:r>
         <w:rPr>
@@ -2033,7 +5249,7 @@
           <w:color w:val="000000"/>
           <w:sz w:val="26"/>
         </w:rPr>
-        <w:t>if (stripos(...))</w:t>
+        <w:t xml:space="preserve">, </w:t>
       </w:r>
       <w:r>
         <w:rPr>
@@ -2042,13 +5258,8 @@
           <w:color w:val="000000"/>
           <w:sz w:val="26"/>
         </w:rPr>
-        <w:t>.</w:t>
-      </w:r>
-    </w:p>
-    <w:p>
-      <w:pPr>
-        <w:widowControl/>
-      </w:pPr>
+        <w:t>samesite</w:t>
+      </w:r>
       <w:r>
         <w:rPr>
           <w:rFonts w:ascii="Times New Roman" w:hAnsi="Times New Roman"/>
@@ -2056,29 +5267,8 @@
           <w:color w:val="000000"/>
           <w:sz w:val="26"/>
         </w:rPr>
-        <w:t>Từ khóa rỗng nghĩa là lấy tất cả. Hàm chỉ trả dữ liệu, không in HTML; cùng cách tách xử lý khỏi hiển thị đã dùng trong lớp xử lý PHP. Bài mẫu chưa hỗ trợ tìm tiếng Việt không dấu hoặc chuẩn hóa Unicode.</w:t>
-      </w:r>
-    </w:p>
-    <w:p>
-      <w:pPr>
-        <w:keepNext/>
-        <w:widowControl/>
-      </w:pPr>
-      <w:r>
-        <w:rPr>
-          <w:rFonts w:ascii="Times New Roman" w:hAnsi="Times New Roman"/>
-          <w:b w:val="0"/>
-          <w:sz w:val="26"/>
-        </w:rPr>
-        <w:t>Kiểm tra kết quả bước 2:</w:t>
-      </w:r>
-    </w:p>
-    <w:p>
-      <w:pPr>
-        <w:widowControl/>
-        <w:ind w:firstLine="0" w:left="0"/>
-        <w:jc w:val="left"/>
-      </w:pPr>
+        <w:t xml:space="preserve"> và </w:t>
+      </w:r>
       <w:r>
         <w:rPr>
           <w:rFonts w:ascii="Times New Roman" w:hAnsi="Times New Roman"/>
@@ -2086,7 +5276,7 @@
           <w:color w:val="000000"/>
           <w:sz w:val="26"/>
         </w:rPr>
-        <w:t>[</w:t>
+        <w:t>secure</w:t>
       </w:r>
       <w:r>
         <w:rPr>
@@ -2095,30 +5285,8 @@
           <w:color w:val="000000"/>
           <w:sz w:val="26"/>
         </w:rPr>
-        <w:t xml:space="preserve"> ] Hàm filterEvents nhận mảng và từ khóa, trả mảng mới không sửa đầu vào.</w:t>
-      </w:r>
-    </w:p>
-    <w:p>
-      <w:pPr>
-        <w:pStyle w:val="Heading3"/>
-        <w:keepNext/>
-        <w:widowControl/>
-      </w:pPr>
-      <w:r>
-        <w:rPr>
-          <w:rFonts w:ascii="Times New Roman" w:hAnsi="Times New Roman"/>
-          <w:b/>
-          <w:color w:val="000000"/>
-          <w:sz w:val="26"/>
-        </w:rPr>
-        <w:t>Bước 3. Đọc hai hàm hỗ trợ đầu vào và hiển thị</w:t>
-      </w:r>
-    </w:p>
-    <w:p>
-      <w:pPr>
-        <w:keepNext/>
-        <w:widowControl/>
-      </w:pPr>
+        <w:t xml:space="preserve"> được cấp sẵn. </w:t>
+      </w:r>
       <w:r>
         <w:rPr>
           <w:rFonts w:ascii="Times New Roman" w:hAnsi="Times New Roman"/>
@@ -2126,7 +5294,7 @@
           <w:color w:val="000000"/>
           <w:sz w:val="26"/>
         </w:rPr>
-        <w:t xml:space="preserve">Mở </w:t>
+        <w:t>secure</w:t>
       </w:r>
       <w:r>
         <w:rPr>
@@ -2135,8 +5303,29 @@
           <w:color w:val="000000"/>
           <w:sz w:val="26"/>
         </w:rPr>
-        <w:t>src/Input.php</w:t>
-      </w:r>
+        <w:t xml:space="preserve"> bật khi chạy HTTPS; môi trường HTTP cục bộ không được đặt Secure cố định, nếu không trình duyệt sẽ không gửi Cookie đó qua HTTP.</w:t>
+      </w:r>
+    </w:p>
+    <w:p>
+      <w:pPr>
+        <w:keepNext/>
+        <w:widowControl/>
+      </w:pPr>
+      <w:r>
+        <w:rPr>
+          <w:rFonts w:ascii="Times New Roman" w:hAnsi="Times New Roman"/>
+          <w:b w:val="0"/>
+          <w:sz w:val="26"/>
+        </w:rPr>
+        <w:t>Kiểm tra kết quả bước 7:</w:t>
+      </w:r>
+    </w:p>
+    <w:p>
+      <w:pPr>
+        <w:widowControl/>
+        <w:ind w:firstLine="0" w:left="0"/>
+        <w:jc w:val="left"/>
+      </w:pPr>
       <w:r>
         <w:rPr>
           <w:rFonts w:ascii="Times New Roman" w:hAnsi="Times New Roman"/>
@@ -2144,79 +5333,36 @@
           <w:color w:val="000000"/>
           <w:sz w:val="26"/>
         </w:rPr>
-        <w:t>, tìm hai hàm sau (đã được cấp, không tạo thêm bản trùng):</w:t>
+        <w:t>[</w:t>
+      </w:r>
+      <w:r>
+        <w:rPr>
+          <w:rFonts w:ascii="Times New Roman" w:hAnsi="Times New Roman"/>
+          <w:b w:val="0"/>
+          <w:color w:val="000000"/>
+          <w:sz w:val="26"/>
+        </w:rPr>
+        <w:t xml:space="preserve"> ] Cookie chỉ chứa compact/full và đọc được ở request tiếp theo; không lưu thông tin nhạy cảm.</w:t>
       </w:r>
     </w:p>
     <w:p>
-      <w:pPr>
-        <w:keepNext/>
-        <w:keepLines/>
-        <w:widowControl/>
-        <w:spacing w:after="0" w:before="0" w:line="240" w:lineRule="auto"/>
-        <w:ind w:firstLine="0" w:left="142" w:right="85"/>
-        <w:jc w:val="left"/>
-      </w:pPr>
-      <w:r>
-        <w:rPr>
-          <w:rFonts w:ascii="Times New Roman" w:hAnsi="Times New Roman"/>
-          <w:b w:val="0"/>
-          <w:sz w:val="26"/>
-        </w:rPr>
-        <w:t>function field(array $input, string $key): string</w:t>
+      <w:r>
+        <w:t>Kết quả sau phần hướng dẫn: Hoàn tất hợp lệ có SIMULATED_OK; hủy xóa nháp. bash lab.sh test: TESTS=6 FAILED=0. Chưa ghi CSDL.</w:t>
       </w:r>
     </w:p>
     <w:p>
       <w:pPr>
+        <w:pStyle w:val="Heading2"/>
         <w:keepNext/>
-        <w:keepLines/>
         <w:widowControl/>
-        <w:spacing w:after="0" w:before="0" w:line="240" w:lineRule="auto"/>
-        <w:ind w:firstLine="0" w:left="142" w:right="85"/>
-        <w:jc w:val="left"/>
       </w:pPr>
       <w:r>
         <w:rPr>
           <w:rFonts w:ascii="Times New Roman" w:hAnsi="Times New Roman"/>
-          <w:b w:val="0"/>
+          <w:b/>
           <w:sz w:val="26"/>
         </w:rPr>
-        <w:t>{</w:t>
-      </w:r>
-    </w:p>
-    <w:p>
-      <w:pPr>
-        <w:keepNext/>
-        <w:keepLines/>
-        <w:widowControl/>
-        <w:spacing w:after="0" w:before="0" w:line="240" w:lineRule="auto"/>
-        <w:ind w:firstLine="0" w:left="142" w:right="85"/>
-        <w:jc w:val="left"/>
-      </w:pPr>
-      <w:r>
-        <w:rPr>
-          <w:rFonts w:ascii="Times New Roman" w:hAnsi="Times New Roman"/>
-          <w:b w:val="0"/>
-          <w:sz w:val="26"/>
-        </w:rPr>
-        <w:t xml:space="preserve">    $value = $input[$key] ?? '';</w:t>
-      </w:r>
-    </w:p>
-    <w:p>
-      <w:pPr>
-        <w:keepNext/>
-        <w:keepLines/>
-        <w:widowControl/>
-        <w:spacing w:after="0" w:before="0" w:line="240" w:lineRule="auto"/>
-        <w:ind w:firstLine="0" w:left="142" w:right="85"/>
-        <w:jc w:val="left"/>
-      </w:pPr>
-      <w:r>
-        <w:rPr>
-          <w:rFonts w:ascii="Times New Roman" w:hAnsi="Times New Roman"/>
-          <w:b w:val="0"/>
-          <w:sz w:val="26"/>
-        </w:rPr>
-        <w:t xml:space="preserve">    return is_string($value) ? trim($value) : '';</w:t>
+        <w:t>V. LỖI THƯỜNG GẶP VÀ CÁCH KHẮC PHỤC</w:t>
       </w:r>
     </w:p>
     <w:p>
@@ -2234,113 +5380,7 @@
           <w:b w:val="0"/>
           <w:sz w:val="26"/>
         </w:rPr>
-        <w:t>}</w:t>
-      </w:r>
-    </w:p>
-    <w:p>
-      <w:pPr>
-        <w:widowControl/>
-        <w:spacing w:after="0" w:before="0" w:line="240" w:lineRule="auto"/>
-        <w:ind w:firstLine="0" w:left="142" w:right="85"/>
-        <w:jc w:val="left"/>
-      </w:pPr>
-      <w:r>
-        <w:rPr>
-          <w:rFonts w:ascii="Times New Roman" w:hAnsi="Times New Roman"/>
-          <w:b w:val="0"/>
-          <w:sz w:val="26"/>
-        </w:rPr>
-        <w:t xml:space="preserve"> </w:t>
-      </w:r>
-    </w:p>
-    <w:p>
-      <w:pPr>
-        <w:keepNext/>
-        <w:keepLines/>
-        <w:widowControl/>
-        <w:spacing w:after="0" w:before="0" w:line="240" w:lineRule="auto"/>
-        <w:ind w:firstLine="0" w:left="142" w:right="85"/>
-        <w:jc w:val="left"/>
-      </w:pPr>
-      <w:r>
-        <w:rPr>
-          <w:rFonts w:ascii="Times New Roman" w:hAnsi="Times New Roman"/>
-          <w:b w:val="0"/>
-          <w:sz w:val="26"/>
-        </w:rPr>
-        <w:t>function e(string $value): string</w:t>
-      </w:r>
-    </w:p>
-    <w:p>
-      <w:pPr>
-        <w:keepNext/>
-        <w:keepLines/>
-        <w:widowControl/>
-        <w:spacing w:after="0" w:before="0" w:line="240" w:lineRule="auto"/>
-        <w:ind w:firstLine="0" w:left="142" w:right="85"/>
-        <w:jc w:val="left"/>
-      </w:pPr>
-      <w:r>
-        <w:rPr>
-          <w:rFonts w:ascii="Times New Roman" w:hAnsi="Times New Roman"/>
-          <w:b w:val="0"/>
-          <w:sz w:val="26"/>
-        </w:rPr>
-        <w:t>{</w:t>
-      </w:r>
-    </w:p>
-    <w:p>
-      <w:pPr>
-        <w:keepNext/>
-        <w:keepLines/>
-        <w:widowControl/>
-        <w:spacing w:after="0" w:before="0" w:line="240" w:lineRule="auto"/>
-        <w:ind w:firstLine="0" w:left="142" w:right="85"/>
-        <w:jc w:val="left"/>
-      </w:pPr>
-      <w:r>
-        <w:rPr>
-          <w:rFonts w:ascii="Times New Roman" w:hAnsi="Times New Roman"/>
-          <w:b w:val="0"/>
-          <w:sz w:val="26"/>
-        </w:rPr>
-        <w:t xml:space="preserve">    return htmlspecialchars(</w:t>
-      </w:r>
-    </w:p>
-    <w:p>
-      <w:pPr>
-        <w:keepNext/>
-        <w:keepLines/>
-        <w:widowControl/>
-        <w:spacing w:after="0" w:before="0" w:line="240" w:lineRule="auto"/>
-        <w:ind w:firstLine="0" w:left="142" w:right="85"/>
-        <w:jc w:val="left"/>
-      </w:pPr>
-      <w:r>
-        <w:rPr>
-          <w:rFonts w:ascii="Times New Roman" w:hAnsi="Times New Roman"/>
-          <w:b w:val="0"/>
-          <w:sz w:val="26"/>
-        </w:rPr>
-        <w:t xml:space="preserve">        $value, ENT_QUOTES | ENT_SUBSTITUTE, 'UTF-8'</w:t>
-      </w:r>
-    </w:p>
-    <w:p>
-      <w:pPr>
-        <w:keepNext w:val="0"/>
-        <w:keepLines/>
-        <w:widowControl/>
-        <w:spacing w:after="0" w:before="0" w:line="240" w:lineRule="auto"/>
-        <w:ind w:firstLine="0" w:left="142" w:right="85"/>
-        <w:jc w:val="left"/>
-      </w:pPr>
-      <w:r>
-        <w:rPr>
-          <w:rFonts w:ascii="Times New Roman" w:hAnsi="Times New Roman"/>
-          <w:b w:val="0"/>
-          <w:sz w:val="26"/>
-        </w:rPr>
-        <w:t xml:space="preserve">    );</w:t>
+        <w:t>php tests/run.php</w:t>
       </w:r>
     </w:p>
     <w:p>
@@ -2356,7 +5396,7 @@
           <w:b w:val="0"/>
           <w:sz w:val="26"/>
         </w:rPr>
-        <w:t>}</w:t>
+        <w:t>bash lab.sh run</w:t>
       </w:r>
     </w:p>
     <w:p>
@@ -2370,2669 +5410,7 @@
           <w:color w:val="000000"/>
           <w:sz w:val="26"/>
         </w:rPr>
-        <w:t>field</w:t>
-      </w:r>
-      <w:r>
-        <w:rPr>
-          <w:rFonts w:ascii="Times New Roman" w:hAnsi="Times New Roman"/>
-          <w:b w:val="0"/>
-          <w:color w:val="000000"/>
-          <w:sz w:val="26"/>
-        </w:rPr>
-        <w:t xml:space="preserve"> đọc một trường, bỏ khoảng trắng ở hai đầu và không nhận mảng thay cho chuỗi. </w:t>
-      </w:r>
-      <w:r>
-        <w:rPr>
-          <w:rFonts w:ascii="Times New Roman" w:hAnsi="Times New Roman"/>
-          <w:b w:val="0"/>
-          <w:color w:val="000000"/>
-          <w:sz w:val="26"/>
-        </w:rPr>
-        <w:t>??</w:t>
-      </w:r>
-      <w:r>
-        <w:rPr>
-          <w:rFonts w:ascii="Times New Roman" w:hAnsi="Times New Roman"/>
-          <w:b w:val="0"/>
-          <w:color w:val="000000"/>
-          <w:sz w:val="26"/>
-        </w:rPr>
-        <w:t xml:space="preserve"> cung cấp giá trị mặc định khi không có trường. Hàm </w:t>
-      </w:r>
-      <w:r>
-        <w:rPr>
-          <w:rFonts w:ascii="Times New Roman" w:hAnsi="Times New Roman"/>
-          <w:b w:val="0"/>
-          <w:color w:val="000000"/>
-          <w:sz w:val="26"/>
-        </w:rPr>
-        <w:t>e</w:t>
-      </w:r>
-      <w:r>
-        <w:rPr>
-          <w:rFonts w:ascii="Times New Roman" w:hAnsi="Times New Roman"/>
-          <w:b w:val="0"/>
-          <w:color w:val="000000"/>
-          <w:sz w:val="26"/>
-        </w:rPr>
-        <w:t xml:space="preserve"> đổi ký tự đặc biệt trước khi chèn văn bản vào HTML; nó không làm sạch mọi loại dữ liệu và không thay thế kiểm tra nghiệp vụ.</w:t>
-      </w:r>
-    </w:p>
-    <w:p>
-      <w:pPr>
-        <w:keepNext/>
-        <w:widowControl/>
-      </w:pPr>
-      <w:r>
-        <w:rPr>
-          <w:rFonts w:ascii="Times New Roman" w:hAnsi="Times New Roman"/>
-          <w:b w:val="0"/>
-          <w:sz w:val="26"/>
-        </w:rPr>
-        <w:t>Kiểm tra kết quả bước 3:</w:t>
-      </w:r>
-    </w:p>
-    <w:p>
-      <w:pPr>
-        <w:widowControl/>
-        <w:ind w:firstLine="0" w:left="0"/>
-        <w:jc w:val="left"/>
-      </w:pPr>
-      <w:r>
-        <w:rPr>
-          <w:rFonts w:ascii="Times New Roman" w:hAnsi="Times New Roman"/>
-          <w:b w:val="0"/>
-          <w:color w:val="000000"/>
-          <w:sz w:val="26"/>
-        </w:rPr>
-        <w:t>[</w:t>
-      </w:r>
-      <w:r>
-        <w:rPr>
-          <w:rFonts w:ascii="Times New Roman" w:hAnsi="Times New Roman"/>
-          <w:b w:val="0"/>
-          <w:color w:val="000000"/>
-          <w:sz w:val="26"/>
-        </w:rPr>
-        <w:t xml:space="preserve"> ] Phân biệt field lấy chuỗi an toàn và e xử lý ký tự khi hiển thị HTML.</w:t>
-      </w:r>
-    </w:p>
-    <w:p>
-      <w:pPr>
-        <w:pStyle w:val="Heading3"/>
-        <w:keepNext/>
-        <w:widowControl/>
-      </w:pPr>
-      <w:r>
-        <w:rPr>
-          <w:rFonts w:ascii="Times New Roman" w:hAnsi="Times New Roman"/>
-          <w:b/>
-          <w:color w:val="000000"/>
-          <w:sz w:val="26"/>
-        </w:rPr>
-        <w:t>Bước 4. Tạo trang danh sách hoàn chỉnh</w:t>
-      </w:r>
-    </w:p>
-    <w:p>
-      <w:pPr>
-        <w:keepNext/>
-        <w:widowControl/>
-      </w:pPr>
-      <w:r>
-        <w:rPr>
-          <w:rFonts w:ascii="Times New Roman" w:hAnsi="Times New Roman"/>
-          <w:b w:val="0"/>
-          <w:sz w:val="26"/>
-        </w:rPr>
-        <w:t>Mở public/index.php và đối chiếu với mã dưới đây. Nếu viết lại tệp, thay nội dung hiện tại; tránh khai báo trùng hàm hoặc lớp:</w:t>
-      </w:r>
-    </w:p>
-    <w:p>
-      <w:pPr>
-        <w:keepNext w:val="0"/>
-        <w:keepLines w:val="0"/>
-        <w:widowControl/>
-        <w:spacing w:after="0" w:before="0" w:line="240" w:lineRule="auto"/>
-        <w:ind w:firstLine="0" w:left="142" w:right="85"/>
-        <w:jc w:val="left"/>
-      </w:pPr>
-      <w:r>
-        <w:rPr>
-          <w:rFonts w:ascii="Consolas" w:hAnsi="Consolas"/>
-          <w:sz w:val="17"/>
-        </w:rPr>
-        <w:t>&lt;?php</w:t>
-      </w:r>
-    </w:p>
-    <w:p>
-      <w:pPr>
-        <w:keepNext w:val="0"/>
-        <w:keepLines w:val="0"/>
-        <w:widowControl/>
-        <w:spacing w:after="0" w:before="0" w:line="240" w:lineRule="auto"/>
-        <w:ind w:firstLine="0" w:left="142" w:right="85"/>
-        <w:jc w:val="left"/>
-      </w:pPr>
-      <w:r>
-        <w:rPr>
-          <w:rFonts w:ascii="Consolas" w:hAnsi="Consolas"/>
-          <w:sz w:val="17"/>
-        </w:rPr>
-        <w:t>require __DIR__ . '/../src/Input.php';</w:t>
-      </w:r>
-    </w:p>
-    <w:p>
-      <w:pPr>
-        <w:keepNext w:val="0"/>
-        <w:keepLines w:val="0"/>
-        <w:widowControl/>
-        <w:spacing w:after="0" w:before="0" w:line="240" w:lineRule="auto"/>
-        <w:ind w:firstLine="0" w:left="142" w:right="85"/>
-        <w:jc w:val="left"/>
-      </w:pPr>
-      <w:r>
-        <w:rPr>
-          <w:rFonts w:ascii="Consolas" w:hAnsi="Consolas"/>
-          <w:sz w:val="17"/>
-        </w:rPr>
-        <w:t>require __DIR__ . '/../src/EventFilter.php';</w:t>
-      </w:r>
-    </w:p>
-    <w:p>
-      <w:pPr>
-        <w:keepNext w:val="0"/>
-        <w:keepLines w:val="0"/>
-        <w:widowControl/>
-        <w:spacing w:after="0" w:before="0" w:line="240" w:lineRule="auto"/>
-        <w:ind w:firstLine="0" w:left="142" w:right="85"/>
-        <w:jc w:val="left"/>
-      </w:pPr>
-      <w:r>
-        <w:rPr>
-          <w:rFonts w:ascii="Consolas" w:hAnsi="Consolas"/>
-          <w:sz w:val="17"/>
-        </w:rPr>
-        <w:t>$events = require __DIR__ . '/../data/events.php';</w:t>
-      </w:r>
-    </w:p>
-    <w:p>
-      <w:pPr>
-        <w:keepNext w:val="0"/>
-        <w:keepLines w:val="0"/>
-        <w:widowControl/>
-        <w:spacing w:after="0" w:before="0" w:line="240" w:lineRule="auto"/>
-        <w:ind w:firstLine="0" w:left="142" w:right="85"/>
-        <w:jc w:val="left"/>
-      </w:pPr>
-      <w:r>
-        <w:rPr>
-          <w:rFonts w:ascii="Consolas" w:hAnsi="Consolas"/>
-          <w:sz w:val="17"/>
-        </w:rPr>
-        <w:t>$query = field($_GET, 'q');</w:t>
-      </w:r>
-    </w:p>
-    <w:p>
-      <w:pPr>
-        <w:keepNext w:val="0"/>
-        <w:keepLines w:val="0"/>
-        <w:widowControl/>
-        <w:spacing w:after="0" w:before="0" w:line="240" w:lineRule="auto"/>
-        <w:ind w:firstLine="0" w:left="142" w:right="85"/>
-        <w:jc w:val="left"/>
-      </w:pPr>
-      <w:r>
-        <w:rPr>
-          <w:rFonts w:ascii="Consolas" w:hAnsi="Consolas"/>
-          <w:sz w:val="17"/>
-        </w:rPr>
-        <w:t>$visible = filterEvents($events, $query);</w:t>
-      </w:r>
-    </w:p>
-    <w:p>
-      <w:pPr>
-        <w:keepNext w:val="0"/>
-        <w:keepLines w:val="0"/>
-        <w:widowControl/>
-        <w:spacing w:after="0" w:before="0" w:line="240" w:lineRule="auto"/>
-        <w:ind w:firstLine="0" w:left="142" w:right="85"/>
-        <w:jc w:val="left"/>
-      </w:pPr>
-      <w:r>
-        <w:rPr>
-          <w:rFonts w:ascii="Consolas" w:hAnsi="Consolas"/>
-          <w:sz w:val="17"/>
-        </w:rPr>
-        <w:t>require_once __DIR__ . '/../templates/event-presentation.php';</w:t>
-      </w:r>
-    </w:p>
-    <w:p>
-      <w:pPr>
-        <w:keepNext w:val="0"/>
-        <w:keepLines w:val="0"/>
-        <w:widowControl/>
-        <w:spacing w:after="0" w:before="0" w:line="240" w:lineRule="auto"/>
-        <w:ind w:firstLine="0" w:left="142" w:right="85"/>
-        <w:jc w:val="left"/>
-      </w:pPr>
-      <w:r>
-        <w:rPr>
-          <w:rFonts w:ascii="Consolas" w:hAnsi="Consolas"/>
-          <w:sz w:val="17"/>
-        </w:rPr>
-        <w:t>require __DIR__ . '/../templates/header.php';</w:t>
-      </w:r>
-    </w:p>
-    <w:p>
-      <w:pPr>
-        <w:keepNext w:val="0"/>
-        <w:keepLines w:val="0"/>
-        <w:widowControl/>
-        <w:spacing w:after="0" w:before="0" w:line="240" w:lineRule="auto"/>
-        <w:ind w:firstLine="0" w:left="142" w:right="85"/>
-        <w:jc w:val="left"/>
-      </w:pPr>
-      <w:r>
-        <w:rPr>
-          <w:rFonts w:ascii="Consolas" w:hAnsi="Consolas"/>
-          <w:sz w:val="17"/>
-        </w:rPr>
-        <w:t>?&gt;</w:t>
-      </w:r>
-    </w:p>
-    <w:p>
-      <w:pPr>
-        <w:keepNext w:val="0"/>
-        <w:keepLines w:val="0"/>
-        <w:widowControl/>
-        <w:spacing w:after="0" w:before="0" w:line="240" w:lineRule="auto"/>
-        <w:ind w:firstLine="0" w:left="142" w:right="85"/>
-        <w:jc w:val="left"/>
-      </w:pPr>
-      <w:r>
-        <w:rPr>
-          <w:rFonts w:ascii="Consolas" w:hAnsi="Consolas"/>
-          <w:sz w:val="17"/>
-        </w:rPr>
-        <w:t>&lt;div class="page-heading page-heading--list page-search"&gt;</w:t>
-      </w:r>
-    </w:p>
-    <w:p>
-      <w:pPr>
-        <w:keepNext w:val="0"/>
-        <w:keepLines w:val="0"/>
-        <w:widowControl/>
-        <w:spacing w:after="0" w:before="0" w:line="240" w:lineRule="auto"/>
-        <w:ind w:firstLine="0" w:left="142" w:right="85"/>
-        <w:jc w:val="left"/>
-      </w:pPr>
-      <w:r>
-        <w:rPr>
-          <w:rFonts w:ascii="Consolas" w:hAnsi="Consolas"/>
-          <w:sz w:val="17"/>
-        </w:rPr>
-        <w:t>&lt;h1&gt;Sự kiện&lt;/h1&gt;</w:t>
-      </w:r>
-    </w:p>
-    <w:p>
-      <w:pPr>
-        <w:keepNext w:val="0"/>
-        <w:keepLines w:val="0"/>
-        <w:widowControl/>
-        <w:spacing w:after="0" w:before="0" w:line="240" w:lineRule="auto"/>
-        <w:ind w:firstLine="0" w:left="142" w:right="85"/>
-        <w:jc w:val="left"/>
-      </w:pPr>
-      <w:r>
-        <w:rPr>
-          <w:rFonts w:ascii="Consolas" w:hAnsi="Consolas"/>
-          <w:sz w:val="17"/>
-        </w:rPr>
-        <w:t>&lt;p&gt;Tìm theo tên và xem thông tin sự kiện.&lt;/p&gt;</w:t>
-      </w:r>
-    </w:p>
-    <w:p>
-      <w:pPr>
-        <w:keepNext w:val="0"/>
-        <w:keepLines w:val="0"/>
-        <w:widowControl/>
-        <w:spacing w:after="0" w:before="0" w:line="240" w:lineRule="auto"/>
-        <w:ind w:firstLine="0" w:left="142" w:right="85"/>
-        <w:jc w:val="left"/>
-      </w:pPr>
-      <w:r>
-        <w:rPr>
-          <w:rFonts w:ascii="Consolas" w:hAnsi="Consolas"/>
-          <w:sz w:val="17"/>
-        </w:rPr>
-        <w:t>&lt;/div&gt;</w:t>
-      </w:r>
-    </w:p>
-    <w:p>
-      <w:pPr>
-        <w:keepNext w:val="0"/>
-        <w:keepLines w:val="0"/>
-        <w:widowControl/>
-        <w:spacing w:after="0" w:before="0" w:line="240" w:lineRule="auto"/>
-        <w:ind w:firstLine="0" w:left="142" w:right="85"/>
-        <w:jc w:val="left"/>
-      </w:pPr>
-      <w:r>
-        <w:rPr>
-          <w:rFonts w:ascii="Consolas" w:hAnsi="Consolas"/>
-          <w:sz w:val="17"/>
-        </w:rPr>
-        <w:t>&lt;form class="search-form" method="get"&gt;</w:t>
-      </w:r>
-    </w:p>
-    <w:p>
-      <w:pPr>
-        <w:keepNext w:val="0"/>
-        <w:keepLines w:val="0"/>
-        <w:widowControl/>
-        <w:spacing w:after="0" w:before="0" w:line="240" w:lineRule="auto"/>
-        <w:ind w:firstLine="0" w:left="142" w:right="85"/>
-        <w:jc w:val="left"/>
-      </w:pPr>
-      <w:r>
-        <w:rPr>
-          <w:rFonts w:ascii="Consolas" w:hAnsi="Consolas"/>
-          <w:sz w:val="17"/>
-        </w:rPr>
-        <w:t xml:space="preserve">    &lt;label class="form-field" for="q"&gt;Từ khóa</w:t>
-      </w:r>
-    </w:p>
-    <w:p>
-      <w:pPr>
-        <w:keepNext w:val="0"/>
-        <w:keepLines w:val="0"/>
-        <w:widowControl/>
-        <w:spacing w:after="0" w:before="0" w:line="240" w:lineRule="auto"/>
-        <w:ind w:firstLine="0" w:left="142" w:right="85"/>
-        <w:jc w:val="left"/>
-      </w:pPr>
-      <w:r>
-        <w:rPr>
-          <w:rFonts w:ascii="Consolas" w:hAnsi="Consolas"/>
-          <w:sz w:val="17"/>
-        </w:rPr>
-        <w:t>&lt;input id="q" name="q" value="&lt;?= e($query) ?&gt;"&gt;</w:t>
-      </w:r>
-    </w:p>
-    <w:p>
-      <w:pPr>
-        <w:keepNext w:val="0"/>
-        <w:keepLines w:val="0"/>
-        <w:widowControl/>
-        <w:spacing w:after="0" w:before="0" w:line="240" w:lineRule="auto"/>
-        <w:ind w:firstLine="0" w:left="142" w:right="85"/>
-        <w:jc w:val="left"/>
-      </w:pPr>
-      <w:r>
-        <w:rPr>
-          <w:rFonts w:ascii="Consolas" w:hAnsi="Consolas"/>
-          <w:sz w:val="17"/>
-        </w:rPr>
-        <w:t xml:space="preserve">    &lt;/label&gt;</w:t>
-      </w:r>
-    </w:p>
-    <w:p>
-      <w:pPr>
-        <w:keepNext w:val="0"/>
-        <w:keepLines w:val="0"/>
-        <w:widowControl/>
-        <w:spacing w:after="0" w:before="0" w:line="240" w:lineRule="auto"/>
-        <w:ind w:firstLine="0" w:left="142" w:right="85"/>
-        <w:jc w:val="left"/>
-      </w:pPr>
-      <w:r>
-        <w:rPr>
-          <w:rFonts w:ascii="Consolas" w:hAnsi="Consolas"/>
-          <w:sz w:val="17"/>
-        </w:rPr>
-        <w:t xml:space="preserve">    &lt;button&gt;Tìm&lt;/button&gt;</w:t>
-      </w:r>
-    </w:p>
-    <w:p>
-      <w:pPr>
-        <w:keepNext w:val="0"/>
-        <w:keepLines w:val="0"/>
-        <w:widowControl/>
-        <w:spacing w:after="0" w:before="0" w:line="240" w:lineRule="auto"/>
-        <w:ind w:firstLine="0" w:left="142" w:right="85"/>
-        <w:jc w:val="left"/>
-      </w:pPr>
-      <w:r>
-        <w:rPr>
-          <w:rFonts w:ascii="Consolas" w:hAnsi="Consolas"/>
-          <w:sz w:val="17"/>
-        </w:rPr>
-        <w:t>&lt;/form&gt;</w:t>
-      </w:r>
-    </w:p>
-    <w:p>
-      <w:pPr>
-        <w:keepNext w:val="0"/>
-        <w:keepLines w:val="0"/>
-        <w:widowControl/>
-        <w:spacing w:after="0" w:before="0" w:line="240" w:lineRule="auto"/>
-        <w:ind w:firstLine="0" w:left="142" w:right="85"/>
-        <w:jc w:val="left"/>
-      </w:pPr>
-      <w:r>
-        <w:rPr>
-          <w:rFonts w:ascii="Consolas" w:hAnsi="Consolas"/>
-          <w:sz w:val="17"/>
-        </w:rPr>
-        <w:t>&lt;p class="result-count"&gt;Kết quả: &lt;?= count($visible) ?&gt;&lt;/p&gt;</w:t>
-      </w:r>
-    </w:p>
-    <w:p>
-      <w:pPr>
-        <w:keepNext w:val="0"/>
-        <w:keepLines w:val="0"/>
-        <w:widowControl/>
-        <w:spacing w:after="0" w:before="0" w:line="240" w:lineRule="auto"/>
-        <w:ind w:firstLine="0" w:left="142" w:right="85"/>
-        <w:jc w:val="left"/>
-      </w:pPr>
-      <w:r>
-        <w:rPr>
-          <w:rFonts w:ascii="Consolas" w:hAnsi="Consolas"/>
-          <w:sz w:val="17"/>
-        </w:rPr>
-        <w:t>&lt;section class="event-list" aria-label="Danh sách sự kiện"&gt;</w:t>
-      </w:r>
-    </w:p>
-    <w:p>
-      <w:pPr>
-        <w:keepNext w:val="0"/>
-        <w:keepLines w:val="0"/>
-        <w:widowControl/>
-        <w:spacing w:after="0" w:before="0" w:line="240" w:lineRule="auto"/>
-        <w:ind w:firstLine="0" w:left="142" w:right="85"/>
-        <w:jc w:val="left"/>
-      </w:pPr>
-      <w:r>
-        <w:rPr>
-          <w:rFonts w:ascii="Consolas" w:hAnsi="Consolas"/>
-          <w:sz w:val="17"/>
-        </w:rPr>
-        <w:t>&lt;?php foreach ($visible as $event): ?&gt;</w:t>
-      </w:r>
-    </w:p>
-    <w:p>
-      <w:pPr>
-        <w:keepNext w:val="0"/>
-        <w:keepLines w:val="0"/>
-        <w:widowControl/>
-        <w:spacing w:after="0" w:before="0" w:line="240" w:lineRule="auto"/>
-        <w:ind w:firstLine="0" w:left="142" w:right="85"/>
-        <w:jc w:val="left"/>
-      </w:pPr>
-      <w:r>
-        <w:rPr>
-          <w:rFonts w:ascii="Consolas" w:hAnsi="Consolas"/>
-          <w:sz w:val="17"/>
-        </w:rPr>
-        <w:t xml:space="preserve">    &lt;article class="event-item event-card"&gt;</w:t>
-      </w:r>
-    </w:p>
-    <w:p>
-      <w:pPr>
-        <w:keepNext w:val="0"/>
-        <w:keepLines w:val="0"/>
-        <w:widowControl/>
-        <w:spacing w:after="0" w:before="0" w:line="240" w:lineRule="auto"/>
-        <w:ind w:firstLine="0" w:left="142" w:right="85"/>
-        <w:jc w:val="left"/>
-      </w:pPr>
-      <w:r>
-        <w:rPr>
-          <w:rFonts w:ascii="Consolas" w:hAnsi="Consolas"/>
-          <w:sz w:val="17"/>
-        </w:rPr>
-        <w:t>&lt;?php $content = uiContent((int)$event['id']); ?&gt;</w:t>
-      </w:r>
-    </w:p>
-    <w:p>
-      <w:pPr>
-        <w:keepNext w:val="0"/>
-        <w:keepLines w:val="0"/>
-        <w:widowControl/>
-        <w:spacing w:after="0" w:before="0" w:line="240" w:lineRule="auto"/>
-        <w:ind w:firstLine="0" w:left="142" w:right="85"/>
-        <w:jc w:val="left"/>
-      </w:pPr>
-      <w:r>
-        <w:rPr>
-          <w:rFonts w:ascii="Consolas" w:hAnsi="Consolas"/>
-          <w:sz w:val="17"/>
-        </w:rPr>
-        <w:t>&lt;figure class="event-cover"&gt;</w:t>
-      </w:r>
-    </w:p>
-    <w:p>
-      <w:pPr>
-        <w:keepNext w:val="0"/>
-        <w:keepLines w:val="0"/>
-        <w:widowControl/>
-        <w:spacing w:after="0" w:before="0" w:line="240" w:lineRule="auto"/>
-        <w:ind w:firstLine="0" w:left="142" w:right="85"/>
-        <w:jc w:val="left"/>
-      </w:pPr>
-      <w:r>
-        <w:rPr>
-          <w:rFonts w:ascii="Consolas" w:hAnsi="Consolas"/>
-          <w:sz w:val="17"/>
-        </w:rPr>
-        <w:t>&lt;img src="&lt;?= e(uiImage($content['image'])) ?&gt;" alt="&lt;?= e($content['alt']) ?&gt;" width="960" height="540"&gt;</w:t>
-      </w:r>
-    </w:p>
-    <w:p>
-      <w:pPr>
-        <w:keepNext w:val="0"/>
-        <w:keepLines w:val="0"/>
-        <w:widowControl/>
-        <w:spacing w:after="0" w:before="0" w:line="240" w:lineRule="auto"/>
-        <w:ind w:firstLine="0" w:left="142" w:right="85"/>
-        <w:jc w:val="left"/>
-      </w:pPr>
-      <w:r>
-        <w:rPr>
-          <w:rFonts w:ascii="Consolas" w:hAnsi="Consolas"/>
-          <w:sz w:val="17"/>
-        </w:rPr>
-        <w:t>&lt;figcaption&gt;Minh họa&lt;/figcaption&gt;</w:t>
-      </w:r>
-    </w:p>
-    <w:p>
-      <w:pPr>
-        <w:keepNext w:val="0"/>
-        <w:keepLines w:val="0"/>
-        <w:widowControl/>
-        <w:spacing w:after="0" w:before="0" w:line="240" w:lineRule="auto"/>
-        <w:ind w:firstLine="0" w:left="142" w:right="85"/>
-        <w:jc w:val="left"/>
-      </w:pPr>
-      <w:r>
-        <w:rPr>
-          <w:rFonts w:ascii="Consolas" w:hAnsi="Consolas"/>
-          <w:sz w:val="17"/>
-        </w:rPr>
-        <w:t>&lt;/figure&gt;</w:t>
-      </w:r>
-    </w:p>
-    <w:p>
-      <w:pPr>
-        <w:keepNext w:val="0"/>
-        <w:keepLines w:val="0"/>
-        <w:widowControl/>
-        <w:spacing w:after="0" w:before="0" w:line="240" w:lineRule="auto"/>
-        <w:ind w:firstLine="0" w:left="142" w:right="85"/>
-        <w:jc w:val="left"/>
-      </w:pPr>
-      <w:r>
-        <w:rPr>
-          <w:rFonts w:ascii="Consolas" w:hAnsi="Consolas"/>
-          <w:sz w:val="17"/>
-        </w:rPr>
-        <w:t>&lt;div class="event-card-content"&gt;</w:t>
-      </w:r>
-    </w:p>
-    <w:p>
-      <w:pPr>
-        <w:keepNext w:val="0"/>
-        <w:keepLines w:val="0"/>
-        <w:widowControl/>
-        <w:spacing w:after="0" w:before="0" w:line="240" w:lineRule="auto"/>
-        <w:ind w:firstLine="0" w:left="142" w:right="85"/>
-        <w:jc w:val="left"/>
-      </w:pPr>
-      <w:r>
-        <w:rPr>
-          <w:rFonts w:ascii="Consolas" w:hAnsi="Consolas"/>
-          <w:sz w:val="17"/>
-        </w:rPr>
-        <w:t xml:space="preserve">        &lt;h2 class="event-title"&gt;&lt;?= e($event['title']) ?&gt;&lt;/h2&gt;</w:t>
-      </w:r>
-    </w:p>
-    <w:p>
-      <w:pPr>
-        <w:keepNext w:val="0"/>
-        <w:keepLines w:val="0"/>
-        <w:widowControl/>
-        <w:spacing w:after="0" w:before="0" w:line="240" w:lineRule="auto"/>
-        <w:ind w:firstLine="0" w:left="142" w:right="85"/>
-        <w:jc w:val="left"/>
-      </w:pPr>
-      <w:r>
-        <w:rPr>
-          <w:rFonts w:ascii="Consolas" w:hAnsi="Consolas"/>
-          <w:sz w:val="17"/>
-        </w:rPr>
-        <w:t>&lt;p class="event-date"&gt;&lt;?= e(uiDate($content['start'])) ?&gt;&lt;/p&gt;</w:t>
-      </w:r>
-    </w:p>
-    <w:p>
-      <w:pPr>
-        <w:keepNext w:val="0"/>
-        <w:keepLines w:val="0"/>
-        <w:widowControl/>
-        <w:spacing w:after="0" w:before="0" w:line="240" w:lineRule="auto"/>
-        <w:ind w:firstLine="0" w:left="142" w:right="85"/>
-        <w:jc w:val="left"/>
-      </w:pPr>
-      <w:r>
-        <w:rPr>
-          <w:rFonts w:ascii="Consolas" w:hAnsi="Consolas"/>
-          <w:sz w:val="17"/>
-        </w:rPr>
-        <w:t>&lt;p class="event-venue"&gt;&lt;?= e($content['venue']) ?&gt;&lt;/p&gt;</w:t>
-      </w:r>
-    </w:p>
-    <w:p>
-      <w:pPr>
-        <w:keepNext w:val="0"/>
-        <w:keepLines w:val="0"/>
-        <w:widowControl/>
-        <w:spacing w:after="0" w:before="0" w:line="240" w:lineRule="auto"/>
-        <w:ind w:firstLine="0" w:left="142" w:right="85"/>
-        <w:jc w:val="left"/>
-      </w:pPr>
-      <w:r>
-        <w:rPr>
-          <w:rFonts w:ascii="Consolas" w:hAnsi="Consolas"/>
-          <w:sz w:val="17"/>
-        </w:rPr>
-        <w:t>&lt;p&gt;&lt;?= e($content['summary']) ?&gt;&lt;/p&gt;</w:t>
-      </w:r>
-    </w:p>
-    <w:p>
-      <w:pPr>
-        <w:keepNext w:val="0"/>
-        <w:keepLines w:val="0"/>
-        <w:widowControl/>
-        <w:spacing w:after="0" w:before="0" w:line="240" w:lineRule="auto"/>
-        <w:ind w:firstLine="0" w:left="142" w:right="85"/>
-        <w:jc w:val="left"/>
-      </w:pPr>
-      <w:r>
-        <w:rPr>
-          <w:rFonts w:ascii="Consolas" w:hAnsi="Consolas"/>
-          <w:sz w:val="17"/>
-        </w:rPr>
-        <w:t>&lt;p class="event-meta"&gt;</w:t>
-      </w:r>
-    </w:p>
-    <w:p>
-      <w:pPr>
-        <w:keepNext w:val="0"/>
-        <w:keepLines w:val="0"/>
-        <w:widowControl/>
-        <w:spacing w:after="0" w:before="0" w:line="240" w:lineRule="auto"/>
-        <w:ind w:firstLine="0" w:left="142" w:right="85"/>
-        <w:jc w:val="left"/>
-      </w:pPr>
-      <w:r>
-        <w:rPr>
-          <w:rFonts w:ascii="Consolas" w:hAnsi="Consolas"/>
-          <w:sz w:val="17"/>
-        </w:rPr>
-        <w:t xml:space="preserve">        Loại: &lt;?= e($event['category']) ?&gt;. </w:t>
-      </w:r>
-    </w:p>
-    <w:p>
-      <w:pPr>
-        <w:keepNext w:val="0"/>
-        <w:keepLines w:val="0"/>
-        <w:widowControl/>
-        <w:spacing w:after="0" w:before="0" w:line="240" w:lineRule="auto"/>
-        <w:ind w:firstLine="0" w:left="142" w:right="85"/>
-        <w:jc w:val="left"/>
-      </w:pPr>
-      <w:r>
-        <w:rPr>
-          <w:rFonts w:ascii="Consolas" w:hAnsi="Consolas"/>
-          <w:sz w:val="17"/>
-        </w:rPr>
-        <w:t xml:space="preserve">        Còn &lt;?= max(0, $event['capacity'] - $event['registered']) ?&gt;</w:t>
-      </w:r>
-    </w:p>
-    <w:p>
-      <w:pPr>
-        <w:keepNext w:val="0"/>
-        <w:keepLines w:val="0"/>
-        <w:widowControl/>
-        <w:spacing w:after="0" w:before="0" w:line="240" w:lineRule="auto"/>
-        <w:ind w:firstLine="0" w:left="142" w:right="85"/>
-        <w:jc w:val="left"/>
-      </w:pPr>
-      <w:r>
-        <w:rPr>
-          <w:rFonts w:ascii="Consolas" w:hAnsi="Consolas"/>
-          <w:sz w:val="17"/>
-        </w:rPr>
-        <w:t xml:space="preserve">        chỗ (dữ liệu mẫu).</w:t>
-      </w:r>
-    </w:p>
-    <w:p>
-      <w:pPr>
-        <w:keepNext w:val="0"/>
-        <w:keepLines w:val="0"/>
-        <w:widowControl/>
-        <w:spacing w:after="0" w:before="0" w:line="240" w:lineRule="auto"/>
-        <w:ind w:firstLine="0" w:left="142" w:right="85"/>
-        <w:jc w:val="left"/>
-      </w:pPr>
-      <w:r>
-        <w:rPr>
-          <w:rFonts w:ascii="Consolas" w:hAnsi="Consolas"/>
-          <w:sz w:val="17"/>
-        </w:rPr>
-        <w:t xml:space="preserve">    &lt;/p&gt;</w:t>
-      </w:r>
-    </w:p>
-    <w:p>
-      <w:pPr>
-        <w:keepNext w:val="0"/>
-        <w:keepLines w:val="0"/>
-        <w:widowControl/>
-        <w:spacing w:after="0" w:before="0" w:line="240" w:lineRule="auto"/>
-        <w:ind w:firstLine="0" w:left="142" w:right="85"/>
-        <w:jc w:val="left"/>
-      </w:pPr>
-      <w:r>
-        <w:rPr>
-          <w:rFonts w:ascii="Consolas" w:hAnsi="Consolas"/>
-          <w:sz w:val="17"/>
-        </w:rPr>
-        <w:t>&lt;a class="text-button" href="/event.php?id=&lt;?= (int)$event['id'] ?&gt;"&gt;Xem chi tiết&lt;/a&gt;</w:t>
-      </w:r>
-    </w:p>
-    <w:p>
-      <w:pPr>
-        <w:keepNext w:val="0"/>
-        <w:keepLines w:val="0"/>
-        <w:widowControl/>
-        <w:spacing w:after="0" w:before="0" w:line="240" w:lineRule="auto"/>
-        <w:ind w:firstLine="0" w:left="142" w:right="85"/>
-        <w:jc w:val="left"/>
-      </w:pPr>
-      <w:r>
-        <w:rPr>
-          <w:rFonts w:ascii="Consolas" w:hAnsi="Consolas"/>
-          <w:sz w:val="17"/>
-        </w:rPr>
-        <w:t>&lt;/div&gt;</w:t>
-      </w:r>
-    </w:p>
-    <w:p>
-      <w:pPr>
-        <w:keepNext w:val="0"/>
-        <w:keepLines w:val="0"/>
-        <w:widowControl/>
-        <w:spacing w:after="0" w:before="0" w:line="240" w:lineRule="auto"/>
-        <w:ind w:firstLine="0" w:left="142" w:right="85"/>
-        <w:jc w:val="left"/>
-      </w:pPr>
-      <w:r>
-        <w:rPr>
-          <w:rFonts w:ascii="Consolas" w:hAnsi="Consolas"/>
-          <w:sz w:val="17"/>
-        </w:rPr>
-        <w:t>&lt;/article&gt;</w:t>
-      </w:r>
-    </w:p>
-    <w:p>
-      <w:pPr>
-        <w:keepNext w:val="0"/>
-        <w:keepLines w:val="0"/>
-        <w:widowControl/>
-        <w:spacing w:after="0" w:before="0" w:line="240" w:lineRule="auto"/>
-        <w:ind w:firstLine="0" w:left="142" w:right="85"/>
-        <w:jc w:val="left"/>
-      </w:pPr>
-      <w:r>
-        <w:rPr>
-          <w:rFonts w:ascii="Consolas" w:hAnsi="Consolas"/>
-          <w:sz w:val="17"/>
-        </w:rPr>
-        <w:t>&lt;?php endforeach; ?&gt;</w:t>
-      </w:r>
-    </w:p>
-    <w:p>
-      <w:pPr>
-        <w:keepNext w:val="0"/>
-        <w:keepLines w:val="0"/>
-        <w:widowControl/>
-        <w:spacing w:after="0" w:before="0" w:line="240" w:lineRule="auto"/>
-        <w:ind w:firstLine="0" w:left="142" w:right="85"/>
-        <w:jc w:val="left"/>
-      </w:pPr>
-      <w:r>
-        <w:rPr>
-          <w:rFonts w:ascii="Consolas" w:hAnsi="Consolas"/>
-          <w:sz w:val="17"/>
-        </w:rPr>
-        <w:t>&lt;/section&gt;</w:t>
-      </w:r>
-    </w:p>
-    <w:p>
-      <w:pPr>
-        <w:keepNext w:val="0"/>
-        <w:keepLines w:val="0"/>
-        <w:widowControl/>
-        <w:spacing w:after="0" w:before="0" w:line="240" w:lineRule="auto"/>
-        <w:ind w:firstLine="0" w:left="142" w:right="85"/>
-        <w:jc w:val="left"/>
-      </w:pPr>
-      <w:r>
-        <w:rPr>
-          <w:rFonts w:ascii="Consolas" w:hAnsi="Consolas"/>
-          <w:sz w:val="17"/>
-        </w:rPr>
-        <w:t>&lt;?php if (!$visible): ?&gt;</w:t>
-      </w:r>
-    </w:p>
-    <w:p>
-      <w:pPr>
-        <w:keepNext w:val="0"/>
-        <w:keepLines w:val="0"/>
-        <w:widowControl/>
-        <w:spacing w:after="0" w:before="0" w:line="240" w:lineRule="auto"/>
-        <w:ind w:firstLine="0" w:left="142" w:right="85"/>
-        <w:jc w:val="left"/>
-      </w:pPr>
-      <w:r>
-        <w:rPr>
-          <w:rFonts w:ascii="Consolas" w:hAnsi="Consolas"/>
-          <w:sz w:val="17"/>
-        </w:rPr>
-        <w:t xml:space="preserve">    &lt;p class="empty-state"&gt;Không có kết quả.&lt;span&gt;Thử tìm với một từ khóa khác.&lt;/span&gt;</w:t>
-      </w:r>
-    </w:p>
-    <w:p>
-      <w:pPr>
-        <w:keepNext w:val="0"/>
-        <w:keepLines w:val="0"/>
-        <w:widowControl/>
-        <w:spacing w:after="0" w:before="0" w:line="240" w:lineRule="auto"/>
-        <w:ind w:firstLine="0" w:left="142" w:right="85"/>
-        <w:jc w:val="left"/>
-      </w:pPr>
-      <w:r>
-        <w:rPr>
-          <w:rFonts w:ascii="Consolas" w:hAnsi="Consolas"/>
-          <w:sz w:val="17"/>
-        </w:rPr>
-        <w:t>&lt;/p&gt;</w:t>
-      </w:r>
-    </w:p>
-    <w:p>
-      <w:pPr>
-        <w:keepNext w:val="0"/>
-        <w:keepLines w:val="0"/>
-        <w:widowControl/>
-        <w:spacing w:after="0" w:before="0" w:line="240" w:lineRule="auto"/>
-        <w:ind w:firstLine="0" w:left="142" w:right="85"/>
-        <w:jc w:val="left"/>
-      </w:pPr>
-      <w:r>
-        <w:rPr>
-          <w:rFonts w:ascii="Consolas" w:hAnsi="Consolas"/>
-          <w:sz w:val="17"/>
-        </w:rPr>
-        <w:t>&lt;?php endif; ?&gt;</w:t>
-      </w:r>
-    </w:p>
-    <w:p>
-      <w:pPr>
-        <w:keepNext w:val="0"/>
-        <w:keepLines w:val="0"/>
-        <w:widowControl/>
-        <w:spacing w:after="0" w:before="0" w:line="240" w:lineRule="auto"/>
-        <w:ind w:firstLine="0" w:left="142" w:right="85"/>
-        <w:jc w:val="left"/>
-      </w:pPr>
-      <w:r>
-        <w:rPr>
-          <w:rFonts w:ascii="Consolas" w:hAnsi="Consolas"/>
-          <w:sz w:val="17"/>
-        </w:rPr>
-        <w:t>&lt;p class="content-note"&gt;Thời gian, địa điểm và ảnh bổ sung là nội dung hư cấu phục vụ học tập. Dữ liệu đăng ký vẫn lấy từ nguồn gốc của lab.&lt;/p&gt;</w:t>
-      </w:r>
-    </w:p>
-    <w:p>
-      <w:pPr>
-        <w:keepNext w:val="0"/>
-        <w:keepLines w:val="0"/>
-        <w:widowControl/>
-        <w:spacing w:after="0" w:before="0" w:line="240" w:lineRule="auto"/>
-        <w:ind w:firstLine="0" w:left="142" w:right="85"/>
-        <w:jc w:val="left"/>
-      </w:pPr>
-      <w:r>
-        <w:rPr>
-          <w:rFonts w:ascii="Consolas" w:hAnsi="Consolas"/>
-          <w:sz w:val="17"/>
-        </w:rPr>
-        <w:t>&lt;section class="demo-entry"&gt;&lt;h2&gt;Sáu bối cảnh, một khu thử riêng&lt;/h2&gt;</w:t>
-      </w:r>
-    </w:p>
-    <w:p>
-      <w:pPr>
-        <w:keepNext w:val="0"/>
-        <w:keepLines w:val="0"/>
-        <w:widowControl/>
-        <w:spacing w:after="0" w:before="0" w:line="240" w:lineRule="auto"/>
-        <w:ind w:firstLine="0" w:left="142" w:right="85"/>
-        <w:jc w:val="left"/>
-      </w:pPr>
-      <w:r>
-        <w:rPr>
-          <w:rFonts w:ascii="Consolas" w:hAnsi="Consolas"/>
-          <w:sz w:val="17"/>
-        </w:rPr>
-        <w:t>&lt;p&gt;Hội thảo, workshop, âm nhạc, nghề nghiệp, online và triển lãm. Thử vé và ghế mà không đưa lựa chọn vào đăng ký của lab.&lt;/p&gt;</w:t>
-      </w:r>
-    </w:p>
-    <w:p>
-      <w:pPr>
-        <w:keepNext w:val="0"/>
-        <w:keepLines w:val="0"/>
-        <w:widowControl/>
-        <w:spacing w:after="0" w:before="0" w:line="240" w:lineRule="auto"/>
-        <w:ind w:firstLine="0" w:left="142" w:right="85"/>
-        <w:jc w:val="left"/>
-      </w:pPr>
-      <w:r>
-        <w:rPr>
-          <w:rFonts w:ascii="Consolas" w:hAnsi="Consolas"/>
-          <w:sz w:val="17"/>
-        </w:rPr>
-        <w:t>&lt;a class="text-button" href="/ui-demo.php"&gt;Khám phá sự kiện mẫu&lt;/a&gt;&lt;/section&gt;</w:t>
-      </w:r>
-    </w:p>
-    <w:p>
-      <w:pPr>
-        <w:keepNext w:val="0"/>
-        <w:keepLines w:val="0"/>
-        <w:widowControl/>
-        <w:spacing w:after="0" w:before="0" w:line="240" w:lineRule="auto"/>
-        <w:ind w:firstLine="0" w:left="142" w:right="85"/>
-        <w:jc w:val="left"/>
-      </w:pPr>
-      <w:r>
-        <w:rPr>
-          <w:rFonts w:ascii="Consolas" w:hAnsi="Consolas"/>
-          <w:sz w:val="17"/>
-        </w:rPr>
-        <w:t>&lt;?php require __DIR__ . '/../templates/footer.php'; ?&gt;</w:t>
-      </w:r>
-    </w:p>
-    <w:p>
-      <w:pPr>
-        <w:widowControl/>
-      </w:pPr>
-      <w:r>
-        <w:rPr>
-          <w:rFonts w:ascii="Times New Roman" w:hAnsi="Times New Roman"/>
-          <w:b w:val="0"/>
-          <w:color w:val="000000"/>
-          <w:sz w:val="26"/>
-        </w:rPr>
-        <w:t>Đọc theo thứ tự:</w:t>
-      </w:r>
-      <w:r>
-        <w:rPr>
-          <w:rFonts w:ascii="Times New Roman" w:hAnsi="Times New Roman"/>
-          <w:b w:val="0"/>
-          <w:color w:val="000000"/>
-          <w:sz w:val="26"/>
-        </w:rPr>
-        <w:t xml:space="preserve"> ba lệnh </w:t>
-      </w:r>
-      <w:r>
-        <w:rPr>
-          <w:rFonts w:ascii="Times New Roman" w:hAnsi="Times New Roman"/>
-          <w:b w:val="0"/>
-          <w:color w:val="000000"/>
-          <w:sz w:val="26"/>
-        </w:rPr>
-        <w:t>require</w:t>
-      </w:r>
-      <w:r>
-        <w:rPr>
-          <w:rFonts w:ascii="Times New Roman" w:hAnsi="Times New Roman"/>
-          <w:b w:val="0"/>
-          <w:color w:val="000000"/>
-          <w:sz w:val="26"/>
-        </w:rPr>
-        <w:t xml:space="preserve"> đầu nạp hàm và dữ liệu; </w:t>
-      </w:r>
-      <w:r>
-        <w:rPr>
-          <w:rFonts w:ascii="Times New Roman" w:hAnsi="Times New Roman"/>
-          <w:b w:val="0"/>
-          <w:color w:val="000000"/>
-          <w:sz w:val="26"/>
-        </w:rPr>
-        <w:t>$query</w:t>
-      </w:r>
-      <w:r>
-        <w:rPr>
-          <w:rFonts w:ascii="Times New Roman" w:hAnsi="Times New Roman"/>
-          <w:b w:val="0"/>
-          <w:color w:val="000000"/>
-          <w:sz w:val="26"/>
-        </w:rPr>
-        <w:t xml:space="preserve"> đọc từ khóa; </w:t>
-      </w:r>
-      <w:r>
-        <w:rPr>
-          <w:rFonts w:ascii="Times New Roman" w:hAnsi="Times New Roman"/>
-          <w:b w:val="0"/>
-          <w:color w:val="000000"/>
-          <w:sz w:val="26"/>
-        </w:rPr>
-        <w:t>$visible</w:t>
-      </w:r>
-      <w:r>
-        <w:rPr>
-          <w:rFonts w:ascii="Times New Roman" w:hAnsi="Times New Roman"/>
-          <w:b w:val="0"/>
-          <w:color w:val="000000"/>
-          <w:sz w:val="26"/>
-        </w:rPr>
-        <w:t xml:space="preserve"> nhận danh sách kết quả; header được nạp trước phần HTML, footer ở cuối. </w:t>
-      </w:r>
-      <w:r>
-        <w:rPr>
-          <w:rFonts w:ascii="Times New Roman" w:hAnsi="Times New Roman"/>
-          <w:b w:val="0"/>
-          <w:color w:val="000000"/>
-          <w:sz w:val="26"/>
-        </w:rPr>
-        <w:t>name="q"</w:t>
-      </w:r>
-      <w:r>
-        <w:rPr>
-          <w:rFonts w:ascii="Times New Roman" w:hAnsi="Times New Roman"/>
-          <w:b w:val="0"/>
-          <w:color w:val="000000"/>
-          <w:sz w:val="26"/>
-        </w:rPr>
-        <w:t xml:space="preserve"> là tên trường để PHP đọc </w:t>
-      </w:r>
-      <w:r>
-        <w:rPr>
-          <w:rFonts w:ascii="Times New Roman" w:hAnsi="Times New Roman"/>
-          <w:b w:val="0"/>
-          <w:color w:val="000000"/>
-          <w:sz w:val="26"/>
-        </w:rPr>
-        <w:t>$_GET['q']</w:t>
-      </w:r>
-      <w:r>
-        <w:rPr>
-          <w:rFonts w:ascii="Times New Roman" w:hAnsi="Times New Roman"/>
-          <w:b w:val="0"/>
-          <w:color w:val="000000"/>
-          <w:sz w:val="26"/>
-        </w:rPr>
-        <w:t xml:space="preserve">; </w:t>
-      </w:r>
-      <w:r>
-        <w:rPr>
-          <w:rFonts w:ascii="Times New Roman" w:hAnsi="Times New Roman"/>
-          <w:b w:val="0"/>
-          <w:color w:val="000000"/>
-          <w:sz w:val="26"/>
-        </w:rPr>
-        <w:t>value</w:t>
-      </w:r>
-      <w:r>
-        <w:rPr>
-          <w:rFonts w:ascii="Times New Roman" w:hAnsi="Times New Roman"/>
-          <w:b w:val="0"/>
-          <w:color w:val="000000"/>
-          <w:sz w:val="26"/>
-        </w:rPr>
-        <w:t xml:space="preserve"> giữ lại từ khóa sau khi gửi form. Dấu </w:t>
-      </w:r>
-      <w:r>
-        <w:rPr>
-          <w:rFonts w:ascii="Times New Roman" w:hAnsi="Times New Roman"/>
-          <w:b w:val="0"/>
-          <w:color w:val="000000"/>
-          <w:sz w:val="26"/>
-        </w:rPr>
-        <w:t>&lt;?= ... ?&gt;</w:t>
-      </w:r>
-      <w:r>
-        <w:rPr>
-          <w:rFonts w:ascii="Times New Roman" w:hAnsi="Times New Roman"/>
-          <w:b w:val="0"/>
-          <w:color w:val="000000"/>
-          <w:sz w:val="26"/>
-        </w:rPr>
-        <w:t xml:space="preserve"> in một giá trị vào HTML.</w:t>
-      </w:r>
-    </w:p>
-    <w:p>
-      <w:pPr>
-        <w:widowControl/>
-      </w:pPr>
-      <w:r>
-        <w:rPr>
-          <w:rFonts w:ascii="Times New Roman" w:hAnsi="Times New Roman"/>
-          <w:b w:val="0"/>
-          <w:color w:val="000000"/>
-          <w:sz w:val="26"/>
-        </w:rPr>
-        <w:t xml:space="preserve">Đoạn </w:t>
-      </w:r>
-      <w:r>
-        <w:rPr>
-          <w:rFonts w:ascii="Times New Roman" w:hAnsi="Times New Roman"/>
-          <w:b w:val="0"/>
-          <w:color w:val="000000"/>
-          <w:sz w:val="26"/>
-        </w:rPr>
-        <w:t>foreach ... endforeach</w:t>
-      </w:r>
-      <w:r>
-        <w:rPr>
-          <w:rFonts w:ascii="Times New Roman" w:hAnsi="Times New Roman"/>
-          <w:b w:val="0"/>
-          <w:color w:val="000000"/>
-          <w:sz w:val="26"/>
-        </w:rPr>
-        <w:t xml:space="preserve"> chỉ lặp qua kết quả tìm được, không phải mảng gốc. </w:t>
-      </w:r>
-      <w:r>
-        <w:rPr>
-          <w:rFonts w:ascii="Times New Roman" w:hAnsi="Times New Roman"/>
-          <w:b w:val="0"/>
-          <w:color w:val="000000"/>
-          <w:sz w:val="26"/>
-        </w:rPr>
-        <w:t>if (!$visible)</w:t>
-      </w:r>
-      <w:r>
-        <w:rPr>
-          <w:rFonts w:ascii="Times New Roman" w:hAnsi="Times New Roman"/>
-          <w:b w:val="0"/>
-          <w:color w:val="000000"/>
-          <w:sz w:val="26"/>
-        </w:rPr>
-        <w:t xml:space="preserve"> xử lý mảng rỗng. Cú pháp dạng dấu </w:t>
-      </w:r>
-      <w:r>
-        <w:rPr>
-          <w:rFonts w:ascii="Times New Roman" w:hAnsi="Times New Roman"/>
-          <w:b w:val="0"/>
-          <w:color w:val="000000"/>
-          <w:sz w:val="26"/>
-        </w:rPr>
-        <w:t>:</w:t>
-      </w:r>
-      <w:r>
-        <w:rPr>
-          <w:rFonts w:ascii="Times New Roman" w:hAnsi="Times New Roman"/>
-          <w:b w:val="0"/>
-          <w:color w:val="000000"/>
-          <w:sz w:val="26"/>
-        </w:rPr>
-        <w:t xml:space="preserve"> giúp trộn vòng lặp với HTML dễ nhìn hơn; ý nghĩa vẫn là vòng lặp PHP đã học.</w:t>
-      </w:r>
-    </w:p>
-    <w:p>
-      <w:pPr>
-        <w:keepNext/>
-        <w:widowControl/>
-      </w:pPr>
-      <w:r>
-        <w:rPr>
-          <w:rFonts w:ascii="Times New Roman" w:hAnsi="Times New Roman"/>
-          <w:b w:val="0"/>
-          <w:sz w:val="26"/>
-        </w:rPr>
-        <w:t>Kiểm tra kết quả bước 4:</w:t>
-      </w:r>
-    </w:p>
-    <w:p>
-      <w:pPr>
-        <w:widowControl/>
-        <w:ind w:firstLine="0" w:left="0"/>
-        <w:jc w:val="left"/>
-      </w:pPr>
-      <w:r>
-        <w:rPr>
-          <w:rFonts w:ascii="Times New Roman" w:hAnsi="Times New Roman"/>
-          <w:b w:val="0"/>
-          <w:color w:val="000000"/>
-          <w:sz w:val="26"/>
-        </w:rPr>
-        <w:t>[</w:t>
-      </w:r>
-      <w:r>
-        <w:rPr>
-          <w:rFonts w:ascii="Times New Roman" w:hAnsi="Times New Roman"/>
-          <w:b w:val="0"/>
-          <w:color w:val="000000"/>
-          <w:sz w:val="26"/>
-        </w:rPr>
-        <w:t xml:space="preserve"> ] Trang dùng require/foreach và form GET; biết dòng nào gọi hàm lọc.</w:t>
-      </w:r>
-    </w:p>
-    <w:p>
-      <w:pPr>
-        <w:pStyle w:val="Heading3"/>
-        <w:keepNext/>
-        <w:widowControl/>
-      </w:pPr>
-      <w:r>
-        <w:rPr>
-          <w:rFonts w:ascii="Times New Roman" w:hAnsi="Times New Roman"/>
-          <w:b/>
-          <w:color w:val="000000"/>
-          <w:sz w:val="26"/>
-        </w:rPr>
-        <w:t>Bước 5. Chạy trang và đối chiếu</w:t>
-      </w:r>
-    </w:p>
-    <w:p>
-      <w:pPr>
-        <w:widowControl/>
-        <w:spacing w:after="120" w:before="0" w:line="240" w:lineRule="auto"/>
-        <w:ind w:firstLine="0" w:left="142" w:right="85"/>
-        <w:jc w:val="left"/>
-      </w:pPr>
-      <w:r>
-        <w:rPr>
-          <w:rFonts w:ascii="Times New Roman" w:hAnsi="Times New Roman"/>
-          <w:b w:val="0"/>
-          <w:sz w:val="26"/>
-        </w:rPr>
-        <w:t>bash lab.sh run</w:t>
-      </w:r>
-    </w:p>
-    <w:p>
-      <w:pPr>
-        <w:widowControl/>
-      </w:pPr>
-      <w:r>
-        <w:rPr>
-          <w:rFonts w:ascii="Times New Roman" w:hAnsi="Times New Roman"/>
-          <w:b w:val="0"/>
-          <w:color w:val="000000"/>
-          <w:sz w:val="26"/>
-        </w:rPr>
-        <w:t xml:space="preserve">Mở </w:t>
-      </w:r>
-      <w:r>
-        <w:rPr>
-          <w:rFonts w:ascii="Times New Roman" w:hAnsi="Times New Roman"/>
-          <w:b w:val="0"/>
-          <w:color w:val="000000"/>
-          <w:sz w:val="26"/>
-        </w:rPr>
-        <w:t>http://127.0.0.1:8103</w:t>
-      </w:r>
-      <w:r>
-        <w:rPr>
-          <w:rFonts w:ascii="Times New Roman" w:hAnsi="Times New Roman"/>
-          <w:b w:val="0"/>
-          <w:color w:val="000000"/>
-          <w:sz w:val="26"/>
-        </w:rPr>
-        <w:t xml:space="preserve">. Không nhập từ khóa: 3 sự kiện. Nhập </w:t>
-      </w:r>
-      <w:r>
-        <w:rPr>
-          <w:rFonts w:ascii="Times New Roman" w:hAnsi="Times New Roman"/>
-          <w:b w:val="0"/>
-          <w:color w:val="000000"/>
-          <w:sz w:val="26"/>
-        </w:rPr>
-        <w:t>php</w:t>
-      </w:r>
-      <w:r>
-        <w:rPr>
-          <w:rFonts w:ascii="Times New Roman" w:hAnsi="Times New Roman"/>
-          <w:b w:val="0"/>
-          <w:color w:val="000000"/>
-          <w:sz w:val="26"/>
-        </w:rPr>
-        <w:t xml:space="preserve">: 1 sự kiện. Nhập </w:t>
-      </w:r>
-      <w:r>
-        <w:rPr>
-          <w:rFonts w:ascii="Times New Roman" w:hAnsi="Times New Roman"/>
-          <w:b w:val="0"/>
-          <w:color w:val="000000"/>
-          <w:sz w:val="26"/>
-        </w:rPr>
-        <w:t>xyz</w:t>
-      </w:r>
-      <w:r>
-        <w:rPr>
-          <w:rFonts w:ascii="Times New Roman" w:hAnsi="Times New Roman"/>
-          <w:b w:val="0"/>
-          <w:color w:val="000000"/>
-          <w:sz w:val="26"/>
-        </w:rPr>
-        <w:t xml:space="preserve">: 0 và có thông báo không tìm thấy. Quan sát URL có </w:t>
-      </w:r>
-      <w:r>
-        <w:rPr>
-          <w:rFonts w:ascii="Times New Roman" w:hAnsi="Times New Roman"/>
-          <w:b w:val="0"/>
-          <w:color w:val="000000"/>
-          <w:sz w:val="26"/>
-        </w:rPr>
-        <w:t>?q=php</w:t>
-      </w:r>
-      <w:r>
-        <w:rPr>
-          <w:rFonts w:ascii="Times New Roman" w:hAnsi="Times New Roman"/>
-          <w:b w:val="0"/>
-          <w:color w:val="000000"/>
-          <w:sz w:val="26"/>
-        </w:rPr>
-        <w:t>; đây là dữ liệu GET.</w:t>
-      </w:r>
-    </w:p>
-    <w:p>
-      <w:pPr>
-        <w:keepNext/>
-        <w:widowControl/>
-        <w:ind w:firstLine="0"/>
-        <w:jc w:val="center"/>
-      </w:pPr>
-      <w:r>
-        <w:rPr>
-          <w:b w:val="0"/>
-        </w:rPr>
-        <w:drawing>
-          <wp:inline xmlns:a="http://schemas.openxmlformats.org/drawingml/2006/main" xmlns:pic="http://schemas.openxmlformats.org/drawingml/2006/picture">
-            <wp:extent cx="5760000" cy="5828716"/>
-            <wp:docPr id="3" name="Picture 3" descr="Kết quả tìm kiếm từ khóa php"/>
-            <wp:cNvGraphicFramePr>
-              <a:graphicFrameLocks noChangeAspect="1"/>
-            </wp:cNvGraphicFramePr>
-            <a:graphic>
-              <a:graphicData uri="http://schemas.openxmlformats.org/drawingml/2006/picture">
-                <pic:pic>
-                  <pic:nvPicPr>
-                    <pic:cNvPr id="0" name="buoi04_tim_kiem.png"/>
-                    <pic:cNvPicPr/>
-                  </pic:nvPicPr>
-                  <pic:blipFill>
-                    <a:blip r:embed="rId12"/>
-                    <a:stretch>
-                      <a:fillRect/>
-                    </a:stretch>
-                  </pic:blipFill>
-                  <pic:spPr>
-                    <a:xfrm>
-                      <a:off x="0" y="0"/>
-                      <a:ext cx="5760000" cy="5828716"/>
-                    </a:xfrm>
-                    <a:prstGeom prst="rect"/>
-                  </pic:spPr>
-                </pic:pic>
-              </a:graphicData>
-            </a:graphic>
-          </wp:inline>
-        </w:drawing>
-      </w:r>
-    </w:p>
-    <w:p>
-      <w:pPr>
-        <w:widowControl/>
-        <w:ind w:firstLine="0"/>
-        <w:jc w:val="center"/>
-      </w:pPr>
-      <w:r>
-        <w:rPr>
-          <w:rFonts w:ascii="Times New Roman" w:hAnsi="Times New Roman"/>
-          <w:b w:val="0"/>
-          <w:i/>
-          <w:sz w:val="26"/>
-        </w:rPr>
-        <w:t>Kết quả tìm kiếm từ khóa php</w:t>
-      </w:r>
-    </w:p>
-    <w:p>
-      <w:pPr>
-        <w:keepNext/>
-        <w:widowControl/>
-      </w:pPr>
-      <w:r>
-        <w:rPr>
-          <w:rFonts w:ascii="Times New Roman" w:hAnsi="Times New Roman"/>
-          <w:b w:val="0"/>
-          <w:sz w:val="26"/>
-        </w:rPr>
-        <w:t>Kiểm tra kết quả bước 5:</w:t>
-      </w:r>
-    </w:p>
-    <w:p>
-      <w:pPr>
-        <w:widowControl/>
-        <w:ind w:firstLine="0" w:left="0"/>
-        <w:jc w:val="left"/>
-      </w:pPr>
-      <w:r>
-        <w:rPr>
-          <w:rFonts w:ascii="Times New Roman" w:hAnsi="Times New Roman"/>
-          <w:b w:val="0"/>
-          <w:color w:val="000000"/>
-          <w:sz w:val="26"/>
-        </w:rPr>
-        <w:t>[</w:t>
-      </w:r>
-      <w:r>
-        <w:rPr>
-          <w:rFonts w:ascii="Times New Roman" w:hAnsi="Times New Roman"/>
-          <w:b w:val="0"/>
-          <w:color w:val="000000"/>
-          <w:sz w:val="26"/>
-        </w:rPr>
-        <w:t xml:space="preserve"> ] Từ khóa php có 1, xyz có 0, để trống có 3 sự kiện.</w:t>
-      </w:r>
-    </w:p>
-    <w:p>
-      <w:pPr>
-        <w:pStyle w:val="Heading3"/>
-        <w:keepNext/>
-        <w:widowControl/>
-      </w:pPr>
-      <w:r>
-        <w:rPr>
-          <w:rFonts w:ascii="Times New Roman" w:hAnsi="Times New Roman"/>
-          <w:b/>
-          <w:color w:val="000000"/>
-          <w:sz w:val="26"/>
-        </w:rPr>
-        <w:t>Bước 6. Hiểu quy tắc kiểm tra form đã cấp</w:t>
-      </w:r>
-    </w:p>
-    <w:p>
-      <w:pPr>
-        <w:widowControl/>
-      </w:pPr>
-      <w:r>
-        <w:rPr>
-          <w:rFonts w:ascii="Times New Roman" w:hAnsi="Times New Roman"/>
-          <w:b w:val="0"/>
-          <w:color w:val="000000"/>
-          <w:sz w:val="26"/>
-        </w:rPr>
-        <w:t xml:space="preserve">Trong </w:t>
-      </w:r>
-      <w:r>
-        <w:rPr>
-          <w:rFonts w:ascii="Times New Roman" w:hAnsi="Times New Roman"/>
-          <w:b w:val="0"/>
-          <w:color w:val="000000"/>
-          <w:sz w:val="26"/>
-        </w:rPr>
-        <w:t>src/Input.php</w:t>
-      </w:r>
-      <w:r>
-        <w:rPr>
-          <w:rFonts w:ascii="Times New Roman" w:hAnsi="Times New Roman"/>
-          <w:b w:val="0"/>
-          <w:color w:val="000000"/>
-          <w:sz w:val="26"/>
-        </w:rPr>
-        <w:t xml:space="preserve">, đọc </w:t>
-      </w:r>
-      <w:r>
-        <w:rPr>
-          <w:rFonts w:ascii="Times New Roman" w:hAnsi="Times New Roman"/>
-          <w:b w:val="0"/>
-          <w:color w:val="000000"/>
-          <w:sz w:val="26"/>
-        </w:rPr>
-        <w:t>validateRegistration</w:t>
-      </w:r>
-      <w:r>
-        <w:rPr>
-          <w:rFonts w:ascii="Times New Roman" w:hAnsi="Times New Roman"/>
-          <w:b w:val="0"/>
-          <w:color w:val="000000"/>
-          <w:sz w:val="26"/>
-        </w:rPr>
-        <w:t xml:space="preserve">. Hàm nhận dữ liệu form và danh sách sự kiện. Nó kiểm tra ID phải có trong danh sách; họ tên không rỗng; email đúng định dạng cơ bản. Kết quả luôn có hai phần: </w:t>
-      </w:r>
-      <w:r>
-        <w:rPr>
-          <w:rFonts w:ascii="Times New Roman" w:hAnsi="Times New Roman"/>
-          <w:b w:val="0"/>
-          <w:color w:val="000000"/>
-          <w:sz w:val="26"/>
-        </w:rPr>
-        <w:t>errors</w:t>
-      </w:r>
-      <w:r>
-        <w:rPr>
-          <w:rFonts w:ascii="Times New Roman" w:hAnsi="Times New Roman"/>
-          <w:b w:val="0"/>
-          <w:color w:val="000000"/>
-          <w:sz w:val="26"/>
-        </w:rPr>
-        <w:t xml:space="preserve"> chứa mã lỗi, </w:t>
-      </w:r>
-      <w:r>
-        <w:rPr>
-          <w:rFonts w:ascii="Times New Roman" w:hAnsi="Times New Roman"/>
-          <w:b w:val="0"/>
-          <w:color w:val="000000"/>
-          <w:sz w:val="26"/>
-        </w:rPr>
-        <w:t>data</w:t>
-      </w:r>
-      <w:r>
-        <w:rPr>
-          <w:rFonts w:ascii="Times New Roman" w:hAnsi="Times New Roman"/>
-          <w:b w:val="0"/>
-          <w:color w:val="000000"/>
-          <w:sz w:val="26"/>
-        </w:rPr>
-        <w:t xml:space="preserve"> chứa dữ liệu đã xử lý.</w:t>
-      </w:r>
-    </w:p>
-    <w:p>
-      <w:pPr>
-        <w:widowControl/>
-      </w:pPr>
-      <w:r>
-        <w:rPr>
-          <w:rFonts w:ascii="Times New Roman" w:hAnsi="Times New Roman"/>
-          <w:b w:val="0"/>
-          <w:sz w:val="26"/>
-        </w:rPr>
-        <w:t>Theo quy ước của bài mẫu, email được chuyển sang chữ thường bằng strtolower. Độ dài họ tên được kiểm tra bằng strlen, tính theo byte, không phải số ký tự tiếng Việt. Kiểm tra dữ liệu và xử lý ký tự HTML là hai công việc riêng [PHP-INPUT].</w:t>
-      </w:r>
-    </w:p>
-    <w:p>
-      <w:pPr>
-        <w:keepNext/>
-        <w:widowControl/>
-      </w:pPr>
-      <w:r>
-        <w:rPr>
-          <w:rFonts w:ascii="Times New Roman" w:hAnsi="Times New Roman"/>
-          <w:b w:val="0"/>
-          <w:sz w:val="26"/>
-        </w:rPr>
-        <w:t>Kiểm tra kết quả bước 6:</w:t>
-      </w:r>
-    </w:p>
-    <w:p>
-      <w:pPr>
-        <w:widowControl/>
-        <w:ind w:firstLine="0" w:left="0"/>
-        <w:jc w:val="left"/>
-      </w:pPr>
-      <w:r>
-        <w:rPr>
-          <w:rFonts w:ascii="Times New Roman" w:hAnsi="Times New Roman"/>
-          <w:b w:val="0"/>
-          <w:sz w:val="26"/>
-        </w:rPr>
-        <w:t>[ ] Xác định được nơi kiểm tra ID sự kiện, tên và email trên máy chủ.</w:t>
-      </w:r>
-    </w:p>
-    <w:p>
-      <w:pPr>
-        <w:pStyle w:val="Heading3"/>
-        <w:keepNext/>
-        <w:widowControl/>
-      </w:pPr>
-      <w:r>
-        <w:rPr>
-          <w:rFonts w:ascii="Times New Roman" w:hAnsi="Times New Roman"/>
-          <w:b/>
-          <w:color w:val="000000"/>
-          <w:sz w:val="26"/>
-        </w:rPr>
-        <w:t>Bước 7. Tạo trang tiếp nhận form</w:t>
-      </w:r>
-    </w:p>
-    <w:p>
-      <w:pPr>
-        <w:keepNext/>
-        <w:widowControl/>
-      </w:pPr>
-      <w:r>
-        <w:rPr>
-          <w:rFonts w:ascii="Times New Roman" w:hAnsi="Times New Roman"/>
-          <w:b w:val="0"/>
-          <w:color w:val="000000"/>
-          <w:sz w:val="26"/>
-        </w:rPr>
-        <w:t>Mở public/register.php và thay toàn bộ nội dung bằng đoạn mã dưới; không chép nối vào phần đang có:</w:t>
-      </w:r>
-    </w:p>
-    <w:p>
-      <w:pPr>
-        <w:keepNext w:val="0"/>
-        <w:keepLines w:val="0"/>
-        <w:widowControl/>
-        <w:spacing w:after="0" w:before="0" w:line="240" w:lineRule="auto"/>
-        <w:ind w:firstLine="0" w:left="142" w:right="85"/>
-        <w:jc w:val="left"/>
-      </w:pPr>
-      <w:r>
-        <w:rPr>
-          <w:rFonts w:ascii="Consolas" w:hAnsi="Consolas"/>
-          <w:sz w:val="17"/>
-        </w:rPr>
-        <w:t>&lt;?php</w:t>
-      </w:r>
-    </w:p>
-    <w:p>
-      <w:pPr>
-        <w:keepNext w:val="0"/>
-        <w:keepLines w:val="0"/>
-        <w:widowControl/>
-        <w:spacing w:after="0" w:before="0" w:line="240" w:lineRule="auto"/>
-        <w:ind w:firstLine="0" w:left="142" w:right="85"/>
-        <w:jc w:val="left"/>
-      </w:pPr>
-      <w:r>
-        <w:rPr>
-          <w:rFonts w:ascii="Consolas" w:hAnsi="Consolas"/>
-          <w:sz w:val="17"/>
-        </w:rPr>
-        <w:t>require __DIR__ . '/../src/Input.php';</w:t>
-      </w:r>
-    </w:p>
-    <w:p>
-      <w:pPr>
-        <w:keepNext w:val="0"/>
-        <w:keepLines w:val="0"/>
-        <w:widowControl/>
-        <w:spacing w:after="0" w:before="0" w:line="240" w:lineRule="auto"/>
-        <w:ind w:firstLine="0" w:left="142" w:right="85"/>
-        <w:jc w:val="left"/>
-      </w:pPr>
-      <w:r>
-        <w:rPr>
-          <w:rFonts w:ascii="Consolas" w:hAnsi="Consolas"/>
-          <w:sz w:val="17"/>
-        </w:rPr>
-        <w:t>$events = require __DIR__ . '/../data/events.php';</w:t>
-      </w:r>
-    </w:p>
-    <w:p>
-      <w:pPr>
-        <w:keepNext w:val="0"/>
-        <w:keepLines w:val="0"/>
-        <w:widowControl/>
-        <w:spacing w:after="0" w:before="0" w:line="240" w:lineRule="auto"/>
-        <w:ind w:firstLine="0" w:left="142" w:right="85"/>
-        <w:jc w:val="left"/>
-      </w:pPr>
-      <w:r>
-        <w:rPr>
-          <w:rFonts w:ascii="Consolas" w:hAnsi="Consolas"/>
-          <w:sz w:val="17"/>
-        </w:rPr>
-        <w:t>$result = null;</w:t>
-      </w:r>
-    </w:p>
-    <w:p>
-      <w:pPr>
-        <w:keepNext w:val="0"/>
-        <w:keepLines w:val="0"/>
-        <w:widowControl/>
-        <w:spacing w:after="0" w:before="0" w:line="240" w:lineRule="auto"/>
-        <w:ind w:firstLine="0" w:left="142" w:right="85"/>
-        <w:jc w:val="left"/>
-      </w:pPr>
-      <w:r>
-        <w:rPr>
-          <w:rFonts w:ascii="Consolas" w:hAnsi="Consolas"/>
-          <w:sz w:val="17"/>
-        </w:rPr>
-        <w:t>if ($_SERVER['REQUEST_METHOD'] === 'POST') {</w:t>
-      </w:r>
-    </w:p>
-    <w:p>
-      <w:pPr>
-        <w:keepNext w:val="0"/>
-        <w:keepLines w:val="0"/>
-        <w:widowControl/>
-        <w:spacing w:after="0" w:before="0" w:line="240" w:lineRule="auto"/>
-        <w:ind w:firstLine="0" w:left="142" w:right="85"/>
-        <w:jc w:val="left"/>
-      </w:pPr>
-      <w:r>
-        <w:rPr>
-          <w:rFonts w:ascii="Consolas" w:hAnsi="Consolas"/>
-          <w:sz w:val="17"/>
-        </w:rPr>
-        <w:t xml:space="preserve">    $result = validateRegistration($_POST, $events);</w:t>
-      </w:r>
-    </w:p>
-    <w:p>
-      <w:pPr>
-        <w:keepNext w:val="0"/>
-        <w:keepLines w:val="0"/>
-        <w:widowControl/>
-        <w:spacing w:after="0" w:before="0" w:line="240" w:lineRule="auto"/>
-        <w:ind w:firstLine="0" w:left="142" w:right="85"/>
-        <w:jc w:val="left"/>
-      </w:pPr>
-      <w:r>
-        <w:rPr>
-          <w:rFonts w:ascii="Consolas" w:hAnsi="Consolas"/>
-          <w:sz w:val="17"/>
-        </w:rPr>
-        <w:t>}</w:t>
-      </w:r>
-    </w:p>
-    <w:p>
-      <w:pPr>
-        <w:keepNext w:val="0"/>
-        <w:keepLines w:val="0"/>
-        <w:widowControl/>
-        <w:spacing w:after="0" w:before="0" w:line="240" w:lineRule="auto"/>
-        <w:ind w:firstLine="0" w:left="142" w:right="85"/>
-        <w:jc w:val="left"/>
-      </w:pPr>
-      <w:r>
-        <w:rPr>
-          <w:rFonts w:ascii="Consolas" w:hAnsi="Consolas"/>
-          <w:sz w:val="17"/>
-        </w:rPr>
-        <w:t>require __DIR__ . '/../templates/header.php';</w:t>
-      </w:r>
-    </w:p>
-    <w:p>
-      <w:pPr>
-        <w:keepNext w:val="0"/>
-        <w:keepLines w:val="0"/>
-        <w:widowControl/>
-        <w:spacing w:after="0" w:before="0" w:line="240" w:lineRule="auto"/>
-        <w:ind w:firstLine="0" w:left="142" w:right="85"/>
-        <w:jc w:val="left"/>
-      </w:pPr>
-      <w:r>
-        <w:rPr>
-          <w:rFonts w:ascii="Consolas" w:hAnsi="Consolas"/>
-          <w:sz w:val="17"/>
-        </w:rPr>
-        <w:t>?&gt;</w:t>
-      </w:r>
-    </w:p>
-    <w:p>
-      <w:pPr>
-        <w:keepNext w:val="0"/>
-        <w:keepLines w:val="0"/>
-        <w:widowControl/>
-        <w:spacing w:after="0" w:before="0" w:line="240" w:lineRule="auto"/>
-        <w:ind w:firstLine="0" w:left="142" w:right="85"/>
-        <w:jc w:val="left"/>
-      </w:pPr>
-      <w:r>
-        <w:rPr>
-          <w:rFonts w:ascii="Consolas" w:hAnsi="Consolas"/>
-          <w:sz w:val="17"/>
-        </w:rPr>
-        <w:t>&lt;div class="page-heading"&gt;</w:t>
-      </w:r>
-    </w:p>
-    <w:p>
-      <w:pPr>
-        <w:keepNext w:val="0"/>
-        <w:keepLines w:val="0"/>
-        <w:widowControl/>
-        <w:spacing w:after="0" w:before="0" w:line="240" w:lineRule="auto"/>
-        <w:ind w:firstLine="0" w:left="142" w:right="85"/>
-        <w:jc w:val="left"/>
-      </w:pPr>
-      <w:r>
-        <w:rPr>
-          <w:rFonts w:ascii="Consolas" w:hAnsi="Consolas"/>
-          <w:sz w:val="17"/>
-        </w:rPr>
-        <w:t>&lt;h1&gt;Đăng ký tham dự&lt;/h1&gt;</w:t>
-      </w:r>
-    </w:p>
-    <w:p>
-      <w:pPr>
-        <w:keepNext w:val="0"/>
-        <w:keepLines w:val="0"/>
-        <w:widowControl/>
-        <w:spacing w:after="0" w:before="0" w:line="240" w:lineRule="auto"/>
-        <w:ind w:firstLine="0" w:left="142" w:right="85"/>
-        <w:jc w:val="left"/>
-      </w:pPr>
-      <w:r>
-        <w:rPr>
-          <w:rFonts w:ascii="Consolas" w:hAnsi="Consolas"/>
-          <w:sz w:val="17"/>
-        </w:rPr>
-        <w:t>&lt;p&gt;Điền thông tin để kiểm tra và xem trước. Chưa lưu đăng ký.&lt;/p&gt;</w:t>
-      </w:r>
-    </w:p>
-    <w:p>
-      <w:pPr>
-        <w:keepNext w:val="0"/>
-        <w:keepLines w:val="0"/>
-        <w:widowControl/>
-        <w:spacing w:after="0" w:before="0" w:line="240" w:lineRule="auto"/>
-        <w:ind w:firstLine="0" w:left="142" w:right="85"/>
-        <w:jc w:val="left"/>
-      </w:pPr>
-      <w:r>
-        <w:rPr>
-          <w:rFonts w:ascii="Consolas" w:hAnsi="Consolas"/>
-          <w:sz w:val="17"/>
-        </w:rPr>
-        <w:t>&lt;/div&gt;</w:t>
-      </w:r>
-    </w:p>
-    <w:p>
-      <w:pPr>
-        <w:keepNext w:val="0"/>
-        <w:keepLines w:val="0"/>
-        <w:widowControl/>
-        <w:spacing w:after="0" w:before="0" w:line="240" w:lineRule="auto"/>
-        <w:ind w:firstLine="0" w:left="142" w:right="85"/>
-        <w:jc w:val="left"/>
-      </w:pPr>
-      <w:r>
-        <w:rPr>
-          <w:rFonts w:ascii="Consolas" w:hAnsi="Consolas"/>
-          <w:sz w:val="17"/>
-        </w:rPr>
-        <w:t>&lt;form class="registration-form" method="post"&gt;</w:t>
-      </w:r>
-    </w:p>
-    <w:p>
-      <w:pPr>
-        <w:keepNext w:val="0"/>
-        <w:keepLines w:val="0"/>
-        <w:widowControl/>
-        <w:spacing w:after="0" w:before="0" w:line="240" w:lineRule="auto"/>
-        <w:ind w:firstLine="0" w:left="142" w:right="85"/>
-        <w:jc w:val="left"/>
-      </w:pPr>
-      <w:r>
-        <w:rPr>
-          <w:rFonts w:ascii="Consolas" w:hAnsi="Consolas"/>
-          <w:sz w:val="17"/>
-        </w:rPr>
-        <w:t xml:space="preserve">    &lt;label class="form-field" for="event_id"&gt;Sự kiện</w:t>
-      </w:r>
-    </w:p>
-    <w:p>
-      <w:pPr>
-        <w:keepNext w:val="0"/>
-        <w:keepLines w:val="0"/>
-        <w:widowControl/>
-        <w:spacing w:after="0" w:before="0" w:line="240" w:lineRule="auto"/>
-        <w:ind w:firstLine="0" w:left="142" w:right="85"/>
-        <w:jc w:val="left"/>
-      </w:pPr>
-      <w:r>
-        <w:rPr>
-          <w:rFonts w:ascii="Consolas" w:hAnsi="Consolas"/>
-          <w:sz w:val="17"/>
-        </w:rPr>
-        <w:t>&lt;select id="event_id" name="event_id"&gt;</w:t>
-      </w:r>
-    </w:p>
-    <w:p>
-      <w:pPr>
-        <w:keepNext w:val="0"/>
-        <w:keepLines w:val="0"/>
-        <w:widowControl/>
-        <w:spacing w:after="0" w:before="0" w:line="240" w:lineRule="auto"/>
-        <w:ind w:firstLine="0" w:left="142" w:right="85"/>
-        <w:jc w:val="left"/>
-      </w:pPr>
-      <w:r>
-        <w:rPr>
-          <w:rFonts w:ascii="Consolas" w:hAnsi="Consolas"/>
-          <w:sz w:val="17"/>
-        </w:rPr>
-        <w:t xml:space="preserve">            &lt;?php foreach ($events as $event): ?&gt;</w:t>
-      </w:r>
-    </w:p>
-    <w:p>
-      <w:pPr>
-        <w:keepNext w:val="0"/>
-        <w:keepLines w:val="0"/>
-        <w:widowControl/>
-        <w:spacing w:after="0" w:before="0" w:line="240" w:lineRule="auto"/>
-        <w:ind w:firstLine="0" w:left="142" w:right="85"/>
-        <w:jc w:val="left"/>
-      </w:pPr>
-      <w:r>
-        <w:rPr>
-          <w:rFonts w:ascii="Consolas" w:hAnsi="Consolas"/>
-          <w:sz w:val="17"/>
-        </w:rPr>
-        <w:t xml:space="preserve">                &lt;option value="&lt;?= $event['id'] ?&gt;"&gt;</w:t>
-      </w:r>
-    </w:p>
-    <w:p>
-      <w:pPr>
-        <w:keepNext w:val="0"/>
-        <w:keepLines w:val="0"/>
-        <w:widowControl/>
-        <w:spacing w:after="0" w:before="0" w:line="240" w:lineRule="auto"/>
-        <w:ind w:firstLine="0" w:left="142" w:right="85"/>
-        <w:jc w:val="left"/>
-      </w:pPr>
-      <w:r>
-        <w:rPr>
-          <w:rFonts w:ascii="Consolas" w:hAnsi="Consolas"/>
-          <w:sz w:val="17"/>
-        </w:rPr>
-        <w:t xml:space="preserve">                    &lt;?= e($event['title']) ?&gt;</w:t>
-      </w:r>
-    </w:p>
-    <w:p>
-      <w:pPr>
-        <w:keepNext w:val="0"/>
-        <w:keepLines w:val="0"/>
-        <w:widowControl/>
-        <w:spacing w:after="0" w:before="0" w:line="240" w:lineRule="auto"/>
-        <w:ind w:firstLine="0" w:left="142" w:right="85"/>
-        <w:jc w:val="left"/>
-      </w:pPr>
-      <w:r>
-        <w:rPr>
-          <w:rFonts w:ascii="Consolas" w:hAnsi="Consolas"/>
-          <w:sz w:val="17"/>
-        </w:rPr>
-        <w:t xml:space="preserve">                &lt;/option&gt;</w:t>
-      </w:r>
-    </w:p>
-    <w:p>
-      <w:pPr>
-        <w:keepNext w:val="0"/>
-        <w:keepLines w:val="0"/>
-        <w:widowControl/>
-        <w:spacing w:after="0" w:before="0" w:line="240" w:lineRule="auto"/>
-        <w:ind w:firstLine="0" w:left="142" w:right="85"/>
-        <w:jc w:val="left"/>
-      </w:pPr>
-      <w:r>
-        <w:rPr>
-          <w:rFonts w:ascii="Consolas" w:hAnsi="Consolas"/>
-          <w:sz w:val="17"/>
-        </w:rPr>
-        <w:t xml:space="preserve">            &lt;?php endforeach; ?&gt;</w:t>
-      </w:r>
-    </w:p>
-    <w:p>
-      <w:pPr>
-        <w:keepNext w:val="0"/>
-        <w:keepLines w:val="0"/>
-        <w:widowControl/>
-        <w:spacing w:after="0" w:before="0" w:line="240" w:lineRule="auto"/>
-        <w:ind w:firstLine="0" w:left="142" w:right="85"/>
-        <w:jc w:val="left"/>
-      </w:pPr>
-      <w:r>
-        <w:rPr>
-          <w:rFonts w:ascii="Consolas" w:hAnsi="Consolas"/>
-          <w:sz w:val="17"/>
-        </w:rPr>
-        <w:t xml:space="preserve">        &lt;/select&gt;</w:t>
-      </w:r>
-    </w:p>
-    <w:p>
-      <w:pPr>
-        <w:keepNext w:val="0"/>
-        <w:keepLines w:val="0"/>
-        <w:widowControl/>
-        <w:spacing w:after="0" w:before="0" w:line="240" w:lineRule="auto"/>
-        <w:ind w:firstLine="0" w:left="142" w:right="85"/>
-        <w:jc w:val="left"/>
-      </w:pPr>
-      <w:r>
-        <w:rPr>
-          <w:rFonts w:ascii="Consolas" w:hAnsi="Consolas"/>
-          <w:sz w:val="17"/>
-        </w:rPr>
-        <w:t xml:space="preserve">    &lt;/label&gt;</w:t>
-      </w:r>
-    </w:p>
-    <w:p>
-      <w:pPr>
-        <w:keepNext w:val="0"/>
-        <w:keepLines w:val="0"/>
-        <w:widowControl/>
-        <w:spacing w:after="0" w:before="0" w:line="240" w:lineRule="auto"/>
-        <w:ind w:firstLine="0" w:left="142" w:right="85"/>
-        <w:jc w:val="left"/>
-      </w:pPr>
-      <w:r>
-        <w:rPr>
-          <w:rFonts w:ascii="Consolas" w:hAnsi="Consolas"/>
-          <w:sz w:val="17"/>
-        </w:rPr>
-        <w:t xml:space="preserve">    &lt;label class="form-field" for="name"&gt;Họ tên</w:t>
-      </w:r>
-    </w:p>
-    <w:p>
-      <w:pPr>
-        <w:keepNext w:val="0"/>
-        <w:keepLines w:val="0"/>
-        <w:widowControl/>
-        <w:spacing w:after="0" w:before="0" w:line="240" w:lineRule="auto"/>
-        <w:ind w:firstLine="0" w:left="142" w:right="85"/>
-        <w:jc w:val="left"/>
-      </w:pPr>
-      <w:r>
-        <w:rPr>
-          <w:rFonts w:ascii="Consolas" w:hAnsi="Consolas"/>
-          <w:sz w:val="17"/>
-        </w:rPr>
-        <w:t>&lt;input id="name" name="name" maxlength="120"</w:t>
-      </w:r>
-    </w:p>
-    <w:p>
-      <w:pPr>
-        <w:keepNext w:val="0"/>
-        <w:keepLines w:val="0"/>
-        <w:widowControl/>
-        <w:spacing w:after="0" w:before="0" w:line="240" w:lineRule="auto"/>
-        <w:ind w:firstLine="0" w:left="142" w:right="85"/>
-        <w:jc w:val="left"/>
-      </w:pPr>
-      <w:r>
-        <w:rPr>
-          <w:rFonts w:ascii="Consolas" w:hAnsi="Consolas"/>
-          <w:sz w:val="17"/>
-        </w:rPr>
-        <w:t xml:space="preserve">               value="&lt;?= e(field($_POST, 'name')) ?&gt;"&gt;</w:t>
-      </w:r>
-    </w:p>
-    <w:p>
-      <w:pPr>
-        <w:keepNext w:val="0"/>
-        <w:keepLines w:val="0"/>
-        <w:widowControl/>
-        <w:spacing w:after="0" w:before="0" w:line="240" w:lineRule="auto"/>
-        <w:ind w:firstLine="0" w:left="142" w:right="85"/>
-        <w:jc w:val="left"/>
-      </w:pPr>
-      <w:r>
-        <w:rPr>
-          <w:rFonts w:ascii="Consolas" w:hAnsi="Consolas"/>
-          <w:sz w:val="17"/>
-        </w:rPr>
-        <w:t xml:space="preserve">    &lt;/label&gt;</w:t>
-      </w:r>
-    </w:p>
-    <w:p>
-      <w:pPr>
-        <w:keepNext w:val="0"/>
-        <w:keepLines w:val="0"/>
-        <w:widowControl/>
-        <w:spacing w:after="0" w:before="0" w:line="240" w:lineRule="auto"/>
-        <w:ind w:firstLine="0" w:left="142" w:right="85"/>
-        <w:jc w:val="left"/>
-      </w:pPr>
-      <w:r>
-        <w:rPr>
-          <w:rFonts w:ascii="Consolas" w:hAnsi="Consolas"/>
-          <w:sz w:val="17"/>
-        </w:rPr>
-        <w:t xml:space="preserve">    &lt;label class="form-field" for="email"&gt;Email</w:t>
-      </w:r>
-    </w:p>
-    <w:p>
-      <w:pPr>
-        <w:keepNext w:val="0"/>
-        <w:keepLines w:val="0"/>
-        <w:widowControl/>
-        <w:spacing w:after="0" w:before="0" w:line="240" w:lineRule="auto"/>
-        <w:ind w:firstLine="0" w:left="142" w:right="85"/>
-        <w:jc w:val="left"/>
-      </w:pPr>
-      <w:r>
-        <w:rPr>
-          <w:rFonts w:ascii="Consolas" w:hAnsi="Consolas"/>
-          <w:sz w:val="17"/>
-        </w:rPr>
-        <w:t>&lt;input id="email" name="email"</w:t>
-      </w:r>
-    </w:p>
-    <w:p>
-      <w:pPr>
-        <w:keepNext w:val="0"/>
-        <w:keepLines w:val="0"/>
-        <w:widowControl/>
-        <w:spacing w:after="0" w:before="0" w:line="240" w:lineRule="auto"/>
-        <w:ind w:firstLine="0" w:left="142" w:right="85"/>
-        <w:jc w:val="left"/>
-      </w:pPr>
-      <w:r>
-        <w:rPr>
-          <w:rFonts w:ascii="Consolas" w:hAnsi="Consolas"/>
-          <w:sz w:val="17"/>
-        </w:rPr>
-        <w:t xml:space="preserve">               value="&lt;?= e(field($_POST, 'email')) ?&gt;"&gt;</w:t>
-      </w:r>
-    </w:p>
-    <w:p>
-      <w:pPr>
-        <w:keepNext w:val="0"/>
-        <w:keepLines w:val="0"/>
-        <w:widowControl/>
-        <w:spacing w:after="0" w:before="0" w:line="240" w:lineRule="auto"/>
-        <w:ind w:firstLine="0" w:left="142" w:right="85"/>
-        <w:jc w:val="left"/>
-      </w:pPr>
-      <w:r>
-        <w:rPr>
-          <w:rFonts w:ascii="Consolas" w:hAnsi="Consolas"/>
-          <w:sz w:val="17"/>
-        </w:rPr>
-        <w:t xml:space="preserve">    &lt;/label&gt;</w:t>
-      </w:r>
-    </w:p>
-    <w:p>
-      <w:pPr>
-        <w:keepNext w:val="0"/>
-        <w:keepLines w:val="0"/>
-        <w:widowControl/>
-        <w:spacing w:after="0" w:before="0" w:line="240" w:lineRule="auto"/>
-        <w:ind w:firstLine="0" w:left="142" w:right="85"/>
-        <w:jc w:val="left"/>
-      </w:pPr>
-      <w:r>
-        <w:rPr>
-          <w:rFonts w:ascii="Consolas" w:hAnsi="Consolas"/>
-          <w:sz w:val="17"/>
-        </w:rPr>
-        <w:t xml:space="preserve">    &lt;button&gt;Kiểm tra&lt;/button&gt;</w:t>
-      </w:r>
-    </w:p>
-    <w:p>
-      <w:pPr>
-        <w:keepNext w:val="0"/>
-        <w:keepLines w:val="0"/>
-        <w:widowControl/>
-        <w:spacing w:after="0" w:before="0" w:line="240" w:lineRule="auto"/>
-        <w:ind w:firstLine="0" w:left="142" w:right="85"/>
-        <w:jc w:val="left"/>
-      </w:pPr>
-      <w:r>
-        <w:rPr>
-          <w:rFonts w:ascii="Consolas" w:hAnsi="Consolas"/>
-          <w:sz w:val="17"/>
-        </w:rPr>
-        <w:t>&lt;/form&gt;</w:t>
-      </w:r>
-    </w:p>
-    <w:p>
-      <w:pPr>
-        <w:keepNext w:val="0"/>
-        <w:keepLines w:val="0"/>
-        <w:widowControl/>
-        <w:spacing w:after="0" w:before="0" w:line="240" w:lineRule="auto"/>
-        <w:ind w:firstLine="0" w:left="142" w:right="85"/>
-        <w:jc w:val="left"/>
-      </w:pPr>
-      <w:r>
-        <w:rPr>
-          <w:rFonts w:ascii="Consolas" w:hAnsi="Consolas"/>
-          <w:sz w:val="17"/>
-        </w:rPr>
-        <w:t>&lt;?php if ($result !== null): ?&gt;</w:t>
-      </w:r>
-    </w:p>
-    <w:p>
-      <w:pPr>
-        <w:keepNext w:val="0"/>
-        <w:keepLines w:val="0"/>
-        <w:widowControl/>
-        <w:spacing w:after="0" w:before="0" w:line="240" w:lineRule="auto"/>
-        <w:ind w:firstLine="0" w:left="142" w:right="85"/>
-        <w:jc w:val="left"/>
-      </w:pPr>
-      <w:r>
-        <w:rPr>
-          <w:rFonts w:ascii="Consolas" w:hAnsi="Consolas"/>
-          <w:sz w:val="17"/>
-        </w:rPr>
-        <w:t xml:space="preserve">    &lt;?php if ($result['errors']): ?&gt;</w:t>
-      </w:r>
-    </w:p>
-    <w:p>
-      <w:pPr>
-        <w:keepNext w:val="0"/>
-        <w:keepLines w:val="0"/>
-        <w:widowControl/>
-        <w:spacing w:after="0" w:before="0" w:line="240" w:lineRule="auto"/>
-        <w:ind w:firstLine="0" w:left="142" w:right="85"/>
-        <w:jc w:val="left"/>
-      </w:pPr>
-      <w:r>
-        <w:rPr>
-          <w:rFonts w:ascii="Consolas" w:hAnsi="Consolas"/>
-          <w:sz w:val="17"/>
-        </w:rPr>
-        <w:t xml:space="preserve">        &lt;div class="error-summary" role="alert"&gt;</w:t>
-      </w:r>
-    </w:p>
-    <w:p>
-      <w:pPr>
-        <w:keepNext w:val="0"/>
-        <w:keepLines w:val="0"/>
-        <w:widowControl/>
-        <w:spacing w:after="0" w:before="0" w:line="240" w:lineRule="auto"/>
-        <w:ind w:firstLine="0" w:left="142" w:right="85"/>
-        <w:jc w:val="left"/>
-      </w:pPr>
-      <w:r>
-        <w:rPr>
-          <w:rFonts w:ascii="Consolas" w:hAnsi="Consolas"/>
-          <w:sz w:val="17"/>
-        </w:rPr>
-        <w:t>&lt;p class="error-messages"&gt;&lt;?= e(implode(', ', $result['errors'])) ?&gt;&lt;/p&gt;</w:t>
-      </w:r>
-    </w:p>
-    <w:p>
-      <w:pPr>
-        <w:keepNext w:val="0"/>
-        <w:keepLines w:val="0"/>
-        <w:widowControl/>
-        <w:spacing w:after="0" w:before="0" w:line="240" w:lineRule="auto"/>
-        <w:ind w:firstLine="0" w:left="142" w:right="85"/>
-        <w:jc w:val="left"/>
-      </w:pPr>
-      <w:r>
-        <w:rPr>
-          <w:rFonts w:ascii="Consolas" w:hAnsi="Consolas"/>
-          <w:sz w:val="17"/>
-        </w:rPr>
-        <w:t>&lt;p&gt;Thông tin chưa hợp lệ. Kiểm tra lại các thông tin đã nhập rồi gửi lại.&lt;/p&gt;</w:t>
-      </w:r>
-    </w:p>
-    <w:p>
-      <w:pPr>
-        <w:keepNext w:val="0"/>
-        <w:keepLines w:val="0"/>
-        <w:widowControl/>
-        <w:spacing w:after="0" w:before="0" w:line="240" w:lineRule="auto"/>
-        <w:ind w:firstLine="0" w:left="142" w:right="85"/>
-        <w:jc w:val="left"/>
-      </w:pPr>
-      <w:r>
-        <w:rPr>
-          <w:rFonts w:ascii="Consolas" w:hAnsi="Consolas"/>
-          <w:sz w:val="17"/>
-        </w:rPr>
-        <w:t>&lt;/div&gt;</w:t>
-      </w:r>
-    </w:p>
-    <w:p>
-      <w:pPr>
-        <w:keepNext w:val="0"/>
-        <w:keepLines w:val="0"/>
-        <w:widowControl/>
-        <w:spacing w:after="0" w:before="0" w:line="240" w:lineRule="auto"/>
-        <w:ind w:firstLine="0" w:left="142" w:right="85"/>
-        <w:jc w:val="left"/>
-      </w:pPr>
-      <w:r>
-        <w:rPr>
-          <w:rFonts w:ascii="Consolas" w:hAnsi="Consolas"/>
-          <w:sz w:val="17"/>
-        </w:rPr>
-        <w:t xml:space="preserve">    &lt;?php else: ?&gt;</w:t>
-      </w:r>
-    </w:p>
-    <w:p>
-      <w:pPr>
-        <w:keepNext w:val="0"/>
-        <w:keepLines w:val="0"/>
-        <w:widowControl/>
-        <w:spacing w:after="0" w:before="0" w:line="240" w:lineRule="auto"/>
-        <w:ind w:firstLine="0" w:left="142" w:right="85"/>
-        <w:jc w:val="left"/>
-      </w:pPr>
-      <w:r>
-        <w:rPr>
-          <w:rFonts w:ascii="Consolas" w:hAnsi="Consolas"/>
-          <w:sz w:val="17"/>
-        </w:rPr>
-        <w:t xml:space="preserve">        &lt;section class="preview" role="status"&gt;</w:t>
-      </w:r>
-    </w:p>
-    <w:p>
-      <w:pPr>
-        <w:keepNext w:val="0"/>
-        <w:keepLines w:val="0"/>
-        <w:widowControl/>
-        <w:spacing w:after="0" w:before="0" w:line="240" w:lineRule="auto"/>
-        <w:ind w:firstLine="0" w:left="142" w:right="85"/>
-        <w:jc w:val="left"/>
-      </w:pPr>
-      <w:r>
-        <w:rPr>
-          <w:rFonts w:ascii="Consolas" w:hAnsi="Consolas"/>
-          <w:sz w:val="17"/>
-        </w:rPr>
-        <w:t>&lt;h2&gt;Xem trước thông tin&lt;/h2&gt;</w:t>
-      </w:r>
-    </w:p>
-    <w:p>
-      <w:pPr>
-        <w:keepNext w:val="0"/>
-        <w:keepLines w:val="0"/>
-        <w:widowControl/>
-        <w:spacing w:after="0" w:before="0" w:line="240" w:lineRule="auto"/>
-        <w:ind w:firstLine="0" w:left="142" w:right="85"/>
-        <w:jc w:val="left"/>
-      </w:pPr>
-      <w:r>
-        <w:rPr>
-          <w:rFonts w:ascii="Consolas" w:hAnsi="Consolas"/>
-          <w:sz w:val="17"/>
-        </w:rPr>
-        <w:t>&lt;p class="status-message"&gt;PREVIEW_OK: &lt;?= e($result['data']['name']) ?&gt;</w:t>
-      </w:r>
-    </w:p>
-    <w:p>
-      <w:pPr>
-        <w:keepNext w:val="0"/>
-        <w:keepLines w:val="0"/>
-        <w:widowControl/>
-        <w:spacing w:after="0" w:before="0" w:line="240" w:lineRule="auto"/>
-        <w:ind w:firstLine="0" w:left="142" w:right="85"/>
-        <w:jc w:val="left"/>
-      </w:pPr>
-      <w:r>
-        <w:rPr>
-          <w:rFonts w:ascii="Consolas" w:hAnsi="Consolas"/>
-          <w:sz w:val="17"/>
-        </w:rPr>
-        <w:t xml:space="preserve">            — &lt;?= e($result['data']['email']) ?&gt;&lt;/p&gt;</w:t>
-      </w:r>
-    </w:p>
-    <w:p>
-      <w:pPr>
-        <w:keepNext w:val="0"/>
-        <w:keepLines w:val="0"/>
-        <w:widowControl/>
-        <w:spacing w:after="0" w:before="0" w:line="240" w:lineRule="auto"/>
-        <w:ind w:firstLine="0" w:left="142" w:right="85"/>
-        <w:jc w:val="left"/>
-      </w:pPr>
-      <w:r>
-        <w:rPr>
-          <w:rFonts w:ascii="Consolas" w:hAnsi="Consolas"/>
-          <w:sz w:val="17"/>
-        </w:rPr>
-        <w:t xml:space="preserve">        &lt;p&gt;Chỉ xem trước; chưa lưu Session hoặc CSDL.&lt;/p&gt;</w:t>
-      </w:r>
-    </w:p>
-    <w:p>
-      <w:pPr>
-        <w:keepNext w:val="0"/>
-        <w:keepLines w:val="0"/>
-        <w:widowControl/>
-        <w:spacing w:after="0" w:before="0" w:line="240" w:lineRule="auto"/>
-        <w:ind w:firstLine="0" w:left="142" w:right="85"/>
-        <w:jc w:val="left"/>
-      </w:pPr>
-      <w:r>
-        <w:rPr>
-          <w:rFonts w:ascii="Consolas" w:hAnsi="Consolas"/>
-          <w:sz w:val="17"/>
-        </w:rPr>
-        <w:t>&lt;/section&gt;</w:t>
-      </w:r>
-    </w:p>
-    <w:p>
-      <w:pPr>
-        <w:keepNext w:val="0"/>
-        <w:keepLines w:val="0"/>
-        <w:widowControl/>
-        <w:spacing w:after="0" w:before="0" w:line="240" w:lineRule="auto"/>
-        <w:ind w:firstLine="0" w:left="142" w:right="85"/>
-        <w:jc w:val="left"/>
-      </w:pPr>
-      <w:r>
-        <w:rPr>
-          <w:rFonts w:ascii="Consolas" w:hAnsi="Consolas"/>
-          <w:sz w:val="17"/>
-        </w:rPr>
-        <w:t xml:space="preserve">    &lt;?php endif; ?&gt;</w:t>
-      </w:r>
-    </w:p>
-    <w:p>
-      <w:pPr>
-        <w:keepNext w:val="0"/>
-        <w:keepLines w:val="0"/>
-        <w:widowControl/>
-        <w:spacing w:after="0" w:before="0" w:line="240" w:lineRule="auto"/>
-        <w:ind w:firstLine="0" w:left="142" w:right="85"/>
-        <w:jc w:val="left"/>
-      </w:pPr>
-      <w:r>
-        <w:rPr>
-          <w:rFonts w:ascii="Consolas" w:hAnsi="Consolas"/>
-          <w:sz w:val="17"/>
-        </w:rPr>
-        <w:t>&lt;?php endif; ?&gt;</w:t>
-      </w:r>
-    </w:p>
-    <w:p>
-      <w:pPr>
-        <w:keepNext w:val="0"/>
-        <w:keepLines w:val="0"/>
-        <w:widowControl/>
-        <w:spacing w:after="0" w:before="0" w:line="240" w:lineRule="auto"/>
-        <w:ind w:firstLine="0" w:left="142" w:right="85"/>
-        <w:jc w:val="left"/>
-      </w:pPr>
-      <w:r>
-        <w:rPr>
-          <w:rFonts w:ascii="Consolas" w:hAnsi="Consolas"/>
-          <w:sz w:val="17"/>
-        </w:rPr>
-        <w:t>&lt;?php require __DIR__ . '/../templates/footer.php'; ?&gt;</w:t>
-      </w:r>
-    </w:p>
-    <w:p>
-      <w:pPr>
-        <w:widowControl/>
-      </w:pPr>
-      <w:r>
-        <w:rPr>
-          <w:rFonts w:ascii="Times New Roman" w:hAnsi="Times New Roman"/>
-          <w:b w:val="0"/>
-          <w:color w:val="000000"/>
-          <w:sz w:val="26"/>
-        </w:rPr>
-        <w:t xml:space="preserve">Lần mở trang đầu dùng GET: </w:t>
-      </w:r>
-      <w:r>
-        <w:rPr>
-          <w:rFonts w:ascii="Times New Roman" w:hAnsi="Times New Roman"/>
-          <w:b w:val="0"/>
-          <w:color w:val="000000"/>
-          <w:sz w:val="26"/>
-        </w:rPr>
-        <w:t>$result</w:t>
-      </w:r>
-      <w:r>
-        <w:rPr>
-          <w:rFonts w:ascii="Times New Roman" w:hAnsi="Times New Roman"/>
-          <w:b w:val="0"/>
-          <w:color w:val="000000"/>
-          <w:sz w:val="26"/>
-        </w:rPr>
-        <w:t xml:space="preserve"> là </w:t>
-      </w:r>
-      <w:r>
-        <w:rPr>
-          <w:rFonts w:ascii="Times New Roman" w:hAnsi="Times New Roman"/>
-          <w:b w:val="0"/>
-          <w:color w:val="000000"/>
-          <w:sz w:val="26"/>
-        </w:rPr>
-        <w:t>null</w:t>
-      </w:r>
-      <w:r>
-        <w:rPr>
-          <w:rFonts w:ascii="Times New Roman" w:hAnsi="Times New Roman"/>
-          <w:b w:val="0"/>
-          <w:color w:val="000000"/>
-          <w:sz w:val="26"/>
-        </w:rPr>
-        <w:t xml:space="preserve">, chưa hiển thị kết quả. Khi bấm Kiểm tra, trình duyệt POST đến chính trang hiện tại vì form không đặt </w:t>
-      </w:r>
-      <w:r>
-        <w:rPr>
-          <w:rFonts w:ascii="Times New Roman" w:hAnsi="Times New Roman"/>
-          <w:b w:val="0"/>
-          <w:color w:val="000000"/>
-          <w:sz w:val="26"/>
-        </w:rPr>
-        <w:t>action</w:t>
-      </w:r>
-      <w:r>
-        <w:rPr>
-          <w:rFonts w:ascii="Times New Roman" w:hAnsi="Times New Roman"/>
-          <w:b w:val="0"/>
-          <w:color w:val="000000"/>
-          <w:sz w:val="26"/>
-        </w:rPr>
-        <w:t>. PHP chỉ gọi hàm validation trong nhánh POST.</w:t>
-      </w:r>
-    </w:p>
-    <w:p>
-      <w:pPr>
-        <w:widowControl/>
-      </w:pPr>
-      <w:r>
-        <w:rPr>
-          <w:rFonts w:ascii="Times New Roman" w:hAnsi="Times New Roman"/>
-          <w:b w:val="0"/>
-          <w:sz w:val="26"/>
-        </w:rPr>
-        <w:t>Danh sách chọn gửi ID sự kiện; các ô họ tên và email sử dụng thuộc tính name để PHP đọc dữ liệu. Khi có lỗi, Form giữ lại họ tên và email để chỉnh sửa. Bản mẫu chưa giữ lựa chọn sự kiện sau lỗi; sinh viên có thể bổ sung chức năng này.</w:t>
-      </w:r>
-    </w:p>
-    <w:p>
-      <w:pPr>
-        <w:widowControl/>
-      </w:pPr>
-      <w:r>
-        <w:rPr>
-          <w:rFonts w:ascii="Times New Roman" w:hAnsi="Times New Roman"/>
-          <w:b w:val="0"/>
-          <w:color w:val="000000"/>
-          <w:sz w:val="26"/>
-        </w:rPr>
-        <w:t>implode nối các mã lỗi để hiển thị. Chỉ khi mảng lỗi rỗng mới có PREVIEW_OK. Không tạo bản ghi, vé hoặc số đăng ký trong bài này.</w:t>
-      </w:r>
-    </w:p>
-    <w:p>
-      <w:pPr>
-        <w:keepNext/>
-        <w:widowControl/>
-      </w:pPr>
-      <w:r>
-        <w:rPr>
-          <w:rFonts w:ascii="Times New Roman" w:hAnsi="Times New Roman"/>
-          <w:b w:val="0"/>
-          <w:sz w:val="26"/>
-        </w:rPr>
-        <w:t>Kiểm tra kết quả bước 7:</w:t>
-      </w:r>
-    </w:p>
-    <w:p>
-      <w:pPr>
-        <w:widowControl/>
-        <w:ind w:firstLine="0" w:left="0"/>
-        <w:jc w:val="left"/>
-      </w:pPr>
-      <w:r>
-        <w:rPr>
-          <w:rFonts w:ascii="Times New Roman" w:hAnsi="Times New Roman"/>
-          <w:b w:val="0"/>
-          <w:color w:val="000000"/>
-          <w:sz w:val="26"/>
-        </w:rPr>
-        <w:t>[</w:t>
-      </w:r>
-      <w:r>
-        <w:rPr>
-          <w:rFonts w:ascii="Times New Roman" w:hAnsi="Times New Roman"/>
-          <w:b w:val="0"/>
-          <w:color w:val="000000"/>
-          <w:sz w:val="26"/>
-        </w:rPr>
-        <w:t xml:space="preserve"> ] Trang register.php nhận POST và hiển thị kết quả xem trước, chưa ghi CSDL.</w:t>
-      </w:r>
-    </w:p>
-    <w:p>
-      <w:pPr>
-        <w:pStyle w:val="Heading3"/>
-        <w:keepNext/>
-        <w:widowControl/>
-      </w:pPr>
-      <w:r>
-        <w:rPr>
-          <w:rFonts w:ascii="Times New Roman" w:hAnsi="Times New Roman"/>
-          <w:b/>
-          <w:color w:val="000000"/>
-          <w:sz w:val="26"/>
-        </w:rPr>
-        <w:t>Bước 8. Thử dữ liệu đúng, sai và đặc biệt</w:t>
-      </w:r>
-    </w:p>
-    <w:p>
-      <w:pPr>
-        <w:widowControl/>
-      </w:pPr>
-      <w:r>
-        <w:rPr>
-          <w:rFonts w:ascii="Times New Roman" w:hAnsi="Times New Roman"/>
-          <w:b w:val="0"/>
-          <w:color w:val="000000"/>
-          <w:sz w:val="26"/>
-        </w:rPr>
-        <w:t xml:space="preserve">Mở </w:t>
-      </w:r>
-      <w:r>
-        <w:rPr>
-          <w:rFonts w:ascii="Times New Roman" w:hAnsi="Times New Roman"/>
-          <w:b w:val="0"/>
-          <w:color w:val="000000"/>
-          <w:sz w:val="26"/>
-        </w:rPr>
-        <w:t>/register.php</w:t>
-      </w:r>
-      <w:r>
-        <w:rPr>
-          <w:rFonts w:ascii="Times New Roman" w:hAnsi="Times New Roman"/>
-          <w:b w:val="0"/>
-          <w:color w:val="000000"/>
-          <w:sz w:val="26"/>
-        </w:rPr>
-        <w:t xml:space="preserve"> và thử theo bảng. Chạy trên máy cục bộ, không thử trên website bên ngoài.</w:t>
+        <w:t>Nếu máy chủ cũ còn chạy, dùng terminal thứ hai để chạy test hoặc dừng bằng Ctrl+C. Mở đúng địa chỉ của bài thực hành.</w:t>
       </w:r>
     </w:p>
     <w:tbl>
@@ -5080,7 +5458,7 @@
                 <w:color w:val="000000"/>
                 <w:sz w:val="26"/>
               </w:rPr>
-              <w:t>Dữ liệu</w:t>
+              <w:t>Phép thử</w:t>
             </w:r>
           </w:p>
         </w:tc>
@@ -5106,7 +5484,7 @@
                 <w:color w:val="000000"/>
                 <w:sz w:val="26"/>
               </w:rPr>
-              <w:t>Kết quả cần quan sát</w:t>
+              <w:t>Kết quả cần thấy</w:t>
             </w:r>
           </w:p>
         </w:tc>
@@ -5137,34 +5515,7 @@
                 <w:color w:val="000000"/>
                 <w:sz w:val="26"/>
               </w:rPr>
-              <w:t xml:space="preserve">Sự kiện 1, họ tên </w:t>
-            </w:r>
-            <w:r>
-              <w:rPr>
-                <w:rFonts w:ascii="Times New Roman" w:hAnsi="Times New Roman"/>
-                <w:b w:val="0"/>
-                <w:color w:val="000000"/>
-                <w:sz w:val="26"/>
-              </w:rPr>
-              <w:t>O'Neil</w:t>
-            </w:r>
-            <w:r>
-              <w:rPr>
-                <w:rFonts w:ascii="Times New Roman" w:hAnsi="Times New Roman"/>
-                <w:b w:val="0"/>
-                <w:color w:val="000000"/>
-                <w:sz w:val="26"/>
-              </w:rPr>
-              <w:t xml:space="preserve">, email </w:t>
-            </w:r>
-            <w:r>
-              <w:rPr>
-                <w:rFonts w:ascii="Times New Roman" w:hAnsi="Times New Roman"/>
-                <w:b w:val="0"/>
-                <w:color w:val="000000"/>
-                <w:sz w:val="26"/>
-              </w:rPr>
-              <w:t>demo@example.test</w:t>
+              <w:t>Nhập hợp lệ → Tiếp tục</w:t>
             </w:r>
           </w:p>
         </w:tc>
@@ -5190,25 +5541,7 @@
                 <w:color w:val="000000"/>
                 <w:sz w:val="26"/>
               </w:rPr>
-              <w:t xml:space="preserve">Có </w:t>
-            </w:r>
-            <w:r>
-              <w:rPr>
-                <w:rFonts w:ascii="Times New Roman" w:hAnsi="Times New Roman"/>
-                <w:b w:val="0"/>
-                <w:color w:val="000000"/>
-                <w:sz w:val="26"/>
-              </w:rPr>
-              <w:t>PREVIEW_OK</w:t>
-            </w:r>
-            <w:r>
-              <w:rPr>
-                <w:rFonts w:ascii="Times New Roman" w:hAnsi="Times New Roman"/>
-                <w:b w:val="0"/>
-                <w:color w:val="000000"/>
-                <w:sz w:val="26"/>
-              </w:rPr>
-              <w:t>, tên chứa dấu nháy vẫn đúng.</w:t>
+              <w:t>Sang xác nhận, thông tin đúng.</w:t>
             </w:r>
           </w:p>
         </w:tc>
@@ -5239,16 +5572,7 @@
                 <w:color w:val="000000"/>
                 <w:sz w:val="26"/>
               </w:rPr>
-              <w:t xml:space="preserve">Họ tên trống, email </w:t>
-            </w:r>
-            <w:r>
-              <w:rPr>
-                <w:rFonts w:ascii="Times New Roman" w:hAnsi="Times New Roman"/>
-                <w:b w:val="0"/>
-                <w:color w:val="000000"/>
-                <w:sz w:val="26"/>
-              </w:rPr>
-              <w:t>bad</w:t>
+              <w:t>Sửa lại → thay họ tên → Tiếp tục</w:t>
             </w:r>
           </w:p>
         </w:tc>
@@ -5274,25 +5598,7 @@
                 <w:color w:val="000000"/>
                 <w:sz w:val="26"/>
               </w:rPr>
-              <w:t xml:space="preserve">Có mã lỗi, không có </w:t>
-            </w:r>
-            <w:r>
-              <w:rPr>
-                <w:rFonts w:ascii="Times New Roman" w:hAnsi="Times New Roman"/>
-                <w:b w:val="0"/>
-                <w:color w:val="000000"/>
-                <w:sz w:val="26"/>
-              </w:rPr>
-              <w:t>PREVIEW_OK</w:t>
-            </w:r>
-            <w:r>
-              <w:rPr>
-                <w:rFonts w:ascii="Times New Roman" w:hAnsi="Times New Roman"/>
-                <w:b w:val="0"/>
-                <w:color w:val="000000"/>
-                <w:sz w:val="26"/>
-              </w:rPr>
-              <w:t>.</w:t>
+              <w:t>Xác nhận dùng tên mới.</w:t>
             </w:r>
           </w:p>
         </w:tc>
@@ -5323,25 +5629,7 @@
                 <w:color w:val="000000"/>
                 <w:sz w:val="26"/>
               </w:rPr>
-              <w:t xml:space="preserve">Họ tên </w:t>
-            </w:r>
-            <w:r>
-              <w:rPr>
-                <w:rFonts w:ascii="Times New Roman" w:hAnsi="Times New Roman"/>
-                <w:b w:val="0"/>
-                <w:color w:val="000000"/>
-                <w:sz w:val="26"/>
-              </w:rPr>
-              <w:t>&lt;b&gt;Demo&lt;/b&gt;</w:t>
-            </w:r>
-            <w:r>
-              <w:rPr>
-                <w:rFonts w:ascii="Times New Roman" w:hAnsi="Times New Roman"/>
-                <w:b w:val="0"/>
-                <w:color w:val="000000"/>
-                <w:sz w:val="26"/>
-              </w:rPr>
-              <w:t>, email hợp lệ</w:t>
+              <w:t>Hủy bản nháp</w:t>
             </w:r>
           </w:p>
         </w:tc>
@@ -5367,7 +5655,7 @@
                 <w:color w:val="000000"/>
                 <w:sz w:val="26"/>
               </w:rPr>
-              <w:t>Hiển thị nguyên văn, không biến thành thẻ chữ đậm.</w:t>
+              <w:t>Trở về form; không giữ bản nháp vừa hủy.</w:t>
             </w:r>
           </w:p>
         </w:tc>
@@ -5398,7 +5686,7 @@
                 <w:color w:val="000000"/>
                 <w:sz w:val="26"/>
               </w:rPr>
-              <w:t>Từ khóa không có kết quả</w:t>
+              <w:t>Xác nhận → tải lại trang</w:t>
             </w:r>
           </w:p>
         </w:tc>
@@ -5424,7 +5712,166 @@
                 <w:color w:val="000000"/>
                 <w:sz w:val="26"/>
               </w:rPr>
-              <w:t>Danh sách rỗng nhưng trang vẫn hoạt động.</w:t>
+              <w:t xml:space="preserve">Vẫn </w:t>
+            </w:r>
+            <w:r>
+              <w:rPr>
+                <w:rFonts w:ascii="Times New Roman" w:hAnsi="Times New Roman"/>
+                <w:b w:val="0"/>
+                <w:color w:val="000000"/>
+                <w:sz w:val="26"/>
+              </w:rPr>
+              <w:t>SIMULATED_OK</w:t>
+            </w:r>
+            <w:r>
+              <w:rPr>
+                <w:rFonts w:ascii="Times New Roman" w:hAnsi="Times New Roman"/>
+                <w:b w:val="0"/>
+                <w:color w:val="000000"/>
+                <w:sz w:val="26"/>
+              </w:rPr>
+              <w:t>, không cần gửi lại form.</w:t>
+            </w:r>
+          </w:p>
+        </w:tc>
+      </w:tr>
+      <w:tr>
+        <w:trPr>
+          <w:cantSplit/>
+        </w:trPr>
+        <w:tc>
+          <w:tcPr>
+            <w:tcW w:type="dxa" w:w="1701"/>
+            <w:tcMar>
+              <w:left w:w="75" w:type="dxa"/>
+              <w:right w:w="75" w:type="dxa"/>
+            </w:tcMar>
+          </w:tcPr>
+          <w:p>
+            <w:pPr>
+              <w:widowControl/>
+              <w:spacing w:line="240" w:lineRule="auto" w:after="80" w:before="80"/>
+              <w:ind w:firstLine="0"/>
+              <w:jc w:val="left"/>
+            </w:pPr>
+            <w:r>
+              <w:rPr>
+                <w:rFonts w:ascii="Times New Roman" w:hAnsi="Times New Roman"/>
+                <w:b w:val="0"/>
+                <w:color w:val="000000"/>
+                <w:sz w:val="26"/>
+              </w:rPr>
+              <w:t>Mở xác nhận trong cửa sổ riêng tư mới</w:t>
+            </w:r>
+          </w:p>
+        </w:tc>
+        <w:tc>
+          <w:tcPr>
+            <w:tcW w:type="dxa" w:w="7370"/>
+            <w:tcMar>
+              <w:left w:w="75" w:type="dxa"/>
+              <w:right w:w="75" w:type="dxa"/>
+            </w:tcMar>
+          </w:tcPr>
+          <w:p>
+            <w:pPr>
+              <w:widowControl/>
+              <w:spacing w:line="240" w:lineRule="auto" w:after="80" w:before="80"/>
+              <w:ind w:firstLine="0"/>
+              <w:jc w:val="left"/>
+            </w:pPr>
+            <w:r>
+              <w:rPr>
+                <w:rFonts w:ascii="Times New Roman" w:hAnsi="Times New Roman"/>
+                <w:b w:val="0"/>
+                <w:color w:val="000000"/>
+                <w:sz w:val="26"/>
+              </w:rPr>
+              <w:t>Bị đưa về form vì phiên mới chưa có nháp.</w:t>
+            </w:r>
+          </w:p>
+        </w:tc>
+      </w:tr>
+      <w:tr>
+        <w:trPr>
+          <w:cantSplit/>
+        </w:trPr>
+        <w:tc>
+          <w:tcPr>
+            <w:tcW w:type="dxa" w:w="1701"/>
+            <w:tcMar>
+              <w:left w:w="75" w:type="dxa"/>
+              <w:right w:w="75" w:type="dxa"/>
+            </w:tcMar>
+          </w:tcPr>
+          <w:p>
+            <w:pPr>
+              <w:widowControl/>
+              <w:spacing w:line="240" w:lineRule="auto" w:after="80" w:before="80"/>
+              <w:ind w:firstLine="0"/>
+              <w:jc w:val="left"/>
+            </w:pPr>
+            <w:r>
+              <w:rPr>
+                <w:rFonts w:ascii="Times New Roman" w:hAnsi="Times New Roman"/>
+                <w:b w:val="0"/>
+                <w:color w:val="000000"/>
+                <w:sz w:val="26"/>
+              </w:rPr>
+              <w:t xml:space="preserve">Lưu tùy chọn </w:t>
+            </w:r>
+            <w:r>
+              <w:rPr>
+                <w:rFonts w:ascii="Times New Roman" w:hAnsi="Times New Roman"/>
+                <w:b w:val="0"/>
+                <w:color w:val="000000"/>
+                <w:sz w:val="26"/>
+              </w:rPr>
+              <w:t>compact</w:t>
+            </w:r>
+          </w:p>
+        </w:tc>
+        <w:tc>
+          <w:tcPr>
+            <w:tcW w:type="dxa" w:w="7370"/>
+            <w:tcMar>
+              <w:left w:w="75" w:type="dxa"/>
+              <w:right w:w="75" w:type="dxa"/>
+            </w:tcMar>
+          </w:tcPr>
+          <w:p>
+            <w:pPr>
+              <w:widowControl/>
+              <w:spacing w:line="240" w:lineRule="auto" w:after="80" w:before="80"/>
+              <w:ind w:firstLine="0"/>
+              <w:jc w:val="left"/>
+            </w:pPr>
+            <w:r>
+              <w:rPr>
+                <w:rFonts w:ascii="Times New Roman" w:hAnsi="Times New Roman"/>
+                <w:b w:val="0"/>
+                <w:color w:val="000000"/>
+                <w:sz w:val="26"/>
+              </w:rPr>
+              <w:t xml:space="preserve">Request tiếp theo hiển thị Cookie </w:t>
+            </w:r>
+            <w:r>
+              <w:rPr>
+                <w:rFonts w:ascii="Times New Roman" w:hAnsi="Times New Roman"/>
+                <w:b w:val="0"/>
+                <w:color w:val="000000"/>
+                <w:sz w:val="26"/>
+              </w:rPr>
+              <w:t>compact</w:t>
+            </w:r>
+            <w:r>
+              <w:rPr>
+                <w:rFonts w:ascii="Times New Roman" w:hAnsi="Times New Roman"/>
+                <w:b w:val="0"/>
+                <w:color w:val="000000"/>
+                <w:sz w:val="26"/>
+              </w:rPr>
+              <w:t>.</w:t>
             </w:r>
           </w:p>
         </w:tc>
@@ -5447,102 +5894,7 @@
           <w:color w:val="000000"/>
           <w:sz w:val="26"/>
         </w:rPr>
-        <w:t xml:space="preserve">Dừng máy chủ rồi chạy </w:t>
-      </w:r>
-      <w:r>
-        <w:rPr>
-          <w:rFonts w:ascii="Times New Roman" w:hAnsi="Times New Roman"/>
-          <w:b w:val="0"/>
-          <w:color w:val="000000"/>
-          <w:sz w:val="26"/>
-        </w:rPr>
-        <w:t>php tests/run.php</w:t>
-      </w:r>
-      <w:r>
-        <w:rPr>
-          <w:rFonts w:ascii="Times New Roman" w:hAnsi="Times New Roman"/>
-          <w:b w:val="0"/>
-          <w:color w:val="000000"/>
-          <w:sz w:val="26"/>
-        </w:rPr>
-        <w:t xml:space="preserve">. Có 7 ca và </w:t>
-      </w:r>
-      <w:r>
-        <w:rPr>
-          <w:rFonts w:ascii="Times New Roman" w:hAnsi="Times New Roman"/>
-          <w:b w:val="0"/>
-          <w:color w:val="000000"/>
-          <w:sz w:val="26"/>
-        </w:rPr>
-        <w:t>FAILED=0</w:t>
-      </w:r>
-      <w:r>
-        <w:rPr>
-          <w:rFonts w:ascii="Times New Roman" w:hAnsi="Times New Roman"/>
-          <w:b w:val="0"/>
-          <w:color w:val="000000"/>
-          <w:sz w:val="26"/>
-        </w:rPr>
-        <w:t>. Ca dữ liệu ID không tồn tại được kiểm tra qua test; dropdown không tự cho người dùng chọn ID sai nhưng máy chủ vẫn phải phòng trường hợp đó.</w:t>
-      </w:r>
-    </w:p>
-    <w:p>
-      <w:pPr>
-        <w:keepNext/>
-        <w:widowControl/>
-      </w:pPr>
-      <w:r>
-        <w:rPr>
-          <w:rFonts w:ascii="Times New Roman" w:hAnsi="Times New Roman"/>
-          <w:b w:val="0"/>
-          <w:sz w:val="26"/>
-        </w:rPr>
-        <w:t>Kiểm tra kết quả bước 8:</w:t>
-      </w:r>
-    </w:p>
-    <w:p>
-      <w:pPr>
-        <w:widowControl/>
-        <w:ind w:firstLine="0" w:left="0"/>
-        <w:jc w:val="left"/>
-      </w:pPr>
-      <w:r>
-        <w:rPr>
-          <w:rFonts w:ascii="Times New Roman" w:hAnsi="Times New Roman"/>
-          <w:b w:val="0"/>
-          <w:color w:val="000000"/>
-          <w:sz w:val="26"/>
-        </w:rPr>
-        <w:t>[</w:t>
-      </w:r>
-      <w:r>
-        <w:rPr>
-          <w:rFonts w:ascii="Times New Roman" w:hAnsi="Times New Roman"/>
-          <w:b w:val="0"/>
-          <w:color w:val="000000"/>
-          <w:sz w:val="26"/>
-        </w:rPr>
-        <w:t xml:space="preserve"> ] Tên chứa &lt;b&gt; hiển thị nguyên văn; email sai không được PREVIEW_OK.</w:t>
-      </w:r>
-    </w:p>
-    <w:p>
-      <w:r>
-        <w:t>Kết quả sau phần hướng dẫn: Từ khóa php: 1 sự kiện; xyz: 0. Form hợp lệ có PREVIEW_OK. bash lab.sh test: TESTS=7 FAILED=0.</w:t>
-      </w:r>
-    </w:p>
-    <w:p>
-      <w:pPr>
-        <w:pStyle w:val="Heading2"/>
-        <w:keepNext/>
-        <w:widowControl/>
-      </w:pPr>
-      <w:r>
-        <w:rPr>
-          <w:rFonts w:ascii="Times New Roman" w:hAnsi="Times New Roman"/>
-          <w:b/>
-          <w:sz w:val="26"/>
-        </w:rPr>
-        <w:t>V. LỖI THƯỜNG GẶP VÀ CÁCH KHẮC PHỤC</w:t>
+        <w:t>Hai tab trong cùng trình duyệt thường dùng chung Cookie phiên; không dùng hai tab để chứng minh hai người dùng độc lập. Dùng cửa sổ riêng tư hoặc trình duyệt khác. Giữ token bảo vệ biểu mẫu và thông tin cá nhân trong môi trường thực hành.</w:t>
       </w:r>
     </w:p>
     <w:tbl>
@@ -5590,7 +5942,7 @@
                 <w:color w:val="000000"/>
                 <w:sz w:val="26"/>
               </w:rPr>
-              <w:t>Hiện tượng</w:t>
+              <w:t>Lỗi</w:t>
             </w:r>
           </w:p>
         </w:tc>
@@ -5647,7 +5999,7 @@
                 <w:color w:val="000000"/>
                 <w:sz w:val="26"/>
               </w:rPr>
-              <w:t>Không thấy thay đổi vừa sửa</w:t>
+              <w:t>Headers already sent</w:t>
             </w:r>
           </w:p>
         </w:tc>
@@ -5673,7 +6025,43 @@
                 <w:color w:val="000000"/>
                 <w:sz w:val="26"/>
               </w:rPr>
-              <w:t>Bạn có còn chạy máy chủ từ thư mục bản khác? Dừng máy chủ bằng Ctrl+C và chạy lại bash lab.sh run tại Ma_nguon đang sửa.</w:t>
+              <w:t xml:space="preserve">Có khoảng trắng/BOM/HTML trước </w:t>
+            </w:r>
+            <w:r>
+              <w:rPr>
+                <w:rFonts w:ascii="Times New Roman" w:hAnsi="Times New Roman"/>
+                <w:b w:val="0"/>
+                <w:color w:val="000000"/>
+                <w:sz w:val="26"/>
+              </w:rPr>
+              <w:t>session_start</w:t>
+            </w:r>
+            <w:r>
+              <w:rPr>
+                <w:rFonts w:ascii="Times New Roman" w:hAnsi="Times New Roman"/>
+                <w:b w:val="0"/>
+                <w:color w:val="000000"/>
+                <w:sz w:val="26"/>
+              </w:rPr>
+              <w:t xml:space="preserve"> hoặc </w:t>
+            </w:r>
+            <w:r>
+              <w:rPr>
+                <w:rFonts w:ascii="Times New Roman" w:hAnsi="Times New Roman"/>
+                <w:b w:val="0"/>
+                <w:color w:val="000000"/>
+                <w:sz w:val="26"/>
+              </w:rPr>
+              <w:t>header</w:t>
+            </w:r>
+            <w:r>
+              <w:rPr>
+                <w:rFonts w:ascii="Times New Roman" w:hAnsi="Times New Roman"/>
+                <w:b w:val="0"/>
+                <w:color w:val="000000"/>
+                <w:sz w:val="26"/>
+              </w:rPr>
+              <w:t xml:space="preserve"> không?</w:t>
             </w:r>
           </w:p>
         </w:tc>
@@ -5704,7 +6092,7 @@
                 <w:color w:val="000000"/>
                 <w:sz w:val="26"/>
               </w:rPr>
-              <w:t>Cannot redeclare ...</w:t>
+              <w:t>CSRF_INVALID</w:t>
             </w:r>
           </w:p>
         </w:tc>
@@ -5730,7 +6118,25 @@
                 <w:color w:val="000000"/>
                 <w:sz w:val="26"/>
               </w:rPr>
-              <w:t>Một hàm có bị chép hai lần không? Giữ mỗi định nghĩa ở đúng một tệp.</w:t>
+              <w:t xml:space="preserve">Có giữ trường hidden </w:t>
+            </w:r>
+            <w:r>
+              <w:rPr>
+                <w:rFonts w:ascii="Times New Roman" w:hAnsi="Times New Roman"/>
+                <w:b w:val="0"/>
+                <w:color w:val="000000"/>
+                <w:sz w:val="26"/>
+              </w:rPr>
+              <w:t>csrf</w:t>
+            </w:r>
+            <w:r>
+              <w:rPr>
+                <w:rFonts w:ascii="Times New Roman" w:hAnsi="Times New Roman"/>
+                <w:b w:val="0"/>
+                <w:color w:val="000000"/>
+                <w:sz w:val="26"/>
+              </w:rPr>
+              <w:t xml:space="preserve"> và dùng cùng phiên không? Tải lại form để nhận token hợp lệ, không tắt kiểm tra.</w:t>
             </w:r>
           </w:p>
         </w:tc>
@@ -5761,7 +6167,7 @@
                 <w:color w:val="000000"/>
                 <w:sz w:val="26"/>
               </w:rPr>
-              <w:t>Tìm từ nằm ở đầu tiêu đề không ra</w:t>
+              <w:t>Sửa lại nhưng mất dữ liệu</w:t>
             </w:r>
           </w:p>
         </w:tc>
@@ -5787,7 +6193,7 @@
                 <w:color w:val="000000"/>
                 <w:sz w:val="26"/>
               </w:rPr>
-              <w:t xml:space="preserve">So sánh </w:t>
+              <w:t xml:space="preserve">Xem dữ liệu được lấy từ </w:t>
             </w:r>
             <w:r>
               <w:rPr>
@@ -5796,7 +6202,7 @@
                 <w:color w:val="000000"/>
                 <w:sz w:val="26"/>
               </w:rPr>
-              <w:t>stripos</w:t>
+              <w:t>$_SESSION['draft']['data']</w:t>
             </w:r>
             <w:r>
               <w:rPr>
@@ -5805,25 +6211,7 @@
                 <w:color w:val="000000"/>
                 <w:sz w:val="26"/>
               </w:rPr>
-              <w:t xml:space="preserve"> với </w:t>
-            </w:r>
-            <w:r>
-              <w:rPr>
-                <w:rFonts w:ascii="Times New Roman" w:hAnsi="Times New Roman"/>
-                <w:b w:val="0"/>
-                <w:color w:val="000000"/>
-                <w:sz w:val="26"/>
-              </w:rPr>
-              <w:t>!== false</w:t>
-            </w:r>
-            <w:r>
-              <w:rPr>
-                <w:rFonts w:ascii="Times New Roman" w:hAnsi="Times New Roman"/>
-                <w:b w:val="0"/>
-                <w:color w:val="000000"/>
-                <w:sz w:val="26"/>
-              </w:rPr>
-              <w:t>, đừng coi vị trí 0 là không tìm thấy.</w:t>
+              <w:t xml:space="preserve"> và truyền vào giá trị input chưa.</w:t>
             </w:r>
           </w:p>
         </w:tc>
@@ -5854,7 +6242,7 @@
                 <w:color w:val="000000"/>
                 <w:sz w:val="26"/>
               </w:rPr>
-              <w:t>Lỗi tên trường không tồn tại</w:t>
+              <w:t>Cookie chưa có ngay sau khi ghi</w:t>
             </w:r>
           </w:p>
         </w:tc>
@@ -5880,7 +6268,7 @@
                 <w:color w:val="000000"/>
                 <w:sz w:val="26"/>
               </w:rPr>
-              <w:t xml:space="preserve">Kiểm tra </w:t>
+              <w:t xml:space="preserve">Đọc ở request tiếp theo; giữ chuyển hướng sau </w:t>
             </w:r>
             <w:r>
               <w:rPr>
@@ -5889,25 +6277,7 @@
                 <w:color w:val="000000"/>
                 <w:sz w:val="26"/>
               </w:rPr>
-              <w:t>name</w:t>
-            </w:r>
-            <w:r>
-              <w:rPr>
-                <w:rFonts w:ascii="Times New Roman" w:hAnsi="Times New Roman"/>
-                <w:b w:val="0"/>
-                <w:color w:val="000000"/>
-                <w:sz w:val="26"/>
-              </w:rPr>
-              <w:t xml:space="preserve"> của input và khóa truyền cho </w:t>
-            </w:r>
-            <w:r>
-              <w:rPr>
-                <w:rFonts w:ascii="Times New Roman" w:hAnsi="Times New Roman"/>
-                <w:b w:val="0"/>
-                <w:color w:val="000000"/>
-                <w:sz w:val="26"/>
-              </w:rPr>
-              <w:t>field</w:t>
+              <w:t>setcookie</w:t>
             </w:r>
             <w:r>
               <w:rPr>
@@ -5921,81 +6291,6 @@
           </w:p>
         </w:tc>
       </w:tr>
-      <w:tr>
-        <w:trPr>
-          <w:cantSplit/>
-        </w:trPr>
-        <w:tc>
-          <w:tcPr>
-            <w:tcW w:type="dxa" w:w="1701"/>
-            <w:tcMar>
-              <w:left w:w="75" w:type="dxa"/>
-              <w:right w:w="75" w:type="dxa"/>
-            </w:tcMar>
-          </w:tcPr>
-          <w:p>
-            <w:pPr>
-              <w:widowControl/>
-              <w:spacing w:line="240" w:lineRule="auto" w:after="80" w:before="80"/>
-              <w:ind w:firstLine="0"/>
-              <w:jc w:val="left"/>
-            </w:pPr>
-            <w:r>
-              <w:rPr>
-                <w:rFonts w:ascii="Times New Roman" w:hAnsi="Times New Roman"/>
-                <w:b w:val="0"/>
-                <w:color w:val="000000"/>
-                <w:sz w:val="26"/>
-              </w:rPr>
-              <w:t>Chữ nhập vào biến thành HTML</w:t>
-            </w:r>
-          </w:p>
-        </w:tc>
-        <w:tc>
-          <w:tcPr>
-            <w:tcW w:type="dxa" w:w="7370"/>
-            <w:tcMar>
-              <w:left w:w="75" w:type="dxa"/>
-              <w:right w:w="75" w:type="dxa"/>
-            </w:tcMar>
-          </w:tcPr>
-          <w:p>
-            <w:pPr>
-              <w:widowControl/>
-              <w:spacing w:line="240" w:lineRule="auto" w:after="80" w:before="80"/>
-              <w:ind w:firstLine="0"/>
-              <w:jc w:val="left"/>
-            </w:pPr>
-            <w:r>
-              <w:rPr>
-                <w:rFonts w:ascii="Times New Roman" w:hAnsi="Times New Roman"/>
-                <w:b w:val="0"/>
-                <w:color w:val="000000"/>
-                <w:sz w:val="26"/>
-              </w:rPr>
-              <w:t xml:space="preserve">Kiểm tra những nơi in dữ liệu có dùng </w:t>
-            </w:r>
-            <w:r>
-              <w:rPr>
-                <w:rFonts w:ascii="Times New Roman" w:hAnsi="Times New Roman"/>
-                <w:b w:val="0"/>
-                <w:color w:val="000000"/>
-                <w:sz w:val="26"/>
-              </w:rPr>
-              <w:t>e</w:t>
-            </w:r>
-            <w:r>
-              <w:rPr>
-                <w:rFonts w:ascii="Times New Roman" w:hAnsi="Times New Roman"/>
-                <w:b w:val="0"/>
-                <w:color w:val="000000"/>
-                <w:sz w:val="26"/>
-              </w:rPr>
-              <w:t xml:space="preserve"> không.</w:t>
-            </w:r>
-          </w:p>
-        </w:tc>
-      </w:tr>
     </w:tbl>
     <w:p>
       <w:pPr>
@@ -6015,7 +6310,7 @@
           <w:b/>
           <w:sz w:val="26"/>
         </w:rPr>
-        <w:t>VI. BÀI TẬP MỞ RỘNG: KẾT HỢP BA BỘ LỌC</w:t>
+        <w:t>VI. BÀI TẬP MỞ RỘNG: KIỂM TRA BẢN NHÁP TRƯỚC KHI HOÀN TẤT</w:t>
       </w:r>
     </w:p>
     <w:p>
@@ -6062,535 +6357,58 @@
           <w:b w:val="0"/>
           <w:sz w:val="26"/>
         </w:rPr>
-        <w:t>Hoàn thiện src/EventFilter.php để lọc đồng thời theo từ khóa, loại sự kiện và tình trạng còn chỗ. Trang ban đầu có ô nhập từ khóa; sinh viên bổ sung ô chọn loại và tùy chọn còn chỗ theo yêu cầu dưới đây. Giữ tên hàm, tham số và dữ liệu kiểm thử theo yêu cầu.</w:t>
+        <w:t>Hoàn thiện hàm canComplete trong src/DraftGuard.php. Kiểm thử hàm trước, sau đó tích hợp vào trang hoàn tất theo hướng dẫn dưới đây.</w:t>
       </w:r>
     </w:p>
-    <w:tbl>
-      <w:tblPr>
-        <w:tblW w:type="auto" w:w="0"/>
-        <w:tblLayout w:type="fixed"/>
-        <w:tblLook w:firstColumn="1" w:firstRow="1" w:lastColumn="0" w:lastRow="0" w:noHBand="0" w:noVBand="1" w:val="04A0"/>
-        <w:tblBorders>
-          <w:top w:val="single" w:sz="4" w:color="000000"/>
-          <w:left w:val="single" w:sz="4" w:color="000000"/>
-          <w:bottom w:val="single" w:sz="4" w:color="000000"/>
-          <w:right w:val="single" w:sz="4" w:color="000000"/>
-          <w:insideH w:val="single" w:sz="4" w:color="000000"/>
-          <w:insideV w:val="single" w:sz="4" w:color="000000"/>
-        </w:tblBorders>
-      </w:tblPr>
-      <w:tblGrid>
-        <w:gridCol w:w="1701"/>
-        <w:gridCol w:w="7370"/>
-      </w:tblGrid>
-      <w:tr>
-        <w:trPr>
-          <w:cantSplit/>
-          <w:tblHeader/>
-        </w:trPr>
-        <w:tc>
-          <w:tcPr>
-            <w:tcW w:type="dxa" w:w="1701"/>
-            <w:tcMar>
-              <w:left w:w="75" w:type="dxa"/>
-              <w:right w:w="75" w:type="dxa"/>
-            </w:tcMar>
-          </w:tcPr>
-          <w:p>
-            <w:pPr>
-              <w:widowControl/>
-              <w:spacing w:line="240" w:lineRule="auto" w:after="80" w:before="80"/>
-              <w:ind w:firstLine="0"/>
-              <w:jc w:val="left"/>
-            </w:pPr>
-            <w:r>
-              <w:rPr>
-                <w:rFonts w:ascii="Times New Roman" w:hAnsi="Times New Roman"/>
-                <w:b/>
-                <w:color w:val="000000"/>
-                <w:sz w:val="26"/>
-              </w:rPr>
-              <w:t>Bộ lọc</w:t>
-            </w:r>
-          </w:p>
-        </w:tc>
-        <w:tc>
-          <w:tcPr>
-            <w:tcW w:type="dxa" w:w="7370"/>
-            <w:tcMar>
-              <w:left w:w="75" w:type="dxa"/>
-              <w:right w:w="75" w:type="dxa"/>
-            </w:tcMar>
-          </w:tcPr>
-          <w:p>
-            <w:pPr>
-              <w:widowControl/>
-              <w:spacing w:line="240" w:lineRule="auto" w:after="80" w:before="80"/>
-              <w:ind w:firstLine="0"/>
-              <w:jc w:val="left"/>
-            </w:pPr>
-            <w:r>
-              <w:rPr>
-                <w:rFonts w:ascii="Times New Roman" w:hAnsi="Times New Roman"/>
-                <w:b/>
-                <w:color w:val="000000"/>
-                <w:sz w:val="26"/>
-              </w:rPr>
-              <w:t>ID cần trả về</w:t>
-            </w:r>
-          </w:p>
-        </w:tc>
-      </w:tr>
-      <w:tr>
-        <w:trPr>
-          <w:cantSplit/>
-        </w:trPr>
-        <w:tc>
-          <w:tcPr>
-            <w:tcW w:type="dxa" w:w="1701"/>
-            <w:tcMar>
-              <w:left w:w="75" w:type="dxa"/>
-              <w:right w:w="75" w:type="dxa"/>
-            </w:tcMar>
-          </w:tcPr>
-          <w:p>
-            <w:pPr>
-              <w:widowControl/>
-              <w:spacing w:line="240" w:lineRule="auto" w:after="80" w:before="80"/>
-              <w:ind w:firstLine="0"/>
-              <w:jc w:val="left"/>
-            </w:pPr>
-            <w:r>
-              <w:rPr>
-                <w:rFonts w:ascii="Times New Roman" w:hAnsi="Times New Roman"/>
-                <w:b w:val="0"/>
-                <w:color w:val="000000"/>
-                <w:sz w:val="26"/>
-              </w:rPr>
-              <w:t>Không lọc</w:t>
-            </w:r>
-          </w:p>
-        </w:tc>
-        <w:tc>
-          <w:tcPr>
-            <w:tcW w:type="dxa" w:w="7370"/>
-            <w:tcMar>
-              <w:left w:w="75" w:type="dxa"/>
-              <w:right w:w="75" w:type="dxa"/>
-            </w:tcMar>
-          </w:tcPr>
-          <w:p>
-            <w:pPr>
-              <w:widowControl/>
-              <w:spacing w:line="240" w:lineRule="auto" w:after="80" w:before="80"/>
-              <w:ind w:firstLine="0"/>
-              <w:jc w:val="left"/>
-            </w:pPr>
-            <w:r>
-              <w:rPr>
-                <w:rFonts w:ascii="Times New Roman" w:hAnsi="Times New Roman"/>
-                <w:b w:val="0"/>
-                <w:color w:val="000000"/>
-                <w:sz w:val="26"/>
-              </w:rPr>
-              <w:t>1, 2, 3</w:t>
-            </w:r>
-          </w:p>
-        </w:tc>
-      </w:tr>
-      <w:tr>
-        <w:trPr>
-          <w:cantSplit/>
-        </w:trPr>
-        <w:tc>
-          <w:tcPr>
-            <w:tcW w:type="dxa" w:w="1701"/>
-            <w:tcMar>
-              <w:left w:w="75" w:type="dxa"/>
-              <w:right w:w="75" w:type="dxa"/>
-            </w:tcMar>
-          </w:tcPr>
-          <w:p>
-            <w:pPr>
-              <w:widowControl/>
-              <w:spacing w:line="240" w:lineRule="auto" w:after="80" w:before="80"/>
-              <w:ind w:firstLine="0"/>
-              <w:jc w:val="left"/>
-            </w:pPr>
-            <w:r>
-              <w:rPr>
-                <w:rFonts w:ascii="Times New Roman" w:hAnsi="Times New Roman"/>
-                <w:b w:val="0"/>
-                <w:color w:val="000000"/>
-                <w:sz w:val="26"/>
-              </w:rPr>
-              <w:t>php</w:t>
-            </w:r>
-          </w:p>
-        </w:tc>
-        <w:tc>
-          <w:tcPr>
-            <w:tcW w:type="dxa" w:w="7370"/>
-            <w:tcMar>
-              <w:left w:w="75" w:type="dxa"/>
-              <w:right w:w="75" w:type="dxa"/>
-            </w:tcMar>
-          </w:tcPr>
-          <w:p>
-            <w:pPr>
-              <w:widowControl/>
-              <w:spacing w:line="240" w:lineRule="auto" w:after="80" w:before="80"/>
-              <w:ind w:firstLine="0"/>
-              <w:jc w:val="left"/>
-            </w:pPr>
-            <w:r>
-              <w:rPr>
-                <w:rFonts w:ascii="Times New Roman" w:hAnsi="Times New Roman"/>
-                <w:b w:val="0"/>
-                <w:color w:val="000000"/>
-                <w:sz w:val="26"/>
-              </w:rPr>
-              <w:t>1</w:t>
-            </w:r>
-          </w:p>
-        </w:tc>
-      </w:tr>
-      <w:tr>
-        <w:trPr>
-          <w:cantSplit/>
-        </w:trPr>
-        <w:tc>
-          <w:tcPr>
-            <w:tcW w:type="dxa" w:w="1701"/>
-            <w:tcMar>
-              <w:left w:w="75" w:type="dxa"/>
-              <w:right w:w="75" w:type="dxa"/>
-            </w:tcMar>
-          </w:tcPr>
-          <w:p>
-            <w:pPr>
-              <w:widowControl/>
-              <w:spacing w:line="240" w:lineRule="auto" w:after="80" w:before="80"/>
-              <w:ind w:firstLine="0"/>
-              <w:jc w:val="left"/>
-            </w:pPr>
-            <w:r>
-              <w:rPr>
-                <w:rFonts w:ascii="Times New Roman" w:hAnsi="Times New Roman"/>
-                <w:b w:val="0"/>
-                <w:color w:val="000000"/>
-                <w:sz w:val="26"/>
-              </w:rPr>
-              <w:t xml:space="preserve">Loại </w:t>
-            </w:r>
-            <w:r>
-              <w:rPr>
-                <w:rFonts w:ascii="Times New Roman" w:hAnsi="Times New Roman"/>
-                <w:b w:val="0"/>
-                <w:color w:val="000000"/>
-                <w:sz w:val="26"/>
-              </w:rPr>
-              <w:t>tech</w:t>
-            </w:r>
-          </w:p>
-        </w:tc>
-        <w:tc>
-          <w:tcPr>
-            <w:tcW w:type="dxa" w:w="7370"/>
-            <w:tcMar>
-              <w:left w:w="75" w:type="dxa"/>
-              <w:right w:w="75" w:type="dxa"/>
-            </w:tcMar>
-          </w:tcPr>
-          <w:p>
-            <w:pPr>
-              <w:widowControl/>
-              <w:spacing w:line="240" w:lineRule="auto" w:after="80" w:before="80"/>
-              <w:ind w:firstLine="0"/>
-              <w:jc w:val="left"/>
-            </w:pPr>
-            <w:r>
-              <w:rPr>
-                <w:rFonts w:ascii="Times New Roman" w:hAnsi="Times New Roman"/>
-                <w:b w:val="0"/>
-                <w:color w:val="000000"/>
-                <w:sz w:val="26"/>
-              </w:rPr>
-              <w:t>1, 3</w:t>
-            </w:r>
-          </w:p>
-        </w:tc>
-      </w:tr>
-      <w:tr>
-        <w:trPr>
-          <w:cantSplit/>
-        </w:trPr>
-        <w:tc>
-          <w:tcPr>
-            <w:tcW w:type="dxa" w:w="1701"/>
-            <w:tcMar>
-              <w:left w:w="75" w:type="dxa"/>
-              <w:right w:w="75" w:type="dxa"/>
-            </w:tcMar>
-          </w:tcPr>
-          <w:p>
-            <w:pPr>
-              <w:widowControl/>
-              <w:spacing w:line="240" w:lineRule="auto" w:after="80" w:before="80"/>
-              <w:ind w:firstLine="0"/>
-              <w:jc w:val="left"/>
-            </w:pPr>
-            <w:r>
-              <w:rPr>
-                <w:rFonts w:ascii="Times New Roman" w:hAnsi="Times New Roman"/>
-                <w:b w:val="0"/>
-                <w:color w:val="000000"/>
-                <w:sz w:val="26"/>
-              </w:rPr>
-              <w:t>Chỉ còn chỗ</w:t>
-            </w:r>
-          </w:p>
-        </w:tc>
-        <w:tc>
-          <w:tcPr>
-            <w:tcW w:type="dxa" w:w="7370"/>
-            <w:tcMar>
-              <w:left w:w="75" w:type="dxa"/>
-              <w:right w:w="75" w:type="dxa"/>
-            </w:tcMar>
-          </w:tcPr>
-          <w:p>
-            <w:pPr>
-              <w:widowControl/>
-              <w:spacing w:line="240" w:lineRule="auto" w:after="80" w:before="80"/>
-              <w:ind w:firstLine="0"/>
-              <w:jc w:val="left"/>
-            </w:pPr>
-            <w:r>
-              <w:rPr>
-                <w:rFonts w:ascii="Times New Roman" w:hAnsi="Times New Roman"/>
-                <w:b w:val="0"/>
-                <w:color w:val="000000"/>
-                <w:sz w:val="26"/>
-              </w:rPr>
-              <w:t>1, 3</w:t>
-            </w:r>
-          </w:p>
-        </w:tc>
-      </w:tr>
-      <w:tr>
-        <w:trPr>
-          <w:cantSplit/>
-        </w:trPr>
-        <w:tc>
-          <w:tcPr>
-            <w:tcW w:type="dxa" w:w="1701"/>
-            <w:tcMar>
-              <w:left w:w="75" w:type="dxa"/>
-              <w:right w:w="75" w:type="dxa"/>
-            </w:tcMar>
-          </w:tcPr>
-          <w:p>
-            <w:pPr>
-              <w:widowControl/>
-              <w:spacing w:line="240" w:lineRule="auto" w:after="80" w:before="80"/>
-              <w:ind w:firstLine="0"/>
-              <w:jc w:val="left"/>
-            </w:pPr>
-            <w:r>
-              <w:rPr>
-                <w:rFonts w:ascii="Times New Roman" w:hAnsi="Times New Roman"/>
-                <w:b w:val="0"/>
-                <w:color w:val="000000"/>
-                <w:sz w:val="26"/>
-              </w:rPr>
-              <w:t>Git</w:t>
-            </w:r>
-            <w:r>
-              <w:rPr>
-                <w:rFonts w:ascii="Times New Roman" w:hAnsi="Times New Roman"/>
-                <w:b w:val="0"/>
-                <w:color w:val="000000"/>
-                <w:sz w:val="26"/>
-              </w:rPr>
-              <w:t xml:space="preserve"> + </w:t>
-            </w:r>
-            <w:r>
-              <w:rPr>
-                <w:rFonts w:ascii="Times New Roman" w:hAnsi="Times New Roman"/>
-                <w:b w:val="0"/>
-                <w:color w:val="000000"/>
-                <w:sz w:val="26"/>
-              </w:rPr>
-              <w:t>tech</w:t>
-            </w:r>
-            <w:r>
-              <w:rPr>
-                <w:rFonts w:ascii="Times New Roman" w:hAnsi="Times New Roman"/>
-                <w:b w:val="0"/>
-                <w:color w:val="000000"/>
-                <w:sz w:val="26"/>
-              </w:rPr>
-              <w:t xml:space="preserve"> + còn chỗ</w:t>
-            </w:r>
-          </w:p>
-        </w:tc>
-        <w:tc>
-          <w:tcPr>
-            <w:tcW w:type="dxa" w:w="7370"/>
-            <w:tcMar>
-              <w:left w:w="75" w:type="dxa"/>
-              <w:right w:w="75" w:type="dxa"/>
-            </w:tcMar>
-          </w:tcPr>
-          <w:p>
-            <w:pPr>
-              <w:widowControl/>
-              <w:spacing w:line="240" w:lineRule="auto" w:after="80" w:before="80"/>
-              <w:ind w:firstLine="0"/>
-              <w:jc w:val="left"/>
-            </w:pPr>
-            <w:r>
-              <w:rPr>
-                <w:rFonts w:ascii="Times New Roman" w:hAnsi="Times New Roman"/>
-                <w:b w:val="0"/>
-                <w:color w:val="000000"/>
-                <w:sz w:val="26"/>
-              </w:rPr>
-              <w:t>3</w:t>
-            </w:r>
-          </w:p>
-        </w:tc>
-      </w:tr>
-      <w:tr>
-        <w:trPr>
-          <w:cantSplit/>
-        </w:trPr>
-        <w:tc>
-          <w:tcPr>
-            <w:tcW w:type="dxa" w:w="1701"/>
-            <w:tcMar>
-              <w:left w:w="75" w:type="dxa"/>
-              <w:right w:w="75" w:type="dxa"/>
-            </w:tcMar>
-          </w:tcPr>
-          <w:p>
-            <w:pPr>
-              <w:widowControl/>
-              <w:spacing w:line="240" w:lineRule="auto" w:after="80" w:before="80"/>
-              <w:ind w:firstLine="0"/>
-              <w:jc w:val="left"/>
-            </w:pPr>
-            <w:r>
-              <w:rPr>
-                <w:rFonts w:ascii="Times New Roman" w:hAnsi="Times New Roman"/>
-                <w:b w:val="0"/>
-                <w:color w:val="000000"/>
-                <w:sz w:val="26"/>
-              </w:rPr>
-              <w:t>design</w:t>
-            </w:r>
-            <w:r>
-              <w:rPr>
-                <w:rFonts w:ascii="Times New Roman" w:hAnsi="Times New Roman"/>
-                <w:b w:val="0"/>
-                <w:color w:val="000000"/>
-                <w:sz w:val="26"/>
-              </w:rPr>
-              <w:t xml:space="preserve"> + còn chỗ</w:t>
-            </w:r>
-          </w:p>
-        </w:tc>
-        <w:tc>
-          <w:tcPr>
-            <w:tcW w:type="dxa" w:w="7370"/>
-            <w:tcMar>
-              <w:left w:w="75" w:type="dxa"/>
-              <w:right w:w="75" w:type="dxa"/>
-            </w:tcMar>
-          </w:tcPr>
-          <w:p>
-            <w:pPr>
-              <w:widowControl/>
-              <w:spacing w:line="240" w:lineRule="auto" w:after="80" w:before="80"/>
-              <w:ind w:firstLine="0"/>
-              <w:jc w:val="left"/>
-            </w:pPr>
-            <w:r>
-              <w:rPr>
-                <w:rFonts w:ascii="Times New Roman" w:hAnsi="Times New Roman"/>
-                <w:b w:val="0"/>
-                <w:color w:val="000000"/>
-                <w:sz w:val="26"/>
-              </w:rPr>
-              <w:t>Rỗng</w:t>
-            </w:r>
-          </w:p>
-        </w:tc>
-      </w:tr>
-      <w:tr>
-        <w:trPr>
-          <w:cantSplit/>
-        </w:trPr>
-        <w:tc>
-          <w:tcPr>
-            <w:tcW w:type="dxa" w:w="1701"/>
-            <w:tcMar>
-              <w:left w:w="75" w:type="dxa"/>
-              <w:right w:w="75" w:type="dxa"/>
-            </w:tcMar>
-          </w:tcPr>
-          <w:p>
-            <w:pPr>
-              <w:widowControl/>
-              <w:spacing w:line="240" w:lineRule="auto" w:after="80" w:before="80"/>
-              <w:ind w:firstLine="0"/>
-              <w:jc w:val="left"/>
-            </w:pPr>
-            <w:r>
-              <w:rPr>
-                <w:rFonts w:ascii="Times New Roman" w:hAnsi="Times New Roman"/>
-                <w:b w:val="0"/>
-                <w:color w:val="000000"/>
-                <w:sz w:val="26"/>
-              </w:rPr>
-              <w:t>Loại không tồn tại</w:t>
-            </w:r>
-          </w:p>
-        </w:tc>
-        <w:tc>
-          <w:tcPr>
-            <w:tcW w:type="dxa" w:w="7370"/>
-            <w:tcMar>
-              <w:left w:w="75" w:type="dxa"/>
-              <w:right w:w="75" w:type="dxa"/>
-            </w:tcMar>
-          </w:tcPr>
-          <w:p>
-            <w:pPr>
-              <w:widowControl/>
-              <w:spacing w:line="240" w:lineRule="auto" w:after="80" w:before="80"/>
-              <w:ind w:firstLine="0"/>
-              <w:jc w:val="left"/>
-            </w:pPr>
-            <w:r>
-              <w:rPr>
-                <w:rFonts w:ascii="Times New Roman" w:hAnsi="Times New Roman"/>
-                <w:b w:val="0"/>
-                <w:color w:val="000000"/>
-                <w:sz w:val="26"/>
-              </w:rPr>
-              <w:t>Rỗng</w:t>
-            </w:r>
-          </w:p>
-        </w:tc>
-      </w:tr>
-    </w:tbl>
     <w:p>
       <w:pPr>
         <w:widowControl/>
-        <w:spacing w:after="0"/>
-      </w:pPr>
+      </w:pPr>
+      <w:r>
+        <w:rPr>
+          <w:rFonts w:ascii="Times New Roman" w:hAnsi="Times New Roman"/>
+          <w:b w:val="0"/>
+          <w:color w:val="000000"/>
+          <w:sz w:val="26"/>
+        </w:rPr>
+        <w:t xml:space="preserve">Hàm nhận mảng Session, ID sự kiện đang yêu cầu, thời gian hiện tại và thời gian sống. Chỉ trả </w:t>
+      </w:r>
+      <w:r>
+        <w:rPr>
+          <w:rFonts w:ascii="Times New Roman" w:hAnsi="Times New Roman"/>
+          <w:b w:val="0"/>
+          <w:color w:val="000000"/>
+          <w:sz w:val="26"/>
+        </w:rPr>
+        <w:t>true</w:t>
+      </w:r>
+      <w:r>
+        <w:rPr>
+          <w:rFonts w:ascii="Times New Roman" w:hAnsi="Times New Roman"/>
+          <w:b w:val="0"/>
+          <w:color w:val="000000"/>
+          <w:sz w:val="26"/>
+        </w:rPr>
+        <w:t xml:space="preserve"> khi có bản nháp hợp lệ, đúng sự kiện, chưa hết hạn, thời điểm tạo không ở tương lai và thời gian sống lớn hơn 0. Thời điểm đúng ngưỡng hết hạn phải trả </w:t>
+      </w:r>
+      <w:r>
+        <w:rPr>
+          <w:rFonts w:ascii="Times New Roman" w:hAnsi="Times New Roman"/>
+          <w:b w:val="0"/>
+          <w:color w:val="000000"/>
+          <w:sz w:val="26"/>
+        </w:rPr>
+        <w:t>false</w:t>
+      </w:r>
+      <w:r>
+        <w:rPr>
+          <w:rFonts w:ascii="Times New Roman" w:hAnsi="Times New Roman"/>
+          <w:b w:val="0"/>
+          <w:color w:val="000000"/>
+          <w:sz w:val="26"/>
+        </w:rPr>
+        <w:t>.</w:t>
+      </w:r>
     </w:p>
     <w:p>
       <w:pPr>
@@ -6602,7 +6420,7 @@
           <w:b w:val="0"/>
           <w:sz w:val="26"/>
         </w:rPr>
-        <w:t>Chạy bash lab.sh extend; kết quả yêu cầu là TESTS=8 FAILED=0. Hàm cần trả mảng mới, không thay đổi mảng đầu vào và không chèn HTML vào kết quả. Kiểm tra thêm trên giao diện: các điều kiện đã chọn phải được giữ lại sau khi gửi Form.</w:t>
+        <w:t>Chạy bash lab.sh extend để kiểm tra 7 ca mở rộng; chạy lại bash lab.sh test để kiểm tra chức năng cũ. Bộ kiểm thử sử dụng now=1300, created_at=1000, ttl=300 cho trường hợp đúng ngưỡng hết hạn, nên không cần chờ thời gian thực.</w:t>
       </w:r>
     </w:p>
     <w:p>
@@ -6618,7 +6436,7 @@
           <w:color w:val="000000"/>
           <w:sz w:val="26"/>
         </w:rPr>
-        <w:t>Nối bộ lọc mở rộng vào cùng trang đang làm</w:t>
+        <w:t>Nối hàm kiểm tra vào bước hoàn tất</w:t>
       </w:r>
     </w:p>
     <w:p>
@@ -6633,7 +6451,7 @@
           <w:color w:val="000000"/>
           <w:sz w:val="26"/>
         </w:rPr>
-        <w:t xml:space="preserve">Mở </w:t>
+        <w:t xml:space="preserve">Sau khi </w:t>
       </w:r>
       <w:r>
         <w:rPr>
@@ -6642,7 +6460,7 @@
           <w:color w:val="000000"/>
           <w:sz w:val="26"/>
         </w:rPr>
-        <w:t>src/EventFilter.php</w:t>
+        <w:t>bash lab.sh extend</w:t>
       </w:r>
       <w:r>
         <w:rPr>
@@ -6651,7 +6469,61 @@
           <w:color w:val="000000"/>
           <w:sz w:val="26"/>
         </w:rPr>
-        <w:t>. Hàm cần nhận thêm hai tham số tùy chọn:</w:t>
+        <w:t xml:space="preserve"> đạt, mở </w:t>
+      </w:r>
+      <w:r>
+        <w:rPr>
+          <w:rFonts w:ascii="Times New Roman" w:hAnsi="Times New Roman"/>
+          <w:b w:val="0"/>
+          <w:color w:val="000000"/>
+          <w:sz w:val="26"/>
+        </w:rPr>
+        <w:t>public/confirm.php</w:t>
+      </w:r>
+      <w:r>
+        <w:rPr>
+          <w:rFonts w:ascii="Times New Roman" w:hAnsi="Times New Roman"/>
+          <w:b w:val="0"/>
+          <w:color w:val="000000"/>
+          <w:sz w:val="26"/>
+        </w:rPr>
+        <w:t xml:space="preserve">. Trong form </w:t>
+      </w:r>
+      <w:r>
+        <w:rPr>
+          <w:rFonts w:ascii="Times New Roman" w:hAnsi="Times New Roman"/>
+          <w:b w:val="0"/>
+          <w:color w:val="000000"/>
+          <w:sz w:val="26"/>
+        </w:rPr>
+        <w:t>action="/complete.php"</w:t>
+      </w:r>
+      <w:r>
+        <w:rPr>
+          <w:rFonts w:ascii="Times New Roman" w:hAnsi="Times New Roman"/>
+          <w:b w:val="0"/>
+          <w:color w:val="000000"/>
+          <w:sz w:val="26"/>
+        </w:rPr>
+        <w:t xml:space="preserve">, ngay sau trường ẩn </w:t>
+      </w:r>
+      <w:r>
+        <w:rPr>
+          <w:rFonts w:ascii="Times New Roman" w:hAnsi="Times New Roman"/>
+          <w:b w:val="0"/>
+          <w:color w:val="000000"/>
+          <w:sz w:val="26"/>
+        </w:rPr>
+        <w:t>csrf</w:t>
+      </w:r>
+      <w:r>
+        <w:rPr>
+          <w:rFonts w:ascii="Times New Roman" w:hAnsi="Times New Roman"/>
+          <w:b w:val="0"/>
+          <w:color w:val="000000"/>
+          <w:sz w:val="26"/>
+        </w:rPr>
+        <w:t>, thêm trường ID sự kiện:</w:t>
       </w:r>
     </w:p>
     <w:p>
@@ -6669,7 +6541,7 @@
           <w:b w:val="0"/>
           <w:sz w:val="26"/>
         </w:rPr>
-        <w:t>function filterEvents(array $events, string $query,</w:t>
+        <w:t>&lt;input type="hidden" name="event_id"</w:t>
       </w:r>
     </w:p>
     <w:p>
@@ -6685,13 +6557,79 @@
           <w:b w:val="0"/>
           <w:sz w:val="26"/>
         </w:rPr>
-        <w:t xml:space="preserve">    string $category = '', bool $availableOnly = false): array</w:t>
+        <w:t xml:space="preserve">       value="&lt;?= (int)$data['event_id'] ?&gt;"&gt;</w:t>
       </w:r>
     </w:p>
     <w:p>
       <w:pPr>
-        <w:keepNext/>
         <w:widowControl/>
+      </w:pPr>
+      <w:r>
+        <w:rPr>
+          <w:rFonts w:ascii="Times New Roman" w:hAnsi="Times New Roman"/>
+          <w:b w:val="0"/>
+          <w:color w:val="000000"/>
+          <w:sz w:val="26"/>
+        </w:rPr>
+        <w:t>Không thêm trường này vào form hủy. Trình duyệt gửi ID để hàm đối chiếu với bản nháp phía máy chủ; trường ẩn không phải bằng chứng quyền truy cập. Nếu thiếu trường, hàm nhận ID 0 và từ chối ngay cả đăng ký hợp lệ.</w:t>
+      </w:r>
+    </w:p>
+    <w:p>
+      <w:pPr>
+        <w:widowControl/>
+      </w:pPr>
+      <w:r>
+        <w:rPr>
+          <w:rFonts w:ascii="Times New Roman" w:hAnsi="Times New Roman"/>
+          <w:b w:val="0"/>
+          <w:color w:val="000000"/>
+          <w:sz w:val="26"/>
+        </w:rPr>
+        <w:t xml:space="preserve">Tiếp theo mở </w:t>
+      </w:r>
+      <w:r>
+        <w:rPr>
+          <w:rFonts w:ascii="Times New Roman" w:hAnsi="Times New Roman"/>
+          <w:b w:val="0"/>
+          <w:color w:val="000000"/>
+          <w:sz w:val="26"/>
+        </w:rPr>
+        <w:t>public/complete.php</w:t>
+      </w:r>
+      <w:r>
+        <w:rPr>
+          <w:rFonts w:ascii="Times New Roman" w:hAnsi="Times New Roman"/>
+          <w:b w:val="0"/>
+          <w:color w:val="000000"/>
+          <w:sz w:val="26"/>
+        </w:rPr>
+        <w:t xml:space="preserve">. Thêm ngay sau các dòng </w:t>
+      </w:r>
+      <w:r>
+        <w:rPr>
+          <w:rFonts w:ascii="Times New Roman" w:hAnsi="Times New Roman"/>
+          <w:b w:val="0"/>
+          <w:color w:val="000000"/>
+          <w:sz w:val="26"/>
+        </w:rPr>
+        <w:t>require</w:t>
+      </w:r>
+      <w:r>
+        <w:rPr>
+          <w:rFonts w:ascii="Times New Roman" w:hAnsi="Times New Roman"/>
+          <w:b w:val="0"/>
+          <w:color w:val="000000"/>
+          <w:sz w:val="26"/>
+        </w:rPr>
+        <w:t>:</w:t>
+      </w:r>
+    </w:p>
+    <w:p>
+      <w:pPr>
+        <w:widowControl/>
+        <w:spacing w:after="120" w:before="0" w:line="240" w:lineRule="auto"/>
+        <w:ind w:firstLine="0" w:left="142" w:right="85"/>
+        <w:jc w:val="left"/>
       </w:pPr>
       <w:r>
         <w:rPr>
@@ -6699,7 +6637,40 @@
           <w:b w:val="0"/>
           <w:sz w:val="26"/>
         </w:rPr>
-        <w:t>Sửa hàm hiện có, không khai báo thêm hàm trùng tên. Sau khi các ca kiểm thử đạt, mở public/index.php và thêm phần đọc điều kiện ngay sau dòng đọc từ khóa:</w:t>
+        <w:t>require __DIR__.'/../src/DraftGuard.php';</w:t>
+      </w:r>
+    </w:p>
+    <w:p>
+      <w:pPr>
+        <w:keepNext/>
+        <w:widowControl/>
+      </w:pPr>
+      <w:r>
+        <w:rPr>
+          <w:rFonts w:ascii="Times New Roman" w:hAnsi="Times New Roman"/>
+          <w:b w:val="0"/>
+          <w:color w:val="000000"/>
+          <w:sz w:val="26"/>
+        </w:rPr>
+        <w:t xml:space="preserve">Trong nhánh POST, giữ </w:t>
+      </w:r>
+      <w:r>
+        <w:rPr>
+          <w:rFonts w:ascii="Times New Roman" w:hAnsi="Times New Roman"/>
+          <w:b w:val="0"/>
+          <w:color w:val="000000"/>
+          <w:sz w:val="26"/>
+        </w:rPr>
+        <w:t>checkCsrf($_POST)</w:t>
+      </w:r>
+      <w:r>
+        <w:rPr>
+          <w:rFonts w:ascii="Times New Roman" w:hAnsi="Times New Roman"/>
+          <w:b w:val="0"/>
+          <w:color w:val="000000"/>
+          <w:sz w:val="26"/>
+        </w:rPr>
+        <w:t>. Thay điều kiện kiểm tra bản nháp trước khi hoàn tất bằng điều kiện gọi hàm vừa viết:</w:t>
       </w:r>
     </w:p>
     <w:p>
@@ -6717,7 +6688,43 @@
           <w:b w:val="0"/>
           <w:sz w:val="26"/>
         </w:rPr>
-        <w:t>$category = field($_GET, 'category');</w:t>
+        <w:t>if (!canComplete($_SESSION, (int)field($_POST, 'event_id'), time(), 1800)) {</w:t>
+      </w:r>
+    </w:p>
+    <w:p>
+      <w:pPr>
+        <w:keepNext/>
+        <w:keepLines/>
+        <w:widowControl/>
+        <w:spacing w:after="0" w:before="0" w:line="240" w:lineRule="auto"/>
+        <w:ind w:firstLine="0" w:left="142" w:right="85"/>
+        <w:jc w:val="left"/>
+      </w:pPr>
+      <w:r>
+        <w:rPr>
+          <w:rFonts w:ascii="Times New Roman" w:hAnsi="Times New Roman"/>
+          <w:b w:val="0"/>
+          <w:sz w:val="26"/>
+        </w:rPr>
+        <w:t xml:space="preserve">    cancelDraft($_SESSION);</w:t>
+      </w:r>
+    </w:p>
+    <w:p>
+      <w:pPr>
+        <w:keepNext/>
+        <w:keepLines/>
+        <w:widowControl/>
+        <w:spacing w:after="0" w:before="0" w:line="240" w:lineRule="auto"/>
+        <w:ind w:firstLine="0" w:left="142" w:right="85"/>
+        <w:jc w:val="left"/>
+      </w:pPr>
+      <w:r>
+        <w:rPr>
+          <w:rFonts w:ascii="Times New Roman" w:hAnsi="Times New Roman"/>
+          <w:b w:val="0"/>
+          <w:sz w:val="26"/>
+        </w:rPr>
+        <w:t xml:space="preserve">    header('Location: /register.php', true, 303);</w:t>
       </w:r>
     </w:p>
     <w:p>
@@ -6735,7 +6742,7 @@
           <w:b w:val="0"/>
           <w:sz w:val="26"/>
         </w:rPr>
-        <w:t>$availableOnly = field($_GET, 'available') === '1';</w:t>
+        <w:t xml:space="preserve">    exit;</w:t>
       </w:r>
     </w:p>
     <w:p>
@@ -6751,7 +6758,7 @@
           <w:b w:val="0"/>
           <w:sz w:val="26"/>
         </w:rPr>
-        <w:t>$visible = filterEvents($events, $query, $category, $availableOnly);</w:t>
+        <w:t>}</w:t>
       </w:r>
     </w:p>
     <w:p>
@@ -6762,9 +6769,10 @@
         <w:rPr>
           <w:rFonts w:ascii="Times New Roman" w:hAnsi="Times New Roman"/>
           <w:b w:val="0"/>
+          <w:color w:val="000000"/>
           <w:sz w:val="26"/>
         </w:rPr>
-        <w:t>Thay lời gọi filterEvents hiện tại bằng lời gọi có đủ tham số. Giữ tên biến kết quả thống nhất với vòng lặp hiển thị ($visible hoặc $items). Thêm ô chọn loại và ô đánh dấu còn chỗ vào Form GET, lần lượt dùng name="category" và name="available"; giá trị khi đánh dấu là 1. Giữ lại các lựa chọn sau khi gửi Form.</w:t>
+        <w:t>Giữ nguyên phần hoàn tất mô phỏng phía sau. Gửi form xác nhận hợp lệ phải đến trang hoàn tất; yêu cầu sai sự kiện hoặc bản nháp hết hạn phải quay lại form. Thử bằng dữ liệu giả trên máy học tập.</w:t>
       </w:r>
     </w:p>
     <w:p>
@@ -6781,7 +6789,7 @@
     <w:p>
       <w:pPr/>
       <w:r>
-        <w:t>Có trang danh sách, bộ lọc theo từ khóa/loại/còn chỗ và Form đăng ký kiểm tra phía máy chủ. Dữ liệu đăng ký hợp lệ hiển thị ở mức xem trước, chưa lưu CSDL.</w:t>
+        <w:t>Có luồng nhập, xem lại, sửa, hủy và hoàn tất mô phỏng; bản nháp sai hoặc hết hạn bị từ chối; các phiên sử dụng và tùy chọn giao diện tách biệt.</w:t>
       </w:r>
     </w:p>
     <w:p>
@@ -6798,37 +6806,37 @@
     <w:p>
       <w:pPr/>
       <w:r>
-        <w:t>[ ] Từ khóa php chỉ trả PHP Open Day; xyz trả danh sách rỗng.</w:t>
+        <w:t>[ ] Tải lại trang xác nhận giữ đúng bản nháp còn hạn.</w:t>
       </w:r>
     </w:p>
     <w:p>
       <w:pPr/>
       <w:r>
-        <w:t>[ ] Ba điều kiện lọc hoạt động trên cùng trang và được giữ lại.</w:t>
+        <w:t>[ ] Sửa và hủy không làm thay đổi phiên của người khác.</w:t>
       </w:r>
     </w:p>
     <w:p>
       <w:pPr/>
       <w:r>
-        <w:t>[ ] Form thiếu họ tên hoặc email sai trả lỗi tại máy chủ.</w:t>
+        <w:t>[ ] Nháp hết hạn/sai sự kiện không hoàn tất được.</w:t>
       </w:r>
     </w:p>
     <w:p>
       <w:pPr/>
       <w:r>
-        <w:t>[ ] Giá trị có dấu nháy/ký tự HTML được hiển thị như dữ liệu.</w:t>
+        <w:t>[ ] Yêu cầu thiếu token bị từ chối; Cookie giữ đúng tùy chọn.</w:t>
       </w:r>
     </w:p>
     <w:p>
       <w:pPr/>
       <w:r>
-        <w:t>[ ] test và extend đạt; trang hiển thị khớp kết quả hàm lọc.</w:t>
+        <w:t>[ ] test và extend đạt; luồng Web thực sự gọi kiểm tra bản nháp.</w:t>
       </w:r>
     </w:p>
     <w:p>
       <w:pPr/>
       <w:r>
-        <w:t>Kết quả tổng hợp của phần tự làm phải có TESTS=8 FAILED=0. Ngoài các phép thử tự động, thực hiện các tình huống kiểm tra trực tiếp nêu trong bài. Lệnh check chỉ xác nhận môi trường, không thay cho test và extend.</w:t>
+        <w:t>Kết quả tổng hợp của phần tự làm phải có TESTS=7 FAILED=0. Ngoài các phép thử tự động, thực hiện các tình huống kiểm tra trực tiếp nêu trong bài. Lệnh check chỉ xác nhận môi trường, không thay cho test và extend.</w:t>
       </w:r>
     </w:p>
     <w:p>
@@ -7012,7 +7020,7 @@
                 <w:b w:val="0"/>
                 <w:sz w:val="26"/>
               </w:rPr>
-              <w:t>Bộ lọc kết hợp</w:t>
+              <w:t>Kiểm tra bản nháp</w:t>
             </w:r>
           </w:p>
         </w:tc>
@@ -7054,7 +7062,7 @@
                 <w:b w:val="0"/>
                 <w:sz w:val="26"/>
               </w:rPr>
-              <w:t>Từ khóa, loại và còn chỗ kết hợp theo AND; giá trị rỗng xử lý đúng; không sửa mảng gốc.</w:t>
+              <w:t>Từ chối nháp không tồn tại, hết hạn, sai sự kiện hoặc sai cấu trúc theo yêu cầu.</w:t>
             </w:r>
           </w:p>
         </w:tc>
@@ -7080,7 +7088,7 @@
                 <w:b w:val="0"/>
                 <w:sz w:val="26"/>
               </w:rPr>
-              <w:t>Giao diện sử dụng bộ lọc</w:t>
+              <w:t>Tích hợp luồng xác nhận</w:t>
             </w:r>
           </w:p>
         </w:tc>
@@ -7122,7 +7130,7 @@
                 <w:b w:val="0"/>
                 <w:sz w:val="26"/>
               </w:rPr>
-              <w:t>Có ô từ khóa, chọn loại, chọn còn chỗ; Form truyền đủ điều kiện và giữ lựa chọn sau khi gửi.</w:t>
+              <w:t>Gọi phần kiểm tra trước khi hoàn tất; sửa/hủy giữ đúng trạng thái và không ảnh hưởng dữ liệu phiên khác.</w:t>
             </w:r>
           </w:p>
         </w:tc>
@@ -7148,7 +7156,7 @@
                 <w:b w:val="0"/>
                 <w:sz w:val="26"/>
               </w:rPr>
-              <w:t>Đầu vào và thông báo</w:t>
+              <w:t>Bảo vệ thao tác</w:t>
             </w:r>
           </w:p>
         </w:tc>
@@ -7190,7 +7198,7 @@
                 <w:b w:val="0"/>
                 <w:sz w:val="26"/>
               </w:rPr>
-              <w:t>Xử lý không có kết quả, tham số sai và ký tự HTML; dữ liệu hiển thị được mã hóa phù hợp.</w:t>
+              <w:t>Thao tác đổi dữ liệu dùng POST và token được cấp; Cookie tùy chọn không chứa dữ liệu đăng ký hoặc quyền.</w:t>
             </w:r>
           </w:p>
         </w:tc>
@@ -7488,7 +7496,7 @@
     <w:p>
       <w:pPr/>
       <w:r>
-        <w:t>Bước 1. Lưu mã bài mẫu và bài tự làm tại Lab03/Ma_nguon, kèm dữ liệu, kiểm thử và README. Loại bỏ .local, mật khẩu và dữ liệu cá nhân thật khỏi bài nộp.</w:t>
+        <w:t>Bước 1. Lưu mã bài mẫu và bài tự làm tại Lab04/Ma_nguon, kèm dữ liệu, kiểm thử và README. Loại bỏ .local, mật khẩu và dữ liệu cá nhân thật khỏi bài nộp.</w:t>
       </w:r>
     </w:p>
     <w:p>
@@ -7500,14 +7508,14 @@
     <w:p>
       <w:pPr/>
       <w:r>
-        <w:t>Bước 3. Commit, đẩy mã lên GitHub và nộp tên nhóm/thành viên, Lab 03, liên kết Ma_nguon tại đúng commit. Kiểm tra quyền đọc; kèm lần chạy Actions khi được yêu cầu. Hạn và địa chỉ nộp do giảng viên công bố. Nếu nhận ZIP, giữ nguyên cấu trúc trên.</w:t>
+        <w:t>Bước 3. Commit, đẩy mã lên GitHub và nộp tên nhóm/thành viên, Lab 04, liên kết Ma_nguon tại đúng commit. Kiểm tra quyền đọc; kèm lần chạy Actions khi được yêu cầu. Hạn và địa chỉ nộp do giảng viên công bố. Nếu nhận ZIP, giữ nguyên cấu trúc trên.</w:t>
       </w:r>
     </w:p>
     <w:sectPr>
       <w:headerReference w:type="default" r:id="rId9"/>
-      <w:headerReference w:type="first" r:id="rId13"/>
-      <w:footerReference w:type="default" r:id="rId14"/>
-      <w:footerReference w:type="first" r:id="rId15"/>
+      <w:headerReference w:type="first" r:id="rId12"/>
+      <w:footerReference w:type="default" r:id="rId13"/>
+      <w:footerReference w:type="first" r:id="rId14"/>
       <w:pgSz w:w="11906" w:h="16838"/>
       <w:pgMar w:top="1134" w:right="1134" w:bottom="1134" w:left="1701" w:header="369" w:footer="567" w:gutter="0"/>
       <w:cols w:space="720"/>
